--- a/Notes/TS/TS.docx
+++ b/Notes/TS/TS.docx
@@ -8,15 +8,200 @@
       </w:r>
     </w:p>
     <w:p>
-      <w:r>
-        <w:rPr>
+      <w:pPr>
+        <w:spacing w:after="0"/>
+        <w:rPr>
+          <w:rFonts w:ascii="Times New Roman" w:hAnsi="Times New Roman" w:cs="Times New Roman"/>
+          <w:sz w:val="20"/>
+          <w:szCs w:val="20"/>
+        </w:rPr>
+      </w:pPr>
+      <w:r>
+        <w:rPr>
+          <w:rFonts w:ascii="Times New Roman" w:hAnsi="Times New Roman" w:cs="Times New Roman"/>
+          <w:sz w:val="20"/>
+          <w:szCs w:val="20"/>
+        </w:rPr>
+        <w:t>// Static typing for variables</w:t>
+      </w:r>
+      <w:r>
+        <w:rPr>
+          <w:rFonts w:ascii="Times New Roman" w:hAnsi="Times New Roman" w:cs="Times New Roman"/>
+          <w:sz w:val="20"/>
+          <w:szCs w:val="20"/>
+        </w:rPr>
+        <w:br/>
+        <w:t xml:space="preserve">let </w:t>
+      </w:r>
+      <w:proofErr w:type="spellStart"/>
+      <w:r>
+        <w:rPr>
+          <w:rFonts w:ascii="Times New Roman" w:hAnsi="Times New Roman" w:cs="Times New Roman"/>
+          <w:sz w:val="20"/>
+          <w:szCs w:val="20"/>
+        </w:rPr>
+        <w:t>myNumber</w:t>
+      </w:r>
+      <w:proofErr w:type="spellEnd"/>
+      <w:r>
+        <w:rPr>
+          <w:rFonts w:ascii="Times New Roman" w:hAnsi="Times New Roman" w:cs="Times New Roman"/>
+          <w:sz w:val="20"/>
+          <w:szCs w:val="20"/>
+        </w:rPr>
+        <w:t>: number = 5;</w:t>
+      </w:r>
+      <w:r>
+        <w:rPr>
+          <w:rFonts w:ascii="Times New Roman" w:hAnsi="Times New Roman" w:cs="Times New Roman"/>
+          <w:sz w:val="20"/>
+          <w:szCs w:val="20"/>
+        </w:rPr>
+        <w:br/>
+        <w:t xml:space="preserve">let </w:t>
+      </w:r>
+      <w:proofErr w:type="spellStart"/>
+      <w:r>
+        <w:rPr>
+          <w:rFonts w:ascii="Times New Roman" w:hAnsi="Times New Roman" w:cs="Times New Roman"/>
+          <w:sz w:val="20"/>
+          <w:szCs w:val="20"/>
+        </w:rPr>
+        <w:t>myString</w:t>
+      </w:r>
+      <w:proofErr w:type="spellEnd"/>
+      <w:r>
+        <w:rPr>
+          <w:rFonts w:ascii="Times New Roman" w:hAnsi="Times New Roman" w:cs="Times New Roman"/>
+          <w:sz w:val="20"/>
+          <w:szCs w:val="20"/>
+        </w:rPr>
+        <w:t>: string = "Hello, TypeScript";</w:t>
+      </w:r>
+      <w:r>
+        <w:rPr>
+          <w:rFonts w:ascii="Times New Roman" w:hAnsi="Times New Roman" w:cs="Times New Roman"/>
+          <w:sz w:val="20"/>
+          <w:szCs w:val="20"/>
+        </w:rPr>
+        <w:br/>
+      </w:r>
+      <w:r>
+        <w:rPr>
+          <w:rFonts w:ascii="Times New Roman" w:hAnsi="Times New Roman" w:cs="Times New Roman"/>
+          <w:sz w:val="20"/>
+          <w:szCs w:val="20"/>
+        </w:rPr>
+        <w:br/>
+        <w:t>// Type annotations for function parameters and return type</w:t>
+      </w:r>
+      <w:r>
+        <w:rPr>
+          <w:rFonts w:ascii="Times New Roman" w:hAnsi="Times New Roman" w:cs="Times New Roman"/>
+          <w:sz w:val="20"/>
+          <w:szCs w:val="20"/>
+        </w:rPr>
+        <w:br/>
+        <w:t xml:space="preserve">function </w:t>
+      </w:r>
+      <w:proofErr w:type="spellStart"/>
+      <w:proofErr w:type="gramStart"/>
+      <w:r>
+        <w:rPr>
+          <w:rFonts w:ascii="Times New Roman" w:hAnsi="Times New Roman" w:cs="Times New Roman"/>
+          <w:sz w:val="20"/>
+          <w:szCs w:val="20"/>
+        </w:rPr>
+        <w:t>addNumbers</w:t>
+      </w:r>
+      <w:proofErr w:type="spellEnd"/>
+      <w:r>
+        <w:rPr>
+          <w:rFonts w:ascii="Times New Roman" w:hAnsi="Times New Roman" w:cs="Times New Roman"/>
+          <w:sz w:val="20"/>
+          <w:szCs w:val="20"/>
+        </w:rPr>
+        <w:t>(</w:t>
+      </w:r>
+      <w:proofErr w:type="gramEnd"/>
+      <w:r>
+        <w:rPr>
+          <w:rFonts w:ascii="Times New Roman" w:hAnsi="Times New Roman" w:cs="Times New Roman"/>
+          <w:sz w:val="20"/>
+          <w:szCs w:val="20"/>
+        </w:rPr>
+        <w:t>a: number, b: number): number {</w:t>
+      </w:r>
+      <w:r>
+        <w:rPr>
+          <w:rFonts w:ascii="Times New Roman" w:hAnsi="Times New Roman" w:cs="Times New Roman"/>
+          <w:sz w:val="20"/>
+          <w:szCs w:val="20"/>
+        </w:rPr>
+        <w:br/>
+        <w:t>    return a + b;</w:t>
+      </w:r>
+      <w:r>
+        <w:rPr>
+          <w:rFonts w:ascii="Times New Roman" w:hAnsi="Times New Roman" w:cs="Times New Roman"/>
+          <w:sz w:val="20"/>
+          <w:szCs w:val="20"/>
+        </w:rPr>
+        <w:br/>
+        <w:t>}</w:t>
+      </w:r>
+    </w:p>
+    <w:p>
+      <w:r>
+        <w:t>2</w:t>
+      </w:r>
+    </w:p>
+    <w:p>
+      <w:pPr>
+        <w:rPr>
+          <w:rFonts w:ascii="Times New Roman" w:hAnsi="Times New Roman" w:cs="Times New Roman"/>
+          <w:sz w:val="20"/>
+          <w:szCs w:val="20"/>
+        </w:rPr>
+      </w:pPr>
+      <w:r>
+        <w:rPr>
+          <w:rFonts w:ascii="Times New Roman" w:hAnsi="Times New Roman" w:cs="Times New Roman"/>
+          <w:sz w:val="20"/>
+          <w:szCs w:val="20"/>
+        </w:rPr>
+        <w:t>let x = 10; // TypeScript infers the type as number</w:t>
+      </w:r>
+      <w:r>
+        <w:rPr>
+          <w:rFonts w:ascii="Times New Roman" w:hAnsi="Times New Roman" w:cs="Times New Roman"/>
+          <w:sz w:val="20"/>
+          <w:szCs w:val="20"/>
+        </w:rPr>
+        <w:br/>
+        <w:t>let y = "I’m a string"; // TypeScript infers the type as string</w:t>
+      </w:r>
+    </w:p>
+    <w:p>
+      <w:pPr>
+        <w:rPr>
+          <w:rFonts w:ascii="Times New Roman" w:hAnsi="Times New Roman" w:cs="Times New Roman"/>
+          <w:sz w:val="20"/>
+          <w:szCs w:val="20"/>
+        </w:rPr>
+      </w:pPr>
+      <w:r>
+        <w:rPr>
+          <w:rFonts w:ascii="Courier New" w:hAnsi="Courier New" w:cs="Courier New"/>
           <w:noProof/>
+          <w:color w:val="000000"/>
+          <w:bdr w:val="none" w:sz="0" w:space="0" w:color="auto" w:frame="1"/>
         </w:rPr>
         <w:drawing>
-          <wp:inline distT="0" distB="0" distL="0" distR="0" wp14:anchorId="7CCA6EF9" wp14:editId="7AF2A8A0">
-            <wp:extent cx="4739640" cy="1688640"/>
-            <wp:effectExtent l="0" t="0" r="3810" b="6985"/>
-            <wp:docPr id="353332453" name="Picture 2"/>
+          <wp:inline distT="0" distB="0" distL="0" distR="0" wp14:anchorId="0BD2B4B5" wp14:editId="6271F6C7">
+            <wp:extent cx="3574473" cy="1154984"/>
+            <wp:effectExtent l="0" t="0" r="6985" b="7620"/>
+            <wp:docPr id="115321658" name="Picture 1"/>
             <wp:cNvGraphicFramePr>
               <a:graphicFrameLocks xmlns:a="http://schemas.openxmlformats.org/drawingml/2006/main" noChangeAspect="1"/>
             </wp:cNvGraphicFramePr>
@@ -24,7 +209,7 @@
               <a:graphicData uri="http://schemas.openxmlformats.org/drawingml/2006/picture">
                 <pic:pic xmlns:pic="http://schemas.openxmlformats.org/drawingml/2006/picture">
                   <pic:nvPicPr>
-                    <pic:cNvPr id="0" name="Picture 2"/>
+                    <pic:cNvPr id="0" name="Picture 1"/>
                     <pic:cNvPicPr>
                       <a:picLocks noChangeAspect="1" noChangeArrowheads="1"/>
                     </pic:cNvPicPr>
@@ -45,7 +230,7 @@
                   <pic:spPr bwMode="auto">
                     <a:xfrm>
                       <a:off x="0" y="0"/>
-                      <a:ext cx="4746326" cy="1691022"/>
+                      <a:ext cx="3605826" cy="1165115"/>
                     </a:xfrm>
                     <a:prstGeom prst="rect">
                       <a:avLst/>
@@ -64,7 +249,7 @@
     </w:p>
     <w:p>
       <w:r>
-        <w:t>2</w:t>
+        <w:t>3</w:t>
       </w:r>
     </w:p>
     <w:p>
@@ -73,67 +258,7 @@
           <w:noProof/>
         </w:rPr>
         <w:drawing>
-          <wp:inline distT="0" distB="0" distL="0" distR="0" wp14:anchorId="1E58A4F8" wp14:editId="0C76BEBD">
-            <wp:extent cx="4777740" cy="2100046"/>
-            <wp:effectExtent l="0" t="0" r="3810" b="0"/>
-            <wp:docPr id="784362359" name="Picture 2"/>
-            <wp:cNvGraphicFramePr>
-              <a:graphicFrameLocks xmlns:a="http://schemas.openxmlformats.org/drawingml/2006/main" noChangeAspect="1"/>
-            </wp:cNvGraphicFramePr>
-            <a:graphic xmlns:a="http://schemas.openxmlformats.org/drawingml/2006/main">
-              <a:graphicData uri="http://schemas.openxmlformats.org/drawingml/2006/picture">
-                <pic:pic xmlns:pic="http://schemas.openxmlformats.org/drawingml/2006/picture">
-                  <pic:nvPicPr>
-                    <pic:cNvPr id="0" name="Picture 2"/>
-                    <pic:cNvPicPr>
-                      <a:picLocks noChangeAspect="1" noChangeArrowheads="1"/>
-                    </pic:cNvPicPr>
-                  </pic:nvPicPr>
-                  <pic:blipFill>
-                    <a:blip r:embed="rId5">
-                      <a:extLst>
-                        <a:ext uri="{28A0092B-C50C-407E-A947-70E740481C1C}">
-                          <a14:useLocalDpi xmlns:a14="http://schemas.microsoft.com/office/drawing/2010/main" val="0"/>
-                        </a:ext>
-                      </a:extLst>
-                    </a:blip>
-                    <a:srcRect/>
-                    <a:stretch>
-                      <a:fillRect/>
-                    </a:stretch>
-                  </pic:blipFill>
-                  <pic:spPr bwMode="auto">
-                    <a:xfrm>
-                      <a:off x="0" y="0"/>
-                      <a:ext cx="4790119" cy="2105487"/>
-                    </a:xfrm>
-                    <a:prstGeom prst="rect">
-                      <a:avLst/>
-                    </a:prstGeom>
-                    <a:noFill/>
-                    <a:ln>
-                      <a:noFill/>
-                    </a:ln>
-                  </pic:spPr>
-                </pic:pic>
-              </a:graphicData>
-            </a:graphic>
-          </wp:inline>
-        </w:drawing>
-      </w:r>
-    </w:p>
-    <w:p>
-      <w:r>
-        <w:t>3</w:t>
-      </w:r>
-    </w:p>
-    <w:p>
-      <w:r>
-        <w:rPr>
-          <w:noProof/>
-        </w:rPr>
-        <w:drawing>
-          <wp:inline distT="0" distB="0" distL="0" distR="0" wp14:anchorId="05D0DDE5" wp14:editId="1D91031B">
+          <wp:inline distT="0" distB="0" distL="0" distR="0" wp14:anchorId="05D0DDE5" wp14:editId="49151838">
             <wp:extent cx="2059305" cy="1402080"/>
             <wp:effectExtent l="0" t="0" r="0" b="7620"/>
             <wp:docPr id="1339812419" name="Picture 3"/>
@@ -150,7 +275,8 @@
                     </pic:cNvPicPr>
                   </pic:nvPicPr>
                   <pic:blipFill>
-                    <a:blip r:embed="rId6">
+                    <a:blip r:embed="rId5">
+                      <a:biLevel thresh="25000"/>
                       <a:extLst>
                         <a:ext uri="{28A0092B-C50C-407E-A947-70E740481C1C}">
                           <a14:useLocalDpi xmlns:a14="http://schemas.microsoft.com/office/drawing/2010/main" val="0"/>
@@ -188,193 +314,771 @@
       </w:r>
     </w:p>
     <w:p>
-      <w:r>
-        <w:rPr>
-          <w:noProof/>
-        </w:rPr>
-        <w:drawing>
-          <wp:inline distT="0" distB="0" distL="0" distR="0" wp14:anchorId="0EB4BE1B" wp14:editId="3964E098">
-            <wp:extent cx="4305300" cy="2178989"/>
-            <wp:effectExtent l="0" t="0" r="0" b="0"/>
-            <wp:docPr id="1723134054" name="Picture 4"/>
-            <wp:cNvGraphicFramePr>
-              <a:graphicFrameLocks xmlns:a="http://schemas.openxmlformats.org/drawingml/2006/main" noChangeAspect="1"/>
-            </wp:cNvGraphicFramePr>
-            <a:graphic xmlns:a="http://schemas.openxmlformats.org/drawingml/2006/main">
-              <a:graphicData uri="http://schemas.openxmlformats.org/drawingml/2006/picture">
-                <pic:pic xmlns:pic="http://schemas.openxmlformats.org/drawingml/2006/picture">
-                  <pic:nvPicPr>
-                    <pic:cNvPr id="0" name="Picture 4"/>
-                    <pic:cNvPicPr>
-                      <a:picLocks noChangeAspect="1" noChangeArrowheads="1"/>
-                    </pic:cNvPicPr>
-                  </pic:nvPicPr>
-                  <pic:blipFill>
-                    <a:blip r:embed="rId7">
-                      <a:extLst>
-                        <a:ext uri="{28A0092B-C50C-407E-A947-70E740481C1C}">
-                          <a14:useLocalDpi xmlns:a14="http://schemas.microsoft.com/office/drawing/2010/main" val="0"/>
-                        </a:ext>
-                      </a:extLst>
-                    </a:blip>
-                    <a:srcRect/>
-                    <a:stretch>
-                      <a:fillRect/>
-                    </a:stretch>
-                  </pic:blipFill>
-                  <pic:spPr bwMode="auto">
-                    <a:xfrm>
-                      <a:off x="0" y="0"/>
-                      <a:ext cx="4319619" cy="2186236"/>
-                    </a:xfrm>
-                    <a:prstGeom prst="rect">
-                      <a:avLst/>
-                    </a:prstGeom>
-                    <a:noFill/>
-                    <a:ln>
-                      <a:noFill/>
-                    </a:ln>
-                  </pic:spPr>
-                </pic:pic>
-              </a:graphicData>
-            </a:graphic>
-          </wp:inline>
-        </w:drawing>
+      <w:pPr>
+        <w:spacing w:after="0"/>
+        <w:rPr>
+          <w:rFonts w:ascii="Times New Roman" w:hAnsi="Times New Roman" w:cs="Times New Roman"/>
+          <w:sz w:val="20"/>
+          <w:szCs w:val="20"/>
+        </w:rPr>
+      </w:pPr>
+      <w:r>
+        <w:rPr>
+          <w:rFonts w:ascii="Times New Roman" w:hAnsi="Times New Roman" w:cs="Times New Roman"/>
+          <w:sz w:val="20"/>
+          <w:szCs w:val="20"/>
+        </w:rPr>
+        <w:t>// Using interfaces to define object structure</w:t>
+      </w:r>
+      <w:r>
+        <w:rPr>
+          <w:rFonts w:ascii="Times New Roman" w:hAnsi="Times New Roman" w:cs="Times New Roman"/>
+          <w:sz w:val="20"/>
+          <w:szCs w:val="20"/>
+        </w:rPr>
+        <w:br/>
+        <w:t>interface Person {</w:t>
+      </w:r>
+      <w:r>
+        <w:rPr>
+          <w:rFonts w:ascii="Times New Roman" w:hAnsi="Times New Roman" w:cs="Times New Roman"/>
+          <w:sz w:val="20"/>
+          <w:szCs w:val="20"/>
+        </w:rPr>
+        <w:br/>
+        <w:t xml:space="preserve">    </w:t>
+      </w:r>
+      <w:proofErr w:type="spellStart"/>
+      <w:r>
+        <w:rPr>
+          <w:rFonts w:ascii="Times New Roman" w:hAnsi="Times New Roman" w:cs="Times New Roman"/>
+          <w:sz w:val="20"/>
+          <w:szCs w:val="20"/>
+        </w:rPr>
+        <w:t>firstName</w:t>
+      </w:r>
+      <w:proofErr w:type="spellEnd"/>
+      <w:r>
+        <w:rPr>
+          <w:rFonts w:ascii="Times New Roman" w:hAnsi="Times New Roman" w:cs="Times New Roman"/>
+          <w:sz w:val="20"/>
+          <w:szCs w:val="20"/>
+        </w:rPr>
+        <w:t>: string;</w:t>
+      </w:r>
+      <w:r>
+        <w:rPr>
+          <w:rFonts w:ascii="Times New Roman" w:hAnsi="Times New Roman" w:cs="Times New Roman"/>
+          <w:sz w:val="20"/>
+          <w:szCs w:val="20"/>
+        </w:rPr>
+        <w:br/>
+        <w:t xml:space="preserve">    </w:t>
+      </w:r>
+      <w:proofErr w:type="spellStart"/>
+      <w:r>
+        <w:rPr>
+          <w:rFonts w:ascii="Times New Roman" w:hAnsi="Times New Roman" w:cs="Times New Roman"/>
+          <w:sz w:val="20"/>
+          <w:szCs w:val="20"/>
+        </w:rPr>
+        <w:t>lastName</w:t>
+      </w:r>
+      <w:proofErr w:type="spellEnd"/>
+      <w:r>
+        <w:rPr>
+          <w:rFonts w:ascii="Times New Roman" w:hAnsi="Times New Roman" w:cs="Times New Roman"/>
+          <w:sz w:val="20"/>
+          <w:szCs w:val="20"/>
+        </w:rPr>
+        <w:t>: string;</w:t>
+      </w:r>
+      <w:r>
+        <w:rPr>
+          <w:rFonts w:ascii="Times New Roman" w:hAnsi="Times New Roman" w:cs="Times New Roman"/>
+          <w:sz w:val="20"/>
+          <w:szCs w:val="20"/>
+        </w:rPr>
+        <w:br/>
+        <w:t>    age: number;</w:t>
+      </w:r>
+      <w:r>
+        <w:rPr>
+          <w:rFonts w:ascii="Times New Roman" w:hAnsi="Times New Roman" w:cs="Times New Roman"/>
+          <w:sz w:val="20"/>
+          <w:szCs w:val="20"/>
+        </w:rPr>
+        <w:br/>
+        <w:t>}</w:t>
+      </w:r>
+      <w:r>
+        <w:rPr>
+          <w:rFonts w:ascii="Times New Roman" w:hAnsi="Times New Roman" w:cs="Times New Roman"/>
+          <w:sz w:val="20"/>
+          <w:szCs w:val="20"/>
+        </w:rPr>
+        <w:br/>
+      </w:r>
+      <w:r>
+        <w:rPr>
+          <w:rFonts w:ascii="Times New Roman" w:hAnsi="Times New Roman" w:cs="Times New Roman"/>
+          <w:sz w:val="20"/>
+          <w:szCs w:val="20"/>
+        </w:rPr>
+        <w:br/>
+        <w:t>// Function that takes a person object adhering to the Person interface</w:t>
+      </w:r>
+      <w:r>
+        <w:rPr>
+          <w:rFonts w:ascii="Times New Roman" w:hAnsi="Times New Roman" w:cs="Times New Roman"/>
+          <w:sz w:val="20"/>
+          <w:szCs w:val="20"/>
+        </w:rPr>
+        <w:br/>
+        <w:t xml:space="preserve">function </w:t>
+      </w:r>
+      <w:proofErr w:type="spellStart"/>
+      <w:r>
+        <w:rPr>
+          <w:rFonts w:ascii="Times New Roman" w:hAnsi="Times New Roman" w:cs="Times New Roman"/>
+          <w:sz w:val="20"/>
+          <w:szCs w:val="20"/>
+        </w:rPr>
+        <w:t>getFullName</w:t>
+      </w:r>
+      <w:proofErr w:type="spellEnd"/>
+      <w:r>
+        <w:rPr>
+          <w:rFonts w:ascii="Times New Roman" w:hAnsi="Times New Roman" w:cs="Times New Roman"/>
+          <w:sz w:val="20"/>
+          <w:szCs w:val="20"/>
+        </w:rPr>
+        <w:t>(person: Person): string {</w:t>
+      </w:r>
+      <w:r>
+        <w:rPr>
+          <w:rFonts w:ascii="Times New Roman" w:hAnsi="Times New Roman" w:cs="Times New Roman"/>
+          <w:sz w:val="20"/>
+          <w:szCs w:val="20"/>
+        </w:rPr>
+        <w:br/>
+        <w:t>    return `${</w:t>
+      </w:r>
+      <w:proofErr w:type="spellStart"/>
+      <w:r>
+        <w:rPr>
+          <w:rFonts w:ascii="Times New Roman" w:hAnsi="Times New Roman" w:cs="Times New Roman"/>
+          <w:sz w:val="20"/>
+          <w:szCs w:val="20"/>
+        </w:rPr>
+        <w:t>person.firstName</w:t>
+      </w:r>
+      <w:proofErr w:type="spellEnd"/>
+      <w:r>
+        <w:rPr>
+          <w:rFonts w:ascii="Times New Roman" w:hAnsi="Times New Roman" w:cs="Times New Roman"/>
+          <w:sz w:val="20"/>
+          <w:szCs w:val="20"/>
+        </w:rPr>
+        <w:t>} ${</w:t>
+      </w:r>
+      <w:proofErr w:type="spellStart"/>
+      <w:r>
+        <w:rPr>
+          <w:rFonts w:ascii="Times New Roman" w:hAnsi="Times New Roman" w:cs="Times New Roman"/>
+          <w:sz w:val="20"/>
+          <w:szCs w:val="20"/>
+        </w:rPr>
+        <w:t>person.lastName</w:t>
+      </w:r>
+      <w:proofErr w:type="spellEnd"/>
+      <w:r>
+        <w:rPr>
+          <w:rFonts w:ascii="Times New Roman" w:hAnsi="Times New Roman" w:cs="Times New Roman"/>
+          <w:sz w:val="20"/>
+          <w:szCs w:val="20"/>
+        </w:rPr>
+        <w:t>}`;</w:t>
+      </w:r>
+      <w:r>
+        <w:rPr>
+          <w:rFonts w:ascii="Times New Roman" w:hAnsi="Times New Roman" w:cs="Times New Roman"/>
+          <w:sz w:val="20"/>
+          <w:szCs w:val="20"/>
+        </w:rPr>
+        <w:br/>
+        <w:t>}</w:t>
+      </w:r>
+      <w:r>
+        <w:rPr>
+          <w:rFonts w:ascii="Times New Roman" w:hAnsi="Times New Roman" w:cs="Times New Roman"/>
+          <w:sz w:val="20"/>
+          <w:szCs w:val="20"/>
+        </w:rPr>
+        <w:br/>
+      </w:r>
+      <w:r>
+        <w:rPr>
+          <w:rFonts w:ascii="Times New Roman" w:hAnsi="Times New Roman" w:cs="Times New Roman"/>
+          <w:sz w:val="20"/>
+          <w:szCs w:val="20"/>
+        </w:rPr>
+        <w:br/>
+        <w:t xml:space="preserve">let </w:t>
+      </w:r>
+      <w:proofErr w:type="spellStart"/>
+      <w:r>
+        <w:rPr>
+          <w:rFonts w:ascii="Times New Roman" w:hAnsi="Times New Roman" w:cs="Times New Roman"/>
+          <w:sz w:val="20"/>
+          <w:szCs w:val="20"/>
+        </w:rPr>
+        <w:t>myPerson</w:t>
+      </w:r>
+      <w:proofErr w:type="spellEnd"/>
+      <w:r>
+        <w:rPr>
+          <w:rFonts w:ascii="Times New Roman" w:hAnsi="Times New Roman" w:cs="Times New Roman"/>
+          <w:sz w:val="20"/>
+          <w:szCs w:val="20"/>
+        </w:rPr>
+        <w:t xml:space="preserve">: Person = { </w:t>
+      </w:r>
+      <w:proofErr w:type="spellStart"/>
+      <w:r>
+        <w:rPr>
+          <w:rFonts w:ascii="Times New Roman" w:hAnsi="Times New Roman" w:cs="Times New Roman"/>
+          <w:sz w:val="20"/>
+          <w:szCs w:val="20"/>
+        </w:rPr>
+        <w:t>firstName</w:t>
+      </w:r>
+      <w:proofErr w:type="spellEnd"/>
+      <w:r>
+        <w:rPr>
+          <w:rFonts w:ascii="Times New Roman" w:hAnsi="Times New Roman" w:cs="Times New Roman"/>
+          <w:sz w:val="20"/>
+          <w:szCs w:val="20"/>
+        </w:rPr>
+        <w:t xml:space="preserve">: "John", </w:t>
+      </w:r>
+      <w:proofErr w:type="spellStart"/>
+      <w:r>
+        <w:rPr>
+          <w:rFonts w:ascii="Times New Roman" w:hAnsi="Times New Roman" w:cs="Times New Roman"/>
+          <w:sz w:val="20"/>
+          <w:szCs w:val="20"/>
+        </w:rPr>
+        <w:t>lastName</w:t>
+      </w:r>
+      <w:proofErr w:type="spellEnd"/>
+      <w:r>
+        <w:rPr>
+          <w:rFonts w:ascii="Times New Roman" w:hAnsi="Times New Roman" w:cs="Times New Roman"/>
+          <w:sz w:val="20"/>
+          <w:szCs w:val="20"/>
+        </w:rPr>
+        <w:t>: "Doe", age: 30 };</w:t>
+      </w:r>
+      <w:r>
+        <w:rPr>
+          <w:rFonts w:ascii="Times New Roman" w:hAnsi="Times New Roman" w:cs="Times New Roman"/>
+          <w:sz w:val="20"/>
+          <w:szCs w:val="20"/>
+        </w:rPr>
+        <w:br/>
+        <w:t>console.log(</w:t>
+      </w:r>
+      <w:proofErr w:type="spellStart"/>
+      <w:r>
+        <w:rPr>
+          <w:rFonts w:ascii="Times New Roman" w:hAnsi="Times New Roman" w:cs="Times New Roman"/>
+          <w:sz w:val="20"/>
+          <w:szCs w:val="20"/>
+        </w:rPr>
+        <w:t>getFullName</w:t>
+      </w:r>
+      <w:proofErr w:type="spellEnd"/>
+      <w:r>
+        <w:rPr>
+          <w:rFonts w:ascii="Times New Roman" w:hAnsi="Times New Roman" w:cs="Times New Roman"/>
+          <w:sz w:val="20"/>
+          <w:szCs w:val="20"/>
+        </w:rPr>
+        <w:t>(</w:t>
+      </w:r>
+      <w:proofErr w:type="spellStart"/>
+      <w:r>
+        <w:rPr>
+          <w:rFonts w:ascii="Times New Roman" w:hAnsi="Times New Roman" w:cs="Times New Roman"/>
+          <w:sz w:val="20"/>
+          <w:szCs w:val="20"/>
+        </w:rPr>
+        <w:t>myPerson</w:t>
+      </w:r>
+      <w:proofErr w:type="spellEnd"/>
+      <w:r>
+        <w:rPr>
+          <w:rFonts w:ascii="Times New Roman" w:hAnsi="Times New Roman" w:cs="Times New Roman"/>
+          <w:sz w:val="20"/>
+          <w:szCs w:val="20"/>
+        </w:rPr>
+        <w:t>)); // Output: John Doe</w:t>
+      </w:r>
+    </w:p>
+    <w:p/>
+    <w:p/>
+    <w:p/>
+    <w:p/>
+    <w:p/>
+    <w:p>
+      <w:r>
+        <w:lastRenderedPageBreak/>
+        <w:t>5</w:t>
       </w:r>
     </w:p>
     <w:p>
-      <w:r>
-        <w:lastRenderedPageBreak/>
-        <w:t>5</w:t>
+      <w:pPr>
+        <w:spacing w:after="0"/>
+        <w:rPr>
+          <w:rFonts w:ascii="Times New Roman" w:hAnsi="Times New Roman" w:cs="Times New Roman"/>
+          <w:sz w:val="20"/>
+          <w:szCs w:val="20"/>
+        </w:rPr>
+      </w:pPr>
+      <w:r>
+        <w:rPr>
+          <w:rFonts w:ascii="Times New Roman" w:hAnsi="Times New Roman" w:cs="Times New Roman"/>
+          <w:sz w:val="20"/>
+          <w:szCs w:val="20"/>
+        </w:rPr>
+        <w:t>// Defining a simple enumeration</w:t>
+      </w:r>
+      <w:r>
+        <w:rPr>
+          <w:rFonts w:ascii="Times New Roman" w:hAnsi="Times New Roman" w:cs="Times New Roman"/>
+          <w:sz w:val="20"/>
+          <w:szCs w:val="20"/>
+        </w:rPr>
+        <w:br/>
+      </w:r>
+      <w:proofErr w:type="spellStart"/>
+      <w:r>
+        <w:rPr>
+          <w:rFonts w:ascii="Times New Roman" w:hAnsi="Times New Roman" w:cs="Times New Roman"/>
+          <w:sz w:val="20"/>
+          <w:szCs w:val="20"/>
+        </w:rPr>
+        <w:t>enum</w:t>
+      </w:r>
+      <w:proofErr w:type="spellEnd"/>
+      <w:r>
+        <w:rPr>
+          <w:rFonts w:ascii="Times New Roman" w:hAnsi="Times New Roman" w:cs="Times New Roman"/>
+          <w:sz w:val="20"/>
+          <w:szCs w:val="20"/>
+        </w:rPr>
+        <w:t xml:space="preserve"> Days {</w:t>
+      </w:r>
+      <w:r>
+        <w:rPr>
+          <w:rFonts w:ascii="Times New Roman" w:hAnsi="Times New Roman" w:cs="Times New Roman"/>
+          <w:sz w:val="20"/>
+          <w:szCs w:val="20"/>
+        </w:rPr>
+        <w:br/>
+        <w:t>    Monday,</w:t>
+      </w:r>
+      <w:r>
+        <w:rPr>
+          <w:rFonts w:ascii="Times New Roman" w:hAnsi="Times New Roman" w:cs="Times New Roman"/>
+          <w:sz w:val="20"/>
+          <w:szCs w:val="20"/>
+        </w:rPr>
+        <w:br/>
+        <w:t>    Tuesday,</w:t>
+      </w:r>
+      <w:r>
+        <w:rPr>
+          <w:rFonts w:ascii="Times New Roman" w:hAnsi="Times New Roman" w:cs="Times New Roman"/>
+          <w:sz w:val="20"/>
+          <w:szCs w:val="20"/>
+        </w:rPr>
+        <w:br/>
+        <w:t>    Wednesday,</w:t>
+      </w:r>
+      <w:r>
+        <w:rPr>
+          <w:rFonts w:ascii="Times New Roman" w:hAnsi="Times New Roman" w:cs="Times New Roman"/>
+          <w:sz w:val="20"/>
+          <w:szCs w:val="20"/>
+        </w:rPr>
+        <w:br/>
+        <w:t>    Thursday,</w:t>
+      </w:r>
+      <w:r>
+        <w:rPr>
+          <w:rFonts w:ascii="Times New Roman" w:hAnsi="Times New Roman" w:cs="Times New Roman"/>
+          <w:sz w:val="20"/>
+          <w:szCs w:val="20"/>
+        </w:rPr>
+        <w:br/>
+        <w:t>    Friday,</w:t>
+      </w:r>
+      <w:r>
+        <w:rPr>
+          <w:rFonts w:ascii="Times New Roman" w:hAnsi="Times New Roman" w:cs="Times New Roman"/>
+          <w:sz w:val="20"/>
+          <w:szCs w:val="20"/>
+        </w:rPr>
+        <w:br/>
+        <w:t>    Saturday,</w:t>
+      </w:r>
+      <w:r>
+        <w:rPr>
+          <w:rFonts w:ascii="Times New Roman" w:hAnsi="Times New Roman" w:cs="Times New Roman"/>
+          <w:sz w:val="20"/>
+          <w:szCs w:val="20"/>
+        </w:rPr>
+        <w:br/>
+        <w:t>    Sunday</w:t>
+      </w:r>
+      <w:r>
+        <w:rPr>
+          <w:rFonts w:ascii="Times New Roman" w:hAnsi="Times New Roman" w:cs="Times New Roman"/>
+          <w:sz w:val="20"/>
+          <w:szCs w:val="20"/>
+        </w:rPr>
+        <w:br/>
+        <w:t>}</w:t>
+      </w:r>
+      <w:r>
+        <w:rPr>
+          <w:rFonts w:ascii="Times New Roman" w:hAnsi="Times New Roman" w:cs="Times New Roman"/>
+          <w:sz w:val="20"/>
+          <w:szCs w:val="20"/>
+        </w:rPr>
+        <w:br/>
+      </w:r>
+      <w:r>
+        <w:rPr>
+          <w:rFonts w:ascii="Times New Roman" w:hAnsi="Times New Roman" w:cs="Times New Roman"/>
+          <w:sz w:val="20"/>
+          <w:szCs w:val="20"/>
+        </w:rPr>
+        <w:br/>
+        <w:t xml:space="preserve">let today: Days = </w:t>
+      </w:r>
+      <w:proofErr w:type="spellStart"/>
+      <w:r>
+        <w:rPr>
+          <w:rFonts w:ascii="Times New Roman" w:hAnsi="Times New Roman" w:cs="Times New Roman"/>
+          <w:sz w:val="20"/>
+          <w:szCs w:val="20"/>
+        </w:rPr>
+        <w:t>Days.Wednesday</w:t>
+      </w:r>
+      <w:proofErr w:type="spellEnd"/>
+      <w:r>
+        <w:rPr>
+          <w:rFonts w:ascii="Times New Roman" w:hAnsi="Times New Roman" w:cs="Times New Roman"/>
+          <w:sz w:val="20"/>
+          <w:szCs w:val="20"/>
+        </w:rPr>
+        <w:t>;</w:t>
+      </w:r>
+      <w:r>
+        <w:rPr>
+          <w:rFonts w:ascii="Times New Roman" w:hAnsi="Times New Roman" w:cs="Times New Roman"/>
+          <w:sz w:val="20"/>
+          <w:szCs w:val="20"/>
+        </w:rPr>
+        <w:br/>
+        <w:t>console.log(today); // Output: 2 (</w:t>
+      </w:r>
+      <w:proofErr w:type="spellStart"/>
+      <w:r>
+        <w:rPr>
+          <w:rFonts w:ascii="Times New Roman" w:hAnsi="Times New Roman" w:cs="Times New Roman"/>
+          <w:sz w:val="20"/>
+          <w:szCs w:val="20"/>
+        </w:rPr>
+        <w:t>enums</w:t>
+      </w:r>
+      <w:proofErr w:type="spellEnd"/>
+      <w:r>
+        <w:rPr>
+          <w:rFonts w:ascii="Times New Roman" w:hAnsi="Times New Roman" w:cs="Times New Roman"/>
+          <w:sz w:val="20"/>
+          <w:szCs w:val="20"/>
+        </w:rPr>
+        <w:t xml:space="preserve"> start from 0)</w:t>
       </w:r>
     </w:p>
     <w:p>
       <w:r>
-        <w:rPr>
-          <w:noProof/>
-        </w:rPr>
-        <w:drawing>
-          <wp:inline distT="0" distB="0" distL="0" distR="0" wp14:anchorId="778914CD" wp14:editId="2B225F0D">
-            <wp:extent cx="2766060" cy="1717247"/>
-            <wp:effectExtent l="0" t="0" r="0" b="0"/>
-            <wp:docPr id="452574422" name="Picture 5"/>
-            <wp:cNvGraphicFramePr>
-              <a:graphicFrameLocks xmlns:a="http://schemas.openxmlformats.org/drawingml/2006/main" noChangeAspect="1"/>
-            </wp:cNvGraphicFramePr>
-            <a:graphic xmlns:a="http://schemas.openxmlformats.org/drawingml/2006/main">
-              <a:graphicData uri="http://schemas.openxmlformats.org/drawingml/2006/picture">
-                <pic:pic xmlns:pic="http://schemas.openxmlformats.org/drawingml/2006/picture">
-                  <pic:nvPicPr>
-                    <pic:cNvPr id="0" name="Picture 5"/>
-                    <pic:cNvPicPr>
-                      <a:picLocks noChangeAspect="1" noChangeArrowheads="1"/>
-                    </pic:cNvPicPr>
-                  </pic:nvPicPr>
-                  <pic:blipFill>
-                    <a:blip r:embed="rId8">
-                      <a:extLst>
-                        <a:ext uri="{28A0092B-C50C-407E-A947-70E740481C1C}">
-                          <a14:useLocalDpi xmlns:a14="http://schemas.microsoft.com/office/drawing/2010/main" val="0"/>
-                        </a:ext>
-                      </a:extLst>
-                    </a:blip>
-                    <a:srcRect/>
-                    <a:stretch>
-                      <a:fillRect/>
-                    </a:stretch>
-                  </pic:blipFill>
-                  <pic:spPr bwMode="auto">
-                    <a:xfrm>
-                      <a:off x="0" y="0"/>
-                      <a:ext cx="2780753" cy="1726369"/>
-                    </a:xfrm>
-                    <a:prstGeom prst="rect">
-                      <a:avLst/>
-                    </a:prstGeom>
-                    <a:noFill/>
-                    <a:ln>
-                      <a:noFill/>
-                    </a:ln>
-                  </pic:spPr>
-                </pic:pic>
-              </a:graphicData>
-            </a:graphic>
-          </wp:inline>
-        </w:drawing>
+        <w:t>6</w:t>
       </w:r>
     </w:p>
     <w:p>
-      <w:r>
-        <w:t>6</w:t>
+      <w:pPr>
+        <w:spacing w:after="0"/>
+        <w:rPr>
+          <w:rFonts w:ascii="Times New Roman" w:hAnsi="Times New Roman" w:cs="Times New Roman"/>
+          <w:sz w:val="20"/>
+          <w:szCs w:val="20"/>
+        </w:rPr>
+      </w:pPr>
+      <w:r>
+        <w:rPr>
+          <w:rFonts w:ascii="Times New Roman" w:hAnsi="Times New Roman" w:cs="Times New Roman"/>
+          <w:sz w:val="20"/>
+          <w:szCs w:val="20"/>
+        </w:rPr>
+        <w:t>// Using classes and modules</w:t>
+      </w:r>
+      <w:r>
+        <w:rPr>
+          <w:rFonts w:ascii="Times New Roman" w:hAnsi="Times New Roman" w:cs="Times New Roman"/>
+          <w:sz w:val="20"/>
+          <w:szCs w:val="20"/>
+        </w:rPr>
+        <w:br/>
+        <w:t>class Animal {</w:t>
+      </w:r>
+      <w:r>
+        <w:rPr>
+          <w:rFonts w:ascii="Times New Roman" w:hAnsi="Times New Roman" w:cs="Times New Roman"/>
+          <w:sz w:val="20"/>
+          <w:szCs w:val="20"/>
+        </w:rPr>
+        <w:br/>
+        <w:t>    private name: string;</w:t>
+      </w:r>
+      <w:r>
+        <w:rPr>
+          <w:rFonts w:ascii="Times New Roman" w:hAnsi="Times New Roman" w:cs="Times New Roman"/>
+          <w:sz w:val="20"/>
+          <w:szCs w:val="20"/>
+        </w:rPr>
+        <w:br/>
+      </w:r>
+      <w:r>
+        <w:rPr>
+          <w:rFonts w:ascii="Times New Roman" w:hAnsi="Times New Roman" w:cs="Times New Roman"/>
+          <w:sz w:val="20"/>
+          <w:szCs w:val="20"/>
+        </w:rPr>
+        <w:br/>
+        <w:t>    constructor(name: string) {</w:t>
+      </w:r>
+      <w:r>
+        <w:rPr>
+          <w:rFonts w:ascii="Times New Roman" w:hAnsi="Times New Roman" w:cs="Times New Roman"/>
+          <w:sz w:val="20"/>
+          <w:szCs w:val="20"/>
+        </w:rPr>
+        <w:br/>
+        <w:t>        this.name = name;</w:t>
+      </w:r>
+      <w:r>
+        <w:rPr>
+          <w:rFonts w:ascii="Times New Roman" w:hAnsi="Times New Roman" w:cs="Times New Roman"/>
+          <w:sz w:val="20"/>
+          <w:szCs w:val="20"/>
+        </w:rPr>
+        <w:br/>
+        <w:t>    }</w:t>
+      </w:r>
+      <w:r>
+        <w:rPr>
+          <w:rFonts w:ascii="Times New Roman" w:hAnsi="Times New Roman" w:cs="Times New Roman"/>
+          <w:sz w:val="20"/>
+          <w:szCs w:val="20"/>
+        </w:rPr>
+        <w:br/>
+      </w:r>
+      <w:r>
+        <w:rPr>
+          <w:rFonts w:ascii="Times New Roman" w:hAnsi="Times New Roman" w:cs="Times New Roman"/>
+          <w:sz w:val="20"/>
+          <w:szCs w:val="20"/>
+        </w:rPr>
+        <w:br/>
+        <w:t>    speak(): string {</w:t>
+      </w:r>
+      <w:r>
+        <w:rPr>
+          <w:rFonts w:ascii="Times New Roman" w:hAnsi="Times New Roman" w:cs="Times New Roman"/>
+          <w:sz w:val="20"/>
+          <w:szCs w:val="20"/>
+        </w:rPr>
+        <w:br/>
+        <w:t>        return `${this.name} makes a sound`;</w:t>
+      </w:r>
+      <w:r>
+        <w:rPr>
+          <w:rFonts w:ascii="Times New Roman" w:hAnsi="Times New Roman" w:cs="Times New Roman"/>
+          <w:sz w:val="20"/>
+          <w:szCs w:val="20"/>
+        </w:rPr>
+        <w:br/>
+        <w:t>    }</w:t>
+      </w:r>
+      <w:r>
+        <w:rPr>
+          <w:rFonts w:ascii="Times New Roman" w:hAnsi="Times New Roman" w:cs="Times New Roman"/>
+          <w:sz w:val="20"/>
+          <w:szCs w:val="20"/>
+        </w:rPr>
+        <w:br/>
+        <w:t>}</w:t>
+      </w:r>
+      <w:r>
+        <w:rPr>
+          <w:rFonts w:ascii="Times New Roman" w:hAnsi="Times New Roman" w:cs="Times New Roman"/>
+          <w:sz w:val="20"/>
+          <w:szCs w:val="20"/>
+        </w:rPr>
+        <w:br/>
+      </w:r>
+      <w:r>
+        <w:rPr>
+          <w:rFonts w:ascii="Times New Roman" w:hAnsi="Times New Roman" w:cs="Times New Roman"/>
+          <w:sz w:val="20"/>
+          <w:szCs w:val="20"/>
+        </w:rPr>
+        <w:br/>
+        <w:t>// Exporting the Animal class from a module</w:t>
+      </w:r>
+      <w:r>
+        <w:rPr>
+          <w:rFonts w:ascii="Times New Roman" w:hAnsi="Times New Roman" w:cs="Times New Roman"/>
+          <w:sz w:val="20"/>
+          <w:szCs w:val="20"/>
+        </w:rPr>
+        <w:br/>
+        <w:t>export { Animal };</w:t>
+      </w:r>
+      <w:r>
+        <w:rPr>
+          <w:rFonts w:ascii="Times New Roman" w:hAnsi="Times New Roman" w:cs="Times New Roman"/>
+          <w:sz w:val="20"/>
+          <w:szCs w:val="20"/>
+        </w:rPr>
+        <w:br/>
+      </w:r>
+      <w:r>
+        <w:rPr>
+          <w:rFonts w:ascii="Times New Roman" w:hAnsi="Times New Roman" w:cs="Times New Roman"/>
+          <w:sz w:val="20"/>
+          <w:szCs w:val="20"/>
+        </w:rPr>
+        <w:br/>
+        <w:t>// Importing the Animal class in another file</w:t>
+      </w:r>
+      <w:r>
+        <w:rPr>
+          <w:rFonts w:ascii="Times New Roman" w:hAnsi="Times New Roman" w:cs="Times New Roman"/>
+          <w:sz w:val="20"/>
+          <w:szCs w:val="20"/>
+        </w:rPr>
+        <w:br/>
+        <w:t>import { Animal } from './</w:t>
+      </w:r>
+      <w:proofErr w:type="spellStart"/>
+      <w:r>
+        <w:rPr>
+          <w:rFonts w:ascii="Times New Roman" w:hAnsi="Times New Roman" w:cs="Times New Roman"/>
+          <w:sz w:val="20"/>
+          <w:szCs w:val="20"/>
+        </w:rPr>
+        <w:t>animalModule</w:t>
+      </w:r>
+      <w:proofErr w:type="spellEnd"/>
+      <w:r>
+        <w:rPr>
+          <w:rFonts w:ascii="Times New Roman" w:hAnsi="Times New Roman" w:cs="Times New Roman"/>
+          <w:sz w:val="20"/>
+          <w:szCs w:val="20"/>
+        </w:rPr>
+        <w:t>';</w:t>
+      </w:r>
+      <w:r>
+        <w:rPr>
+          <w:rFonts w:ascii="Times New Roman" w:hAnsi="Times New Roman" w:cs="Times New Roman"/>
+          <w:sz w:val="20"/>
+          <w:szCs w:val="20"/>
+        </w:rPr>
+        <w:br/>
+      </w:r>
+      <w:r>
+        <w:rPr>
+          <w:rFonts w:ascii="Times New Roman" w:hAnsi="Times New Roman" w:cs="Times New Roman"/>
+          <w:sz w:val="20"/>
+          <w:szCs w:val="20"/>
+        </w:rPr>
+        <w:br/>
+        <w:t xml:space="preserve">let </w:t>
+      </w:r>
+      <w:proofErr w:type="spellStart"/>
+      <w:r>
+        <w:rPr>
+          <w:rFonts w:ascii="Times New Roman" w:hAnsi="Times New Roman" w:cs="Times New Roman"/>
+          <w:sz w:val="20"/>
+          <w:szCs w:val="20"/>
+        </w:rPr>
+        <w:t>myAnimal</w:t>
+      </w:r>
+      <w:proofErr w:type="spellEnd"/>
+      <w:r>
+        <w:rPr>
+          <w:rFonts w:ascii="Times New Roman" w:hAnsi="Times New Roman" w:cs="Times New Roman"/>
+          <w:sz w:val="20"/>
+          <w:szCs w:val="20"/>
+        </w:rPr>
+        <w:t xml:space="preserve"> = new Animal("Dog");</w:t>
+      </w:r>
+      <w:r>
+        <w:rPr>
+          <w:rFonts w:ascii="Times New Roman" w:hAnsi="Times New Roman" w:cs="Times New Roman"/>
+          <w:sz w:val="20"/>
+          <w:szCs w:val="20"/>
+        </w:rPr>
+        <w:br/>
+        <w:t>console.log(</w:t>
+      </w:r>
+      <w:proofErr w:type="spellStart"/>
+      <w:r>
+        <w:rPr>
+          <w:rFonts w:ascii="Times New Roman" w:hAnsi="Times New Roman" w:cs="Times New Roman"/>
+          <w:sz w:val="20"/>
+          <w:szCs w:val="20"/>
+        </w:rPr>
+        <w:t>myAnimal.speak</w:t>
+      </w:r>
+      <w:proofErr w:type="spellEnd"/>
+      <w:r>
+        <w:rPr>
+          <w:rFonts w:ascii="Times New Roman" w:hAnsi="Times New Roman" w:cs="Times New Roman"/>
+          <w:sz w:val="20"/>
+          <w:szCs w:val="20"/>
+        </w:rPr>
+        <w:t>()); // Output: Dog makes a sound</w:t>
       </w:r>
     </w:p>
     <w:p>
       <w:r>
-        <w:rPr>
-          <w:noProof/>
-        </w:rPr>
-        <w:drawing>
-          <wp:inline distT="0" distB="0" distL="0" distR="0" wp14:anchorId="6C85A7C7" wp14:editId="62A59698">
-            <wp:extent cx="3118560" cy="2758440"/>
-            <wp:effectExtent l="0" t="0" r="5715" b="3810"/>
-            <wp:docPr id="1120272027" name="Picture 6"/>
-            <wp:cNvGraphicFramePr>
-              <a:graphicFrameLocks xmlns:a="http://schemas.openxmlformats.org/drawingml/2006/main" noChangeAspect="1"/>
-            </wp:cNvGraphicFramePr>
-            <a:graphic xmlns:a="http://schemas.openxmlformats.org/drawingml/2006/main">
-              <a:graphicData uri="http://schemas.openxmlformats.org/drawingml/2006/picture">
-                <pic:pic xmlns:pic="http://schemas.openxmlformats.org/drawingml/2006/picture">
-                  <pic:nvPicPr>
-                    <pic:cNvPr id="0" name="Picture 6"/>
-                    <pic:cNvPicPr>
-                      <a:picLocks noChangeAspect="1" noChangeArrowheads="1"/>
-                    </pic:cNvPicPr>
-                  </pic:nvPicPr>
-                  <pic:blipFill>
-                    <a:blip r:embed="rId9">
-                      <a:extLst>
-                        <a:ext uri="{28A0092B-C50C-407E-A947-70E740481C1C}">
-                          <a14:useLocalDpi xmlns:a14="http://schemas.microsoft.com/office/drawing/2010/main" val="0"/>
-                        </a:ext>
-                      </a:extLst>
-                    </a:blip>
-                    <a:srcRect/>
-                    <a:stretch>
-                      <a:fillRect/>
-                    </a:stretch>
-                  </pic:blipFill>
-                  <pic:spPr bwMode="auto">
-                    <a:xfrm>
-                      <a:off x="0" y="0"/>
-                      <a:ext cx="3128050" cy="2766834"/>
-                    </a:xfrm>
-                    <a:prstGeom prst="rect">
-                      <a:avLst/>
-                    </a:prstGeom>
-                    <a:noFill/>
-                    <a:ln>
-                      <a:noFill/>
-                    </a:ln>
-                  </pic:spPr>
-                </pic:pic>
-              </a:graphicData>
-            </a:graphic>
-          </wp:inline>
-        </w:drawing>
+        <w:t>9</w:t>
       </w:r>
     </w:p>
     <w:p>
       <w:r>
-        <w:t>9</w:t>
-      </w:r>
-    </w:p>
-    <w:p>
-      <w:r>
         <w:rPr>
           <w:noProof/>
         </w:rPr>
         <w:drawing>
-          <wp:inline distT="0" distB="0" distL="0" distR="0" wp14:anchorId="307DCFF9" wp14:editId="751CC4DF">
+          <wp:inline distT="0" distB="0" distL="0" distR="0" wp14:anchorId="307DCFF9" wp14:editId="6555751B">
             <wp:extent cx="4244340" cy="1326356"/>
             <wp:effectExtent l="0" t="0" r="3810" b="7620"/>
             <wp:docPr id="1743522309" name="Picture 1"/>
@@ -391,7 +1095,8 @@
                     </pic:cNvPicPr>
                   </pic:nvPicPr>
                   <pic:blipFill>
-                    <a:blip r:embed="rId10">
+                    <a:blip r:embed="rId6">
+                      <a:biLevel thresh="25000"/>
                       <a:extLst>
                         <a:ext uri="{28A0092B-C50C-407E-A947-70E740481C1C}">
                           <a14:useLocalDpi xmlns:a14="http://schemas.microsoft.com/office/drawing/2010/main" val="0"/>
@@ -428,29 +1133,1558 @@
     <w:p/>
     <w:p/>
     <w:p/>
+    <w:p>
+      <w:pPr>
+        <w:rPr>
+          <w:rFonts w:ascii="Times New Roman" w:hAnsi="Times New Roman" w:cs="Times New Roman"/>
+          <w:b/>
+          <w:bCs/>
+          <w:sz w:val="20"/>
+          <w:szCs w:val="20"/>
+        </w:rPr>
+      </w:pPr>
+      <w:r>
+        <w:rPr>
+          <w:rFonts w:ascii="Times New Roman" w:hAnsi="Times New Roman" w:cs="Times New Roman"/>
+          <w:b/>
+          <w:bCs/>
+          <w:sz w:val="20"/>
+          <w:szCs w:val="20"/>
+        </w:rPr>
+        <w:lastRenderedPageBreak/>
+        <w:t>7. JavaScript vs TypeScript</w:t>
+      </w:r>
+    </w:p>
+    <w:tbl>
+      <w:tblPr>
+        <w:tblW w:w="0" w:type="auto"/>
+        <w:tblInd w:w="440" w:type="dxa"/>
+        <w:tblCellMar>
+          <w:top w:w="15" w:type="dxa"/>
+          <w:left w:w="15" w:type="dxa"/>
+          <w:bottom w:w="15" w:type="dxa"/>
+          <w:right w:w="15" w:type="dxa"/>
+        </w:tblCellMar>
+        <w:tblLook w:val="04A0" w:firstRow="1" w:lastRow="0" w:firstColumn="1" w:lastColumn="0" w:noHBand="0" w:noVBand="1"/>
+      </w:tblPr>
+      <w:tblGrid>
+        <w:gridCol w:w="1590"/>
+        <w:gridCol w:w="3270"/>
+        <w:gridCol w:w="3780"/>
+      </w:tblGrid>
+      <w:tr>
+        <w:tc>
+          <w:tcPr>
+            <w:tcW w:w="1590" w:type="dxa"/>
+            <w:tcBorders>
+              <w:top w:val="single" w:sz="8" w:space="0" w:color="000000"/>
+              <w:left w:val="single" w:sz="8" w:space="0" w:color="000000"/>
+              <w:bottom w:val="single" w:sz="8" w:space="0" w:color="000000"/>
+              <w:right w:val="single" w:sz="8" w:space="0" w:color="000000"/>
+            </w:tcBorders>
+            <w:tcMar>
+              <w:top w:w="100" w:type="dxa"/>
+              <w:left w:w="100" w:type="dxa"/>
+              <w:bottom w:w="100" w:type="dxa"/>
+              <w:right w:w="100" w:type="dxa"/>
+            </w:tcMar>
+            <w:hideMark/>
+          </w:tcPr>
+          <w:p>
+            <w:pPr>
+              <w:rPr>
+                <w:rFonts w:ascii="Times New Roman" w:hAnsi="Times New Roman" w:cs="Times New Roman"/>
+                <w:sz w:val="20"/>
+                <w:szCs w:val="20"/>
+              </w:rPr>
+            </w:pPr>
+            <w:r>
+              <w:rPr>
+                <w:rFonts w:ascii="Times New Roman" w:hAnsi="Times New Roman" w:cs="Times New Roman"/>
+                <w:b/>
+                <w:bCs/>
+                <w:sz w:val="20"/>
+                <w:szCs w:val="20"/>
+              </w:rPr>
+              <w:t>Feature</w:t>
+            </w:r>
+          </w:p>
+        </w:tc>
+        <w:tc>
+          <w:tcPr>
+            <w:tcW w:w="3270" w:type="dxa"/>
+            <w:tcBorders>
+              <w:top w:val="single" w:sz="8" w:space="0" w:color="000000"/>
+              <w:left w:val="single" w:sz="8" w:space="0" w:color="000000"/>
+              <w:bottom w:val="single" w:sz="8" w:space="0" w:color="000000"/>
+              <w:right w:val="single" w:sz="8" w:space="0" w:color="000000"/>
+            </w:tcBorders>
+            <w:tcMar>
+              <w:top w:w="100" w:type="dxa"/>
+              <w:left w:w="100" w:type="dxa"/>
+              <w:bottom w:w="100" w:type="dxa"/>
+              <w:right w:w="100" w:type="dxa"/>
+            </w:tcMar>
+            <w:hideMark/>
+          </w:tcPr>
+          <w:p>
+            <w:pPr>
+              <w:rPr>
+                <w:rFonts w:ascii="Times New Roman" w:hAnsi="Times New Roman" w:cs="Times New Roman"/>
+                <w:sz w:val="20"/>
+                <w:szCs w:val="20"/>
+              </w:rPr>
+            </w:pPr>
+            <w:r>
+              <w:rPr>
+                <w:rFonts w:ascii="Times New Roman" w:hAnsi="Times New Roman" w:cs="Times New Roman"/>
+                <w:b/>
+                <w:bCs/>
+                <w:sz w:val="20"/>
+                <w:szCs w:val="20"/>
+              </w:rPr>
+              <w:t>JavaScript</w:t>
+            </w:r>
+          </w:p>
+        </w:tc>
+        <w:tc>
+          <w:tcPr>
+            <w:tcW w:w="3780" w:type="dxa"/>
+            <w:tcBorders>
+              <w:top w:val="single" w:sz="8" w:space="0" w:color="000000"/>
+              <w:left w:val="single" w:sz="8" w:space="0" w:color="000000"/>
+              <w:bottom w:val="single" w:sz="8" w:space="0" w:color="000000"/>
+              <w:right w:val="single" w:sz="8" w:space="0" w:color="000000"/>
+            </w:tcBorders>
+            <w:tcMar>
+              <w:top w:w="100" w:type="dxa"/>
+              <w:left w:w="100" w:type="dxa"/>
+              <w:bottom w:w="100" w:type="dxa"/>
+              <w:right w:w="100" w:type="dxa"/>
+            </w:tcMar>
+            <w:hideMark/>
+          </w:tcPr>
+          <w:p>
+            <w:pPr>
+              <w:rPr>
+                <w:rFonts w:ascii="Times New Roman" w:hAnsi="Times New Roman" w:cs="Times New Roman"/>
+                <w:sz w:val="20"/>
+                <w:szCs w:val="20"/>
+              </w:rPr>
+            </w:pPr>
+            <w:r>
+              <w:rPr>
+                <w:rFonts w:ascii="Times New Roman" w:hAnsi="Times New Roman" w:cs="Times New Roman"/>
+                <w:b/>
+                <w:bCs/>
+                <w:sz w:val="20"/>
+                <w:szCs w:val="20"/>
+              </w:rPr>
+              <w:t>TypeScript</w:t>
+            </w:r>
+          </w:p>
+        </w:tc>
+      </w:tr>
+      <w:tr>
+        <w:tc>
+          <w:tcPr>
+            <w:tcW w:w="1590" w:type="dxa"/>
+            <w:tcBorders>
+              <w:top w:val="single" w:sz="8" w:space="0" w:color="000000"/>
+              <w:left w:val="single" w:sz="8" w:space="0" w:color="000000"/>
+              <w:bottom w:val="single" w:sz="8" w:space="0" w:color="000000"/>
+              <w:right w:val="single" w:sz="8" w:space="0" w:color="000000"/>
+            </w:tcBorders>
+            <w:tcMar>
+              <w:top w:w="100" w:type="dxa"/>
+              <w:left w:w="100" w:type="dxa"/>
+              <w:bottom w:w="100" w:type="dxa"/>
+              <w:right w:w="100" w:type="dxa"/>
+            </w:tcMar>
+            <w:hideMark/>
+          </w:tcPr>
+          <w:p>
+            <w:pPr>
+              <w:rPr>
+                <w:rFonts w:ascii="Times New Roman" w:hAnsi="Times New Roman" w:cs="Times New Roman"/>
+                <w:sz w:val="20"/>
+                <w:szCs w:val="20"/>
+              </w:rPr>
+            </w:pPr>
+            <w:r>
+              <w:rPr>
+                <w:rFonts w:ascii="Times New Roman" w:hAnsi="Times New Roman" w:cs="Times New Roman"/>
+                <w:b/>
+                <w:bCs/>
+                <w:sz w:val="20"/>
+                <w:szCs w:val="20"/>
+              </w:rPr>
+              <w:t>Type System</w:t>
+            </w:r>
+          </w:p>
+        </w:tc>
+        <w:tc>
+          <w:tcPr>
+            <w:tcW w:w="3270" w:type="dxa"/>
+            <w:tcBorders>
+              <w:top w:val="single" w:sz="8" w:space="0" w:color="000000"/>
+              <w:left w:val="single" w:sz="8" w:space="0" w:color="000000"/>
+              <w:bottom w:val="single" w:sz="8" w:space="0" w:color="000000"/>
+              <w:right w:val="single" w:sz="8" w:space="0" w:color="000000"/>
+            </w:tcBorders>
+            <w:tcMar>
+              <w:top w:w="100" w:type="dxa"/>
+              <w:left w:w="100" w:type="dxa"/>
+              <w:bottom w:w="100" w:type="dxa"/>
+              <w:right w:w="100" w:type="dxa"/>
+            </w:tcMar>
+            <w:hideMark/>
+          </w:tcPr>
+          <w:p>
+            <w:pPr>
+              <w:rPr>
+                <w:rFonts w:ascii="Times New Roman" w:hAnsi="Times New Roman" w:cs="Times New Roman"/>
+                <w:sz w:val="20"/>
+                <w:szCs w:val="20"/>
+              </w:rPr>
+            </w:pPr>
+            <w:proofErr w:type="gramStart"/>
+            <w:r>
+              <w:rPr>
+                <w:rFonts w:ascii="Times New Roman" w:hAnsi="Times New Roman" w:cs="Times New Roman"/>
+                <w:sz w:val="20"/>
+                <w:szCs w:val="20"/>
+              </w:rPr>
+              <w:t>Dynamically-typed</w:t>
+            </w:r>
+            <w:proofErr w:type="gramEnd"/>
+          </w:p>
+        </w:tc>
+        <w:tc>
+          <w:tcPr>
+            <w:tcW w:w="3780" w:type="dxa"/>
+            <w:tcBorders>
+              <w:top w:val="single" w:sz="8" w:space="0" w:color="000000"/>
+              <w:left w:val="single" w:sz="8" w:space="0" w:color="000000"/>
+              <w:bottom w:val="single" w:sz="8" w:space="0" w:color="000000"/>
+              <w:right w:val="single" w:sz="8" w:space="0" w:color="000000"/>
+            </w:tcBorders>
+            <w:tcMar>
+              <w:top w:w="100" w:type="dxa"/>
+              <w:left w:w="100" w:type="dxa"/>
+              <w:bottom w:w="100" w:type="dxa"/>
+              <w:right w:w="100" w:type="dxa"/>
+            </w:tcMar>
+            <w:hideMark/>
+          </w:tcPr>
+          <w:p>
+            <w:pPr>
+              <w:rPr>
+                <w:rFonts w:ascii="Times New Roman" w:hAnsi="Times New Roman" w:cs="Times New Roman"/>
+                <w:sz w:val="20"/>
+                <w:szCs w:val="20"/>
+              </w:rPr>
+            </w:pPr>
+            <w:proofErr w:type="gramStart"/>
+            <w:r>
+              <w:rPr>
+                <w:rFonts w:ascii="Times New Roman" w:hAnsi="Times New Roman" w:cs="Times New Roman"/>
+                <w:sz w:val="20"/>
+                <w:szCs w:val="20"/>
+              </w:rPr>
+              <w:t>Statically-typed</w:t>
+            </w:r>
+            <w:proofErr w:type="gramEnd"/>
+            <w:r>
+              <w:rPr>
+                <w:rFonts w:ascii="Times New Roman" w:hAnsi="Times New Roman" w:cs="Times New Roman"/>
+                <w:sz w:val="20"/>
+                <w:szCs w:val="20"/>
+              </w:rPr>
+              <w:t xml:space="preserve"> (optional static typing)</w:t>
+            </w:r>
+          </w:p>
+        </w:tc>
+      </w:tr>
+      <w:tr>
+        <w:tc>
+          <w:tcPr>
+            <w:tcW w:w="1590" w:type="dxa"/>
+            <w:tcBorders>
+              <w:top w:val="single" w:sz="8" w:space="0" w:color="000000"/>
+              <w:left w:val="single" w:sz="8" w:space="0" w:color="000000"/>
+              <w:bottom w:val="single" w:sz="8" w:space="0" w:color="000000"/>
+              <w:right w:val="single" w:sz="8" w:space="0" w:color="000000"/>
+            </w:tcBorders>
+            <w:tcMar>
+              <w:top w:w="100" w:type="dxa"/>
+              <w:left w:w="100" w:type="dxa"/>
+              <w:bottom w:w="100" w:type="dxa"/>
+              <w:right w:w="100" w:type="dxa"/>
+            </w:tcMar>
+            <w:hideMark/>
+          </w:tcPr>
+          <w:p>
+            <w:pPr>
+              <w:rPr>
+                <w:rFonts w:ascii="Times New Roman" w:hAnsi="Times New Roman" w:cs="Times New Roman"/>
+                <w:sz w:val="20"/>
+                <w:szCs w:val="20"/>
+              </w:rPr>
+            </w:pPr>
+            <w:r>
+              <w:rPr>
+                <w:rFonts w:ascii="Times New Roman" w:hAnsi="Times New Roman" w:cs="Times New Roman"/>
+                <w:b/>
+                <w:bCs/>
+                <w:sz w:val="20"/>
+                <w:szCs w:val="20"/>
+              </w:rPr>
+              <w:t>Platform</w:t>
+            </w:r>
+          </w:p>
+        </w:tc>
+        <w:tc>
+          <w:tcPr>
+            <w:tcW w:w="3270" w:type="dxa"/>
+            <w:tcBorders>
+              <w:top w:val="single" w:sz="8" w:space="0" w:color="000000"/>
+              <w:left w:val="single" w:sz="8" w:space="0" w:color="000000"/>
+              <w:bottom w:val="single" w:sz="8" w:space="0" w:color="000000"/>
+              <w:right w:val="single" w:sz="8" w:space="0" w:color="000000"/>
+            </w:tcBorders>
+            <w:tcMar>
+              <w:top w:w="100" w:type="dxa"/>
+              <w:left w:w="100" w:type="dxa"/>
+              <w:bottom w:w="100" w:type="dxa"/>
+              <w:right w:w="100" w:type="dxa"/>
+            </w:tcMar>
+            <w:hideMark/>
+          </w:tcPr>
+          <w:p>
+            <w:pPr>
+              <w:rPr>
+                <w:rFonts w:ascii="Times New Roman" w:hAnsi="Times New Roman" w:cs="Times New Roman"/>
+                <w:sz w:val="20"/>
+                <w:szCs w:val="20"/>
+              </w:rPr>
+            </w:pPr>
+            <w:r>
+              <w:rPr>
+                <w:rFonts w:ascii="Times New Roman" w:hAnsi="Times New Roman" w:cs="Times New Roman"/>
+                <w:sz w:val="20"/>
+                <w:szCs w:val="20"/>
+              </w:rPr>
+              <w:t>Web browsers, server-side (Node.js)</w:t>
+            </w:r>
+          </w:p>
+        </w:tc>
+        <w:tc>
+          <w:tcPr>
+            <w:tcW w:w="3780" w:type="dxa"/>
+            <w:tcBorders>
+              <w:top w:val="single" w:sz="8" w:space="0" w:color="000000"/>
+              <w:left w:val="single" w:sz="8" w:space="0" w:color="000000"/>
+              <w:bottom w:val="single" w:sz="8" w:space="0" w:color="000000"/>
+              <w:right w:val="single" w:sz="8" w:space="0" w:color="000000"/>
+            </w:tcBorders>
+            <w:tcMar>
+              <w:top w:w="100" w:type="dxa"/>
+              <w:left w:w="100" w:type="dxa"/>
+              <w:bottom w:w="100" w:type="dxa"/>
+              <w:right w:w="100" w:type="dxa"/>
+            </w:tcMar>
+            <w:hideMark/>
+          </w:tcPr>
+          <w:p>
+            <w:pPr>
+              <w:rPr>
+                <w:rFonts w:ascii="Times New Roman" w:hAnsi="Times New Roman" w:cs="Times New Roman"/>
+                <w:sz w:val="20"/>
+                <w:szCs w:val="20"/>
+              </w:rPr>
+            </w:pPr>
+            <w:r>
+              <w:rPr>
+                <w:rFonts w:ascii="Times New Roman" w:hAnsi="Times New Roman" w:cs="Times New Roman"/>
+                <w:sz w:val="20"/>
+                <w:szCs w:val="20"/>
+              </w:rPr>
+              <w:t>Primarily for web development (JavaScript runtime)</w:t>
+            </w:r>
+          </w:p>
+        </w:tc>
+      </w:tr>
+      <w:tr>
+        <w:tc>
+          <w:tcPr>
+            <w:tcW w:w="1590" w:type="dxa"/>
+            <w:tcBorders>
+              <w:top w:val="single" w:sz="8" w:space="0" w:color="000000"/>
+              <w:left w:val="single" w:sz="8" w:space="0" w:color="000000"/>
+              <w:bottom w:val="single" w:sz="8" w:space="0" w:color="000000"/>
+              <w:right w:val="single" w:sz="8" w:space="0" w:color="000000"/>
+            </w:tcBorders>
+            <w:tcMar>
+              <w:top w:w="100" w:type="dxa"/>
+              <w:left w:w="100" w:type="dxa"/>
+              <w:bottom w:w="100" w:type="dxa"/>
+              <w:right w:w="100" w:type="dxa"/>
+            </w:tcMar>
+            <w:hideMark/>
+          </w:tcPr>
+          <w:p>
+            <w:pPr>
+              <w:rPr>
+                <w:rFonts w:ascii="Times New Roman" w:hAnsi="Times New Roman" w:cs="Times New Roman"/>
+                <w:sz w:val="20"/>
+                <w:szCs w:val="20"/>
+              </w:rPr>
+            </w:pPr>
+            <w:r>
+              <w:rPr>
+                <w:rFonts w:ascii="Times New Roman" w:hAnsi="Times New Roman" w:cs="Times New Roman"/>
+                <w:b/>
+                <w:bCs/>
+                <w:sz w:val="20"/>
+                <w:szCs w:val="20"/>
+              </w:rPr>
+              <w:t>Type Annotations</w:t>
+            </w:r>
+          </w:p>
+        </w:tc>
+        <w:tc>
+          <w:tcPr>
+            <w:tcW w:w="3270" w:type="dxa"/>
+            <w:tcBorders>
+              <w:top w:val="single" w:sz="8" w:space="0" w:color="000000"/>
+              <w:left w:val="single" w:sz="8" w:space="0" w:color="000000"/>
+              <w:bottom w:val="single" w:sz="8" w:space="0" w:color="000000"/>
+              <w:right w:val="single" w:sz="8" w:space="0" w:color="000000"/>
+            </w:tcBorders>
+            <w:tcMar>
+              <w:top w:w="100" w:type="dxa"/>
+              <w:left w:w="100" w:type="dxa"/>
+              <w:bottom w:w="100" w:type="dxa"/>
+              <w:right w:w="100" w:type="dxa"/>
+            </w:tcMar>
+            <w:hideMark/>
+          </w:tcPr>
+          <w:p>
+            <w:pPr>
+              <w:rPr>
+                <w:rFonts w:ascii="Times New Roman" w:hAnsi="Times New Roman" w:cs="Times New Roman"/>
+                <w:sz w:val="20"/>
+                <w:szCs w:val="20"/>
+              </w:rPr>
+            </w:pPr>
+            <w:r>
+              <w:rPr>
+                <w:rFonts w:ascii="Times New Roman" w:hAnsi="Times New Roman" w:cs="Times New Roman"/>
+                <w:sz w:val="20"/>
+                <w:szCs w:val="20"/>
+              </w:rPr>
+              <w:t>No explicit type annotations</w:t>
+            </w:r>
+          </w:p>
+        </w:tc>
+        <w:tc>
+          <w:tcPr>
+            <w:tcW w:w="3780" w:type="dxa"/>
+            <w:tcBorders>
+              <w:top w:val="single" w:sz="8" w:space="0" w:color="000000"/>
+              <w:left w:val="single" w:sz="8" w:space="0" w:color="000000"/>
+              <w:bottom w:val="single" w:sz="8" w:space="0" w:color="000000"/>
+              <w:right w:val="single" w:sz="8" w:space="0" w:color="000000"/>
+            </w:tcBorders>
+            <w:tcMar>
+              <w:top w:w="100" w:type="dxa"/>
+              <w:left w:w="100" w:type="dxa"/>
+              <w:bottom w:w="100" w:type="dxa"/>
+              <w:right w:w="100" w:type="dxa"/>
+            </w:tcMar>
+            <w:hideMark/>
+          </w:tcPr>
+          <w:p>
+            <w:pPr>
+              <w:rPr>
+                <w:rFonts w:ascii="Times New Roman" w:hAnsi="Times New Roman" w:cs="Times New Roman"/>
+                <w:sz w:val="20"/>
+                <w:szCs w:val="20"/>
+              </w:rPr>
+            </w:pPr>
+            <w:r>
+              <w:rPr>
+                <w:rFonts w:ascii="Times New Roman" w:hAnsi="Times New Roman" w:cs="Times New Roman"/>
+                <w:sz w:val="20"/>
+                <w:szCs w:val="20"/>
+              </w:rPr>
+              <w:t>Optional, allows explicit type annotations</w:t>
+            </w:r>
+          </w:p>
+        </w:tc>
+      </w:tr>
+      <w:tr>
+        <w:tc>
+          <w:tcPr>
+            <w:tcW w:w="1590" w:type="dxa"/>
+            <w:tcBorders>
+              <w:top w:val="single" w:sz="8" w:space="0" w:color="000000"/>
+              <w:left w:val="single" w:sz="8" w:space="0" w:color="000000"/>
+              <w:bottom w:val="single" w:sz="8" w:space="0" w:color="000000"/>
+              <w:right w:val="single" w:sz="8" w:space="0" w:color="000000"/>
+            </w:tcBorders>
+            <w:tcMar>
+              <w:top w:w="100" w:type="dxa"/>
+              <w:left w:w="100" w:type="dxa"/>
+              <w:bottom w:w="100" w:type="dxa"/>
+              <w:right w:w="100" w:type="dxa"/>
+            </w:tcMar>
+            <w:hideMark/>
+          </w:tcPr>
+          <w:p>
+            <w:pPr>
+              <w:rPr>
+                <w:rFonts w:ascii="Times New Roman" w:hAnsi="Times New Roman" w:cs="Times New Roman"/>
+                <w:sz w:val="20"/>
+                <w:szCs w:val="20"/>
+              </w:rPr>
+            </w:pPr>
+            <w:r>
+              <w:rPr>
+                <w:rFonts w:ascii="Times New Roman" w:hAnsi="Times New Roman" w:cs="Times New Roman"/>
+                <w:b/>
+                <w:bCs/>
+                <w:sz w:val="20"/>
+                <w:szCs w:val="20"/>
+              </w:rPr>
+              <w:t>Type Inference</w:t>
+            </w:r>
+          </w:p>
+        </w:tc>
+        <w:tc>
+          <w:tcPr>
+            <w:tcW w:w="3270" w:type="dxa"/>
+            <w:tcBorders>
+              <w:top w:val="single" w:sz="8" w:space="0" w:color="000000"/>
+              <w:left w:val="single" w:sz="8" w:space="0" w:color="000000"/>
+              <w:bottom w:val="single" w:sz="8" w:space="0" w:color="000000"/>
+              <w:right w:val="single" w:sz="8" w:space="0" w:color="000000"/>
+            </w:tcBorders>
+            <w:tcMar>
+              <w:top w:w="100" w:type="dxa"/>
+              <w:left w:w="100" w:type="dxa"/>
+              <w:bottom w:w="100" w:type="dxa"/>
+              <w:right w:w="100" w:type="dxa"/>
+            </w:tcMar>
+            <w:hideMark/>
+          </w:tcPr>
+          <w:p>
+            <w:pPr>
+              <w:rPr>
+                <w:rFonts w:ascii="Times New Roman" w:hAnsi="Times New Roman" w:cs="Times New Roman"/>
+                <w:sz w:val="20"/>
+                <w:szCs w:val="20"/>
+              </w:rPr>
+            </w:pPr>
+            <w:r>
+              <w:rPr>
+                <w:rFonts w:ascii="Times New Roman" w:hAnsi="Times New Roman" w:cs="Times New Roman"/>
+                <w:sz w:val="20"/>
+                <w:szCs w:val="20"/>
+              </w:rPr>
+              <w:t>Limited type inference</w:t>
+            </w:r>
+          </w:p>
+        </w:tc>
+        <w:tc>
+          <w:tcPr>
+            <w:tcW w:w="3780" w:type="dxa"/>
+            <w:tcBorders>
+              <w:top w:val="single" w:sz="8" w:space="0" w:color="000000"/>
+              <w:left w:val="single" w:sz="8" w:space="0" w:color="000000"/>
+              <w:bottom w:val="single" w:sz="8" w:space="0" w:color="000000"/>
+              <w:right w:val="single" w:sz="8" w:space="0" w:color="000000"/>
+            </w:tcBorders>
+            <w:tcMar>
+              <w:top w:w="100" w:type="dxa"/>
+              <w:left w:w="100" w:type="dxa"/>
+              <w:bottom w:w="100" w:type="dxa"/>
+              <w:right w:w="100" w:type="dxa"/>
+            </w:tcMar>
+            <w:hideMark/>
+          </w:tcPr>
+          <w:p>
+            <w:pPr>
+              <w:rPr>
+                <w:rFonts w:ascii="Times New Roman" w:hAnsi="Times New Roman" w:cs="Times New Roman"/>
+                <w:sz w:val="20"/>
+                <w:szCs w:val="20"/>
+              </w:rPr>
+            </w:pPr>
+            <w:r>
+              <w:rPr>
+                <w:rFonts w:ascii="Times New Roman" w:hAnsi="Times New Roman" w:cs="Times New Roman"/>
+                <w:sz w:val="20"/>
+                <w:szCs w:val="20"/>
+              </w:rPr>
+              <w:t>Powerful type inference system</w:t>
+            </w:r>
+          </w:p>
+        </w:tc>
+      </w:tr>
+      <w:tr>
+        <w:tc>
+          <w:tcPr>
+            <w:tcW w:w="1590" w:type="dxa"/>
+            <w:tcBorders>
+              <w:top w:val="single" w:sz="8" w:space="0" w:color="000000"/>
+              <w:left w:val="single" w:sz="8" w:space="0" w:color="000000"/>
+              <w:bottom w:val="single" w:sz="8" w:space="0" w:color="000000"/>
+              <w:right w:val="single" w:sz="8" w:space="0" w:color="000000"/>
+            </w:tcBorders>
+            <w:tcMar>
+              <w:top w:w="100" w:type="dxa"/>
+              <w:left w:w="100" w:type="dxa"/>
+              <w:bottom w:w="100" w:type="dxa"/>
+              <w:right w:w="100" w:type="dxa"/>
+            </w:tcMar>
+            <w:hideMark/>
+          </w:tcPr>
+          <w:p>
+            <w:pPr>
+              <w:rPr>
+                <w:rFonts w:ascii="Times New Roman" w:hAnsi="Times New Roman" w:cs="Times New Roman"/>
+                <w:sz w:val="20"/>
+                <w:szCs w:val="20"/>
+              </w:rPr>
+            </w:pPr>
+            <w:r>
+              <w:rPr>
+                <w:rFonts w:ascii="Times New Roman" w:hAnsi="Times New Roman" w:cs="Times New Roman"/>
+                <w:b/>
+                <w:bCs/>
+                <w:sz w:val="20"/>
+                <w:szCs w:val="20"/>
+              </w:rPr>
+              <w:t>Interfaces</w:t>
+            </w:r>
+          </w:p>
+        </w:tc>
+        <w:tc>
+          <w:tcPr>
+            <w:tcW w:w="3270" w:type="dxa"/>
+            <w:tcBorders>
+              <w:top w:val="single" w:sz="8" w:space="0" w:color="000000"/>
+              <w:left w:val="single" w:sz="8" w:space="0" w:color="000000"/>
+              <w:bottom w:val="single" w:sz="8" w:space="0" w:color="000000"/>
+              <w:right w:val="single" w:sz="8" w:space="0" w:color="000000"/>
+            </w:tcBorders>
+            <w:tcMar>
+              <w:top w:w="100" w:type="dxa"/>
+              <w:left w:w="100" w:type="dxa"/>
+              <w:bottom w:w="100" w:type="dxa"/>
+              <w:right w:w="100" w:type="dxa"/>
+            </w:tcMar>
+            <w:hideMark/>
+          </w:tcPr>
+          <w:p>
+            <w:pPr>
+              <w:rPr>
+                <w:rFonts w:ascii="Times New Roman" w:hAnsi="Times New Roman" w:cs="Times New Roman"/>
+                <w:sz w:val="20"/>
+                <w:szCs w:val="20"/>
+              </w:rPr>
+            </w:pPr>
+            <w:r>
+              <w:rPr>
+                <w:rFonts w:ascii="Times New Roman" w:hAnsi="Times New Roman" w:cs="Times New Roman"/>
+                <w:sz w:val="20"/>
+                <w:szCs w:val="20"/>
+              </w:rPr>
+              <w:t>No native support</w:t>
+            </w:r>
+          </w:p>
+        </w:tc>
+        <w:tc>
+          <w:tcPr>
+            <w:tcW w:w="3780" w:type="dxa"/>
+            <w:tcBorders>
+              <w:top w:val="single" w:sz="8" w:space="0" w:color="000000"/>
+              <w:left w:val="single" w:sz="8" w:space="0" w:color="000000"/>
+              <w:bottom w:val="single" w:sz="8" w:space="0" w:color="000000"/>
+              <w:right w:val="single" w:sz="8" w:space="0" w:color="000000"/>
+            </w:tcBorders>
+            <w:tcMar>
+              <w:top w:w="100" w:type="dxa"/>
+              <w:left w:w="100" w:type="dxa"/>
+              <w:bottom w:w="100" w:type="dxa"/>
+              <w:right w:w="100" w:type="dxa"/>
+            </w:tcMar>
+            <w:hideMark/>
+          </w:tcPr>
+          <w:p>
+            <w:pPr>
+              <w:rPr>
+                <w:rFonts w:ascii="Times New Roman" w:hAnsi="Times New Roman" w:cs="Times New Roman"/>
+                <w:sz w:val="20"/>
+                <w:szCs w:val="20"/>
+              </w:rPr>
+            </w:pPr>
+            <w:r>
+              <w:rPr>
+                <w:rFonts w:ascii="Times New Roman" w:hAnsi="Times New Roman" w:cs="Times New Roman"/>
+                <w:sz w:val="20"/>
+                <w:szCs w:val="20"/>
+              </w:rPr>
+              <w:t>Supports interfaces for defining object structure</w:t>
+            </w:r>
+          </w:p>
+        </w:tc>
+      </w:tr>
+      <w:tr>
+        <w:tc>
+          <w:tcPr>
+            <w:tcW w:w="1590" w:type="dxa"/>
+            <w:tcBorders>
+              <w:top w:val="single" w:sz="8" w:space="0" w:color="000000"/>
+              <w:left w:val="single" w:sz="8" w:space="0" w:color="000000"/>
+              <w:bottom w:val="single" w:sz="8" w:space="0" w:color="000000"/>
+              <w:right w:val="single" w:sz="8" w:space="0" w:color="000000"/>
+            </w:tcBorders>
+            <w:tcMar>
+              <w:top w:w="100" w:type="dxa"/>
+              <w:left w:w="100" w:type="dxa"/>
+              <w:bottom w:w="100" w:type="dxa"/>
+              <w:right w:w="100" w:type="dxa"/>
+            </w:tcMar>
+            <w:hideMark/>
+          </w:tcPr>
+          <w:p>
+            <w:pPr>
+              <w:rPr>
+                <w:rFonts w:ascii="Times New Roman" w:hAnsi="Times New Roman" w:cs="Times New Roman"/>
+                <w:sz w:val="20"/>
+                <w:szCs w:val="20"/>
+              </w:rPr>
+            </w:pPr>
+            <w:r>
+              <w:rPr>
+                <w:rFonts w:ascii="Times New Roman" w:hAnsi="Times New Roman" w:cs="Times New Roman"/>
+                <w:b/>
+                <w:bCs/>
+                <w:sz w:val="20"/>
+                <w:szCs w:val="20"/>
+              </w:rPr>
+              <w:t>Enums</w:t>
+            </w:r>
+          </w:p>
+        </w:tc>
+        <w:tc>
+          <w:tcPr>
+            <w:tcW w:w="3270" w:type="dxa"/>
+            <w:tcBorders>
+              <w:top w:val="single" w:sz="8" w:space="0" w:color="000000"/>
+              <w:left w:val="single" w:sz="8" w:space="0" w:color="000000"/>
+              <w:bottom w:val="single" w:sz="8" w:space="0" w:color="000000"/>
+              <w:right w:val="single" w:sz="8" w:space="0" w:color="000000"/>
+            </w:tcBorders>
+            <w:tcMar>
+              <w:top w:w="100" w:type="dxa"/>
+              <w:left w:w="100" w:type="dxa"/>
+              <w:bottom w:w="100" w:type="dxa"/>
+              <w:right w:w="100" w:type="dxa"/>
+            </w:tcMar>
+            <w:hideMark/>
+          </w:tcPr>
+          <w:p>
+            <w:pPr>
+              <w:rPr>
+                <w:rFonts w:ascii="Times New Roman" w:hAnsi="Times New Roman" w:cs="Times New Roman"/>
+                <w:sz w:val="20"/>
+                <w:szCs w:val="20"/>
+              </w:rPr>
+            </w:pPr>
+            <w:r>
+              <w:rPr>
+                <w:rFonts w:ascii="Times New Roman" w:hAnsi="Times New Roman" w:cs="Times New Roman"/>
+                <w:sz w:val="20"/>
+                <w:szCs w:val="20"/>
+              </w:rPr>
+              <w:t>No native support</w:t>
+            </w:r>
+          </w:p>
+        </w:tc>
+        <w:tc>
+          <w:tcPr>
+            <w:tcW w:w="3780" w:type="dxa"/>
+            <w:tcBorders>
+              <w:top w:val="single" w:sz="8" w:space="0" w:color="000000"/>
+              <w:left w:val="single" w:sz="8" w:space="0" w:color="000000"/>
+              <w:bottom w:val="single" w:sz="8" w:space="0" w:color="000000"/>
+              <w:right w:val="single" w:sz="8" w:space="0" w:color="000000"/>
+            </w:tcBorders>
+            <w:tcMar>
+              <w:top w:w="100" w:type="dxa"/>
+              <w:left w:w="100" w:type="dxa"/>
+              <w:bottom w:w="100" w:type="dxa"/>
+              <w:right w:w="100" w:type="dxa"/>
+            </w:tcMar>
+            <w:hideMark/>
+          </w:tcPr>
+          <w:p>
+            <w:pPr>
+              <w:rPr>
+                <w:rFonts w:ascii="Times New Roman" w:hAnsi="Times New Roman" w:cs="Times New Roman"/>
+                <w:sz w:val="20"/>
+                <w:szCs w:val="20"/>
+              </w:rPr>
+            </w:pPr>
+            <w:r>
+              <w:rPr>
+                <w:rFonts w:ascii="Times New Roman" w:hAnsi="Times New Roman" w:cs="Times New Roman"/>
+                <w:sz w:val="20"/>
+                <w:szCs w:val="20"/>
+              </w:rPr>
+              <w:t xml:space="preserve">Supports </w:t>
+            </w:r>
+            <w:proofErr w:type="spellStart"/>
+            <w:r>
+              <w:rPr>
+                <w:rFonts w:ascii="Times New Roman" w:hAnsi="Times New Roman" w:cs="Times New Roman"/>
+                <w:sz w:val="20"/>
+                <w:szCs w:val="20"/>
+              </w:rPr>
+              <w:t>enums</w:t>
+            </w:r>
+            <w:proofErr w:type="spellEnd"/>
+            <w:r>
+              <w:rPr>
+                <w:rFonts w:ascii="Times New Roman" w:hAnsi="Times New Roman" w:cs="Times New Roman"/>
+                <w:sz w:val="20"/>
+                <w:szCs w:val="20"/>
+              </w:rPr>
+              <w:t xml:space="preserve"> for named constant values</w:t>
+            </w:r>
+          </w:p>
+        </w:tc>
+      </w:tr>
+      <w:tr>
+        <w:tc>
+          <w:tcPr>
+            <w:tcW w:w="1590" w:type="dxa"/>
+            <w:tcBorders>
+              <w:top w:val="single" w:sz="8" w:space="0" w:color="000000"/>
+              <w:left w:val="single" w:sz="8" w:space="0" w:color="000000"/>
+              <w:bottom w:val="single" w:sz="8" w:space="0" w:color="000000"/>
+              <w:right w:val="single" w:sz="8" w:space="0" w:color="000000"/>
+            </w:tcBorders>
+            <w:tcMar>
+              <w:top w:w="100" w:type="dxa"/>
+              <w:left w:w="100" w:type="dxa"/>
+              <w:bottom w:w="100" w:type="dxa"/>
+              <w:right w:w="100" w:type="dxa"/>
+            </w:tcMar>
+            <w:hideMark/>
+          </w:tcPr>
+          <w:p>
+            <w:pPr>
+              <w:rPr>
+                <w:rFonts w:ascii="Times New Roman" w:hAnsi="Times New Roman" w:cs="Times New Roman"/>
+                <w:sz w:val="20"/>
+                <w:szCs w:val="20"/>
+              </w:rPr>
+            </w:pPr>
+            <w:r>
+              <w:rPr>
+                <w:rFonts w:ascii="Times New Roman" w:hAnsi="Times New Roman" w:cs="Times New Roman"/>
+                <w:b/>
+                <w:bCs/>
+                <w:sz w:val="20"/>
+                <w:szCs w:val="20"/>
+              </w:rPr>
+              <w:t>Classes and Modules</w:t>
+            </w:r>
+          </w:p>
+        </w:tc>
+        <w:tc>
+          <w:tcPr>
+            <w:tcW w:w="3270" w:type="dxa"/>
+            <w:tcBorders>
+              <w:top w:val="single" w:sz="8" w:space="0" w:color="000000"/>
+              <w:left w:val="single" w:sz="8" w:space="0" w:color="000000"/>
+              <w:bottom w:val="single" w:sz="8" w:space="0" w:color="000000"/>
+              <w:right w:val="single" w:sz="8" w:space="0" w:color="000000"/>
+            </w:tcBorders>
+            <w:tcMar>
+              <w:top w:w="100" w:type="dxa"/>
+              <w:left w:w="100" w:type="dxa"/>
+              <w:bottom w:w="100" w:type="dxa"/>
+              <w:right w:w="100" w:type="dxa"/>
+            </w:tcMar>
+            <w:hideMark/>
+          </w:tcPr>
+          <w:p>
+            <w:pPr>
+              <w:rPr>
+                <w:rFonts w:ascii="Times New Roman" w:hAnsi="Times New Roman" w:cs="Times New Roman"/>
+                <w:sz w:val="20"/>
+                <w:szCs w:val="20"/>
+              </w:rPr>
+            </w:pPr>
+            <w:r>
+              <w:rPr>
+                <w:rFonts w:ascii="Times New Roman" w:hAnsi="Times New Roman" w:cs="Times New Roman"/>
+                <w:sz w:val="20"/>
+                <w:szCs w:val="20"/>
+              </w:rPr>
+              <w:t>Supports, but with ES6 (ECMAScript 2015) syntax</w:t>
+            </w:r>
+          </w:p>
+        </w:tc>
+        <w:tc>
+          <w:tcPr>
+            <w:tcW w:w="3780" w:type="dxa"/>
+            <w:tcBorders>
+              <w:top w:val="single" w:sz="8" w:space="0" w:color="000000"/>
+              <w:left w:val="single" w:sz="8" w:space="0" w:color="000000"/>
+              <w:bottom w:val="single" w:sz="8" w:space="0" w:color="000000"/>
+              <w:right w:val="single" w:sz="8" w:space="0" w:color="000000"/>
+            </w:tcBorders>
+            <w:tcMar>
+              <w:top w:w="100" w:type="dxa"/>
+              <w:left w:w="100" w:type="dxa"/>
+              <w:bottom w:w="100" w:type="dxa"/>
+              <w:right w:w="100" w:type="dxa"/>
+            </w:tcMar>
+            <w:hideMark/>
+          </w:tcPr>
+          <w:p>
+            <w:pPr>
+              <w:rPr>
+                <w:rFonts w:ascii="Times New Roman" w:hAnsi="Times New Roman" w:cs="Times New Roman"/>
+                <w:sz w:val="20"/>
+                <w:szCs w:val="20"/>
+              </w:rPr>
+            </w:pPr>
+            <w:r>
+              <w:rPr>
+                <w:rFonts w:ascii="Times New Roman" w:hAnsi="Times New Roman" w:cs="Times New Roman"/>
+                <w:sz w:val="20"/>
+                <w:szCs w:val="20"/>
+              </w:rPr>
+              <w:t>Supports, with additional features for object-oriented programming</w:t>
+            </w:r>
+          </w:p>
+        </w:tc>
+      </w:tr>
+      <w:tr>
+        <w:tc>
+          <w:tcPr>
+            <w:tcW w:w="1590" w:type="dxa"/>
+            <w:tcBorders>
+              <w:top w:val="single" w:sz="8" w:space="0" w:color="000000"/>
+              <w:left w:val="single" w:sz="8" w:space="0" w:color="000000"/>
+              <w:bottom w:val="single" w:sz="8" w:space="0" w:color="000000"/>
+              <w:right w:val="single" w:sz="8" w:space="0" w:color="000000"/>
+            </w:tcBorders>
+            <w:tcMar>
+              <w:top w:w="100" w:type="dxa"/>
+              <w:left w:w="100" w:type="dxa"/>
+              <w:bottom w:w="100" w:type="dxa"/>
+              <w:right w:w="100" w:type="dxa"/>
+            </w:tcMar>
+            <w:hideMark/>
+          </w:tcPr>
+          <w:p>
+            <w:pPr>
+              <w:rPr>
+                <w:rFonts w:ascii="Times New Roman" w:hAnsi="Times New Roman" w:cs="Times New Roman"/>
+                <w:sz w:val="20"/>
+                <w:szCs w:val="20"/>
+              </w:rPr>
+            </w:pPr>
+            <w:r>
+              <w:rPr>
+                <w:rFonts w:ascii="Times New Roman" w:hAnsi="Times New Roman" w:cs="Times New Roman"/>
+                <w:b/>
+                <w:bCs/>
+                <w:sz w:val="20"/>
+                <w:szCs w:val="20"/>
+              </w:rPr>
+              <w:t>Compatibility</w:t>
+            </w:r>
+          </w:p>
+        </w:tc>
+        <w:tc>
+          <w:tcPr>
+            <w:tcW w:w="3270" w:type="dxa"/>
+            <w:tcBorders>
+              <w:top w:val="single" w:sz="8" w:space="0" w:color="000000"/>
+              <w:left w:val="single" w:sz="8" w:space="0" w:color="000000"/>
+              <w:bottom w:val="single" w:sz="8" w:space="0" w:color="000000"/>
+              <w:right w:val="single" w:sz="8" w:space="0" w:color="000000"/>
+            </w:tcBorders>
+            <w:tcMar>
+              <w:top w:w="100" w:type="dxa"/>
+              <w:left w:w="100" w:type="dxa"/>
+              <w:bottom w:w="100" w:type="dxa"/>
+              <w:right w:w="100" w:type="dxa"/>
+            </w:tcMar>
+            <w:hideMark/>
+          </w:tcPr>
+          <w:p>
+            <w:pPr>
+              <w:rPr>
+                <w:rFonts w:ascii="Times New Roman" w:hAnsi="Times New Roman" w:cs="Times New Roman"/>
+                <w:sz w:val="20"/>
+                <w:szCs w:val="20"/>
+              </w:rPr>
+            </w:pPr>
+            <w:r>
+              <w:rPr>
+                <w:rFonts w:ascii="Times New Roman" w:hAnsi="Times New Roman" w:cs="Times New Roman"/>
+                <w:sz w:val="20"/>
+                <w:szCs w:val="20"/>
+              </w:rPr>
+              <w:t>Works in any JavaScript runtime</w:t>
+            </w:r>
+          </w:p>
+        </w:tc>
+        <w:tc>
+          <w:tcPr>
+            <w:tcW w:w="3780" w:type="dxa"/>
+            <w:tcBorders>
+              <w:top w:val="single" w:sz="8" w:space="0" w:color="000000"/>
+              <w:left w:val="single" w:sz="8" w:space="0" w:color="000000"/>
+              <w:bottom w:val="single" w:sz="8" w:space="0" w:color="000000"/>
+              <w:right w:val="single" w:sz="8" w:space="0" w:color="000000"/>
+            </w:tcBorders>
+            <w:tcMar>
+              <w:top w:w="100" w:type="dxa"/>
+              <w:left w:w="100" w:type="dxa"/>
+              <w:bottom w:w="100" w:type="dxa"/>
+              <w:right w:w="100" w:type="dxa"/>
+            </w:tcMar>
+            <w:hideMark/>
+          </w:tcPr>
+          <w:p>
+            <w:pPr>
+              <w:rPr>
+                <w:rFonts w:ascii="Times New Roman" w:hAnsi="Times New Roman" w:cs="Times New Roman"/>
+                <w:sz w:val="20"/>
+                <w:szCs w:val="20"/>
+              </w:rPr>
+            </w:pPr>
+            <w:r>
+              <w:rPr>
+                <w:rFonts w:ascii="Times New Roman" w:hAnsi="Times New Roman" w:cs="Times New Roman"/>
+                <w:sz w:val="20"/>
+                <w:szCs w:val="20"/>
+              </w:rPr>
+              <w:t xml:space="preserve">Compatible with JavaScript; TypeScript code can be </w:t>
+            </w:r>
+            <w:proofErr w:type="spellStart"/>
+            <w:r>
+              <w:rPr>
+                <w:rFonts w:ascii="Times New Roman" w:hAnsi="Times New Roman" w:cs="Times New Roman"/>
+                <w:sz w:val="20"/>
+                <w:szCs w:val="20"/>
+              </w:rPr>
+              <w:t>transpiled</w:t>
+            </w:r>
+            <w:proofErr w:type="spellEnd"/>
+            <w:r>
+              <w:rPr>
+                <w:rFonts w:ascii="Times New Roman" w:hAnsi="Times New Roman" w:cs="Times New Roman"/>
+                <w:sz w:val="20"/>
+                <w:szCs w:val="20"/>
+              </w:rPr>
+              <w:t xml:space="preserve"> to JavaScript</w:t>
+            </w:r>
+          </w:p>
+        </w:tc>
+      </w:tr>
+      <w:tr>
+        <w:tc>
+          <w:tcPr>
+            <w:tcW w:w="1590" w:type="dxa"/>
+            <w:tcBorders>
+              <w:top w:val="single" w:sz="8" w:space="0" w:color="000000"/>
+              <w:left w:val="single" w:sz="8" w:space="0" w:color="000000"/>
+              <w:bottom w:val="single" w:sz="8" w:space="0" w:color="000000"/>
+              <w:right w:val="single" w:sz="8" w:space="0" w:color="000000"/>
+            </w:tcBorders>
+            <w:tcMar>
+              <w:top w:w="100" w:type="dxa"/>
+              <w:left w:w="100" w:type="dxa"/>
+              <w:bottom w:w="100" w:type="dxa"/>
+              <w:right w:w="100" w:type="dxa"/>
+            </w:tcMar>
+            <w:hideMark/>
+          </w:tcPr>
+          <w:p>
+            <w:pPr>
+              <w:rPr>
+                <w:rFonts w:ascii="Times New Roman" w:hAnsi="Times New Roman" w:cs="Times New Roman"/>
+                <w:sz w:val="20"/>
+                <w:szCs w:val="20"/>
+              </w:rPr>
+            </w:pPr>
+            <w:r>
+              <w:rPr>
+                <w:rFonts w:ascii="Times New Roman" w:hAnsi="Times New Roman" w:cs="Times New Roman"/>
+                <w:b/>
+                <w:bCs/>
+                <w:sz w:val="20"/>
+                <w:szCs w:val="20"/>
+              </w:rPr>
+              <w:t>Tooling Support</w:t>
+            </w:r>
+          </w:p>
+        </w:tc>
+        <w:tc>
+          <w:tcPr>
+            <w:tcW w:w="3270" w:type="dxa"/>
+            <w:tcBorders>
+              <w:top w:val="single" w:sz="8" w:space="0" w:color="000000"/>
+              <w:left w:val="single" w:sz="8" w:space="0" w:color="000000"/>
+              <w:bottom w:val="single" w:sz="8" w:space="0" w:color="000000"/>
+              <w:right w:val="single" w:sz="8" w:space="0" w:color="000000"/>
+            </w:tcBorders>
+            <w:tcMar>
+              <w:top w:w="100" w:type="dxa"/>
+              <w:left w:w="100" w:type="dxa"/>
+              <w:bottom w:w="100" w:type="dxa"/>
+              <w:right w:w="100" w:type="dxa"/>
+            </w:tcMar>
+            <w:hideMark/>
+          </w:tcPr>
+          <w:p>
+            <w:pPr>
+              <w:rPr>
+                <w:rFonts w:ascii="Times New Roman" w:hAnsi="Times New Roman" w:cs="Times New Roman"/>
+                <w:sz w:val="20"/>
+                <w:szCs w:val="20"/>
+              </w:rPr>
+            </w:pPr>
+            <w:r>
+              <w:rPr>
+                <w:rFonts w:ascii="Times New Roman" w:hAnsi="Times New Roman" w:cs="Times New Roman"/>
+                <w:sz w:val="20"/>
+                <w:szCs w:val="20"/>
+              </w:rPr>
+              <w:t>Varied; many code editors and IDEs available</w:t>
+            </w:r>
+          </w:p>
+        </w:tc>
+        <w:tc>
+          <w:tcPr>
+            <w:tcW w:w="3780" w:type="dxa"/>
+            <w:tcBorders>
+              <w:top w:val="single" w:sz="8" w:space="0" w:color="000000"/>
+              <w:left w:val="single" w:sz="8" w:space="0" w:color="000000"/>
+              <w:bottom w:val="single" w:sz="8" w:space="0" w:color="000000"/>
+              <w:right w:val="single" w:sz="8" w:space="0" w:color="000000"/>
+            </w:tcBorders>
+            <w:tcMar>
+              <w:top w:w="100" w:type="dxa"/>
+              <w:left w:w="100" w:type="dxa"/>
+              <w:bottom w:w="100" w:type="dxa"/>
+              <w:right w:w="100" w:type="dxa"/>
+            </w:tcMar>
+            <w:hideMark/>
+          </w:tcPr>
+          <w:p>
+            <w:pPr>
+              <w:rPr>
+                <w:rFonts w:ascii="Times New Roman" w:hAnsi="Times New Roman" w:cs="Times New Roman"/>
+                <w:sz w:val="20"/>
+                <w:szCs w:val="20"/>
+              </w:rPr>
+            </w:pPr>
+            <w:r>
+              <w:rPr>
+                <w:rFonts w:ascii="Times New Roman" w:hAnsi="Times New Roman" w:cs="Times New Roman"/>
+                <w:sz w:val="20"/>
+                <w:szCs w:val="20"/>
+              </w:rPr>
+              <w:t>Well-supported in Visual Studio Code and other popular editors</w:t>
+            </w:r>
+          </w:p>
+        </w:tc>
+      </w:tr>
+      <w:tr>
+        <w:tc>
+          <w:tcPr>
+            <w:tcW w:w="1590" w:type="dxa"/>
+            <w:tcBorders>
+              <w:top w:val="single" w:sz="8" w:space="0" w:color="000000"/>
+              <w:left w:val="single" w:sz="8" w:space="0" w:color="000000"/>
+              <w:bottom w:val="single" w:sz="8" w:space="0" w:color="000000"/>
+              <w:right w:val="single" w:sz="8" w:space="0" w:color="000000"/>
+            </w:tcBorders>
+            <w:tcMar>
+              <w:top w:w="100" w:type="dxa"/>
+              <w:left w:w="100" w:type="dxa"/>
+              <w:bottom w:w="100" w:type="dxa"/>
+              <w:right w:w="100" w:type="dxa"/>
+            </w:tcMar>
+            <w:hideMark/>
+          </w:tcPr>
+          <w:p>
+            <w:pPr>
+              <w:rPr>
+                <w:rFonts w:ascii="Times New Roman" w:hAnsi="Times New Roman" w:cs="Times New Roman"/>
+                <w:sz w:val="20"/>
+                <w:szCs w:val="20"/>
+              </w:rPr>
+            </w:pPr>
+            <w:r>
+              <w:rPr>
+                <w:rFonts w:ascii="Times New Roman" w:hAnsi="Times New Roman" w:cs="Times New Roman"/>
+                <w:b/>
+                <w:bCs/>
+                <w:sz w:val="20"/>
+                <w:szCs w:val="20"/>
+              </w:rPr>
+              <w:t>Development Process</w:t>
+            </w:r>
+          </w:p>
+        </w:tc>
+        <w:tc>
+          <w:tcPr>
+            <w:tcW w:w="3270" w:type="dxa"/>
+            <w:tcBorders>
+              <w:top w:val="single" w:sz="8" w:space="0" w:color="000000"/>
+              <w:left w:val="single" w:sz="8" w:space="0" w:color="000000"/>
+              <w:bottom w:val="single" w:sz="8" w:space="0" w:color="000000"/>
+              <w:right w:val="single" w:sz="8" w:space="0" w:color="000000"/>
+            </w:tcBorders>
+            <w:tcMar>
+              <w:top w:w="100" w:type="dxa"/>
+              <w:left w:w="100" w:type="dxa"/>
+              <w:bottom w:w="100" w:type="dxa"/>
+              <w:right w:w="100" w:type="dxa"/>
+            </w:tcMar>
+            <w:hideMark/>
+          </w:tcPr>
+          <w:p>
+            <w:pPr>
+              <w:rPr>
+                <w:rFonts w:ascii="Times New Roman" w:hAnsi="Times New Roman" w:cs="Times New Roman"/>
+                <w:sz w:val="20"/>
+                <w:szCs w:val="20"/>
+              </w:rPr>
+            </w:pPr>
+            <w:r>
+              <w:rPr>
+                <w:rFonts w:ascii="Times New Roman" w:hAnsi="Times New Roman" w:cs="Times New Roman"/>
+                <w:sz w:val="20"/>
+                <w:szCs w:val="20"/>
+              </w:rPr>
+              <w:t>Less tooling support for catching errors early</w:t>
+            </w:r>
+          </w:p>
+        </w:tc>
+        <w:tc>
+          <w:tcPr>
+            <w:tcW w:w="3780" w:type="dxa"/>
+            <w:tcBorders>
+              <w:top w:val="single" w:sz="8" w:space="0" w:color="000000"/>
+              <w:left w:val="single" w:sz="8" w:space="0" w:color="000000"/>
+              <w:bottom w:val="single" w:sz="8" w:space="0" w:color="000000"/>
+              <w:right w:val="single" w:sz="8" w:space="0" w:color="000000"/>
+            </w:tcBorders>
+            <w:tcMar>
+              <w:top w:w="100" w:type="dxa"/>
+              <w:left w:w="100" w:type="dxa"/>
+              <w:bottom w:w="100" w:type="dxa"/>
+              <w:right w:w="100" w:type="dxa"/>
+            </w:tcMar>
+            <w:hideMark/>
+          </w:tcPr>
+          <w:p>
+            <w:pPr>
+              <w:rPr>
+                <w:rFonts w:ascii="Times New Roman" w:hAnsi="Times New Roman" w:cs="Times New Roman"/>
+                <w:sz w:val="20"/>
+                <w:szCs w:val="20"/>
+              </w:rPr>
+            </w:pPr>
+            <w:r>
+              <w:rPr>
+                <w:rFonts w:ascii="Times New Roman" w:hAnsi="Times New Roman" w:cs="Times New Roman"/>
+                <w:sz w:val="20"/>
+                <w:szCs w:val="20"/>
+              </w:rPr>
+              <w:t>Enhanced tooling support for catching errors during development</w:t>
+            </w:r>
+          </w:p>
+        </w:tc>
+      </w:tr>
+      <w:tr>
+        <w:tc>
+          <w:tcPr>
+            <w:tcW w:w="1590" w:type="dxa"/>
+            <w:tcBorders>
+              <w:top w:val="single" w:sz="8" w:space="0" w:color="000000"/>
+              <w:left w:val="single" w:sz="8" w:space="0" w:color="000000"/>
+              <w:bottom w:val="single" w:sz="8" w:space="0" w:color="000000"/>
+              <w:right w:val="single" w:sz="8" w:space="0" w:color="000000"/>
+            </w:tcBorders>
+            <w:tcMar>
+              <w:top w:w="100" w:type="dxa"/>
+              <w:left w:w="100" w:type="dxa"/>
+              <w:bottom w:w="100" w:type="dxa"/>
+              <w:right w:w="100" w:type="dxa"/>
+            </w:tcMar>
+            <w:hideMark/>
+          </w:tcPr>
+          <w:p>
+            <w:pPr>
+              <w:rPr>
+                <w:rFonts w:ascii="Times New Roman" w:hAnsi="Times New Roman" w:cs="Times New Roman"/>
+                <w:sz w:val="20"/>
+                <w:szCs w:val="20"/>
+              </w:rPr>
+            </w:pPr>
+            <w:r>
+              <w:rPr>
+                <w:rFonts w:ascii="Times New Roman" w:hAnsi="Times New Roman" w:cs="Times New Roman"/>
+                <w:b/>
+                <w:bCs/>
+                <w:sz w:val="20"/>
+                <w:szCs w:val="20"/>
+              </w:rPr>
+              <w:t>Code Structure</w:t>
+            </w:r>
+          </w:p>
+        </w:tc>
+        <w:tc>
+          <w:tcPr>
+            <w:tcW w:w="3270" w:type="dxa"/>
+            <w:tcBorders>
+              <w:top w:val="single" w:sz="8" w:space="0" w:color="000000"/>
+              <w:left w:val="single" w:sz="8" w:space="0" w:color="000000"/>
+              <w:bottom w:val="single" w:sz="8" w:space="0" w:color="000000"/>
+              <w:right w:val="single" w:sz="8" w:space="0" w:color="000000"/>
+            </w:tcBorders>
+            <w:tcMar>
+              <w:top w:w="100" w:type="dxa"/>
+              <w:left w:w="100" w:type="dxa"/>
+              <w:bottom w:w="100" w:type="dxa"/>
+              <w:right w:w="100" w:type="dxa"/>
+            </w:tcMar>
+            <w:hideMark/>
+          </w:tcPr>
+          <w:p>
+            <w:pPr>
+              <w:rPr>
+                <w:rFonts w:ascii="Times New Roman" w:hAnsi="Times New Roman" w:cs="Times New Roman"/>
+                <w:sz w:val="20"/>
+                <w:szCs w:val="20"/>
+              </w:rPr>
+            </w:pPr>
+            <w:proofErr w:type="gramStart"/>
+            <w:r>
+              <w:rPr>
+                <w:rFonts w:ascii="Times New Roman" w:hAnsi="Times New Roman" w:cs="Times New Roman"/>
+                <w:sz w:val="20"/>
+                <w:szCs w:val="20"/>
+              </w:rPr>
+              <w:t>Typically</w:t>
+            </w:r>
+            <w:proofErr w:type="gramEnd"/>
+            <w:r>
+              <w:rPr>
+                <w:rFonts w:ascii="Times New Roman" w:hAnsi="Times New Roman" w:cs="Times New Roman"/>
+                <w:sz w:val="20"/>
+                <w:szCs w:val="20"/>
+              </w:rPr>
+              <w:t xml:space="preserve"> less structured due to dynamic nature</w:t>
+            </w:r>
+          </w:p>
+        </w:tc>
+        <w:tc>
+          <w:tcPr>
+            <w:tcW w:w="3780" w:type="dxa"/>
+            <w:tcBorders>
+              <w:top w:val="single" w:sz="8" w:space="0" w:color="000000"/>
+              <w:left w:val="single" w:sz="8" w:space="0" w:color="000000"/>
+              <w:bottom w:val="single" w:sz="8" w:space="0" w:color="000000"/>
+              <w:right w:val="single" w:sz="8" w:space="0" w:color="000000"/>
+            </w:tcBorders>
+            <w:tcMar>
+              <w:top w:w="100" w:type="dxa"/>
+              <w:left w:w="100" w:type="dxa"/>
+              <w:bottom w:w="100" w:type="dxa"/>
+              <w:right w:w="100" w:type="dxa"/>
+            </w:tcMar>
+            <w:hideMark/>
+          </w:tcPr>
+          <w:p>
+            <w:pPr>
+              <w:rPr>
+                <w:rFonts w:ascii="Times New Roman" w:hAnsi="Times New Roman" w:cs="Times New Roman"/>
+                <w:sz w:val="20"/>
+                <w:szCs w:val="20"/>
+              </w:rPr>
+            </w:pPr>
+            <w:r>
+              <w:rPr>
+                <w:rFonts w:ascii="Times New Roman" w:hAnsi="Times New Roman" w:cs="Times New Roman"/>
+                <w:sz w:val="20"/>
+                <w:szCs w:val="20"/>
+              </w:rPr>
+              <w:t>Supports a more structured and modular code organization</w:t>
+            </w:r>
+          </w:p>
+        </w:tc>
+      </w:tr>
+      <w:tr>
+        <w:tc>
+          <w:tcPr>
+            <w:tcW w:w="1590" w:type="dxa"/>
+            <w:tcBorders>
+              <w:top w:val="single" w:sz="8" w:space="0" w:color="000000"/>
+              <w:left w:val="single" w:sz="8" w:space="0" w:color="000000"/>
+              <w:bottom w:val="single" w:sz="8" w:space="0" w:color="000000"/>
+              <w:right w:val="single" w:sz="8" w:space="0" w:color="000000"/>
+            </w:tcBorders>
+            <w:tcMar>
+              <w:top w:w="100" w:type="dxa"/>
+              <w:left w:w="100" w:type="dxa"/>
+              <w:bottom w:w="100" w:type="dxa"/>
+              <w:right w:w="100" w:type="dxa"/>
+            </w:tcMar>
+            <w:hideMark/>
+          </w:tcPr>
+          <w:p>
+            <w:pPr>
+              <w:rPr>
+                <w:rFonts w:ascii="Times New Roman" w:hAnsi="Times New Roman" w:cs="Times New Roman"/>
+                <w:sz w:val="20"/>
+                <w:szCs w:val="20"/>
+              </w:rPr>
+            </w:pPr>
+            <w:r>
+              <w:rPr>
+                <w:rFonts w:ascii="Times New Roman" w:hAnsi="Times New Roman" w:cs="Times New Roman"/>
+                <w:b/>
+                <w:bCs/>
+                <w:sz w:val="20"/>
+                <w:szCs w:val="20"/>
+              </w:rPr>
+              <w:t>Adoption in Frameworks</w:t>
+            </w:r>
+          </w:p>
+        </w:tc>
+        <w:tc>
+          <w:tcPr>
+            <w:tcW w:w="3270" w:type="dxa"/>
+            <w:tcBorders>
+              <w:top w:val="single" w:sz="8" w:space="0" w:color="000000"/>
+              <w:left w:val="single" w:sz="8" w:space="0" w:color="000000"/>
+              <w:bottom w:val="single" w:sz="8" w:space="0" w:color="000000"/>
+              <w:right w:val="single" w:sz="8" w:space="0" w:color="000000"/>
+            </w:tcBorders>
+            <w:tcMar>
+              <w:top w:w="100" w:type="dxa"/>
+              <w:left w:w="100" w:type="dxa"/>
+              <w:bottom w:w="100" w:type="dxa"/>
+              <w:right w:w="100" w:type="dxa"/>
+            </w:tcMar>
+            <w:hideMark/>
+          </w:tcPr>
+          <w:p>
+            <w:pPr>
+              <w:rPr>
+                <w:rFonts w:ascii="Times New Roman" w:hAnsi="Times New Roman" w:cs="Times New Roman"/>
+                <w:sz w:val="20"/>
+                <w:szCs w:val="20"/>
+              </w:rPr>
+            </w:pPr>
+            <w:r>
+              <w:rPr>
+                <w:rFonts w:ascii="Times New Roman" w:hAnsi="Times New Roman" w:cs="Times New Roman"/>
+                <w:sz w:val="20"/>
+                <w:szCs w:val="20"/>
+              </w:rPr>
+              <w:t>Commonly used with frontend frameworks (React, Vue, Angular)</w:t>
+            </w:r>
+          </w:p>
+        </w:tc>
+        <w:tc>
+          <w:tcPr>
+            <w:tcW w:w="3780" w:type="dxa"/>
+            <w:tcBorders>
+              <w:top w:val="single" w:sz="8" w:space="0" w:color="000000"/>
+              <w:left w:val="single" w:sz="8" w:space="0" w:color="000000"/>
+              <w:bottom w:val="single" w:sz="8" w:space="0" w:color="000000"/>
+              <w:right w:val="single" w:sz="8" w:space="0" w:color="000000"/>
+            </w:tcBorders>
+            <w:tcMar>
+              <w:top w:w="100" w:type="dxa"/>
+              <w:left w:w="100" w:type="dxa"/>
+              <w:bottom w:w="100" w:type="dxa"/>
+              <w:right w:w="100" w:type="dxa"/>
+            </w:tcMar>
+            <w:hideMark/>
+          </w:tcPr>
+          <w:p>
+            <w:pPr>
+              <w:rPr>
+                <w:rFonts w:ascii="Times New Roman" w:hAnsi="Times New Roman" w:cs="Times New Roman"/>
+                <w:sz w:val="20"/>
+                <w:szCs w:val="20"/>
+              </w:rPr>
+            </w:pPr>
+            <w:r>
+              <w:rPr>
+                <w:rFonts w:ascii="Times New Roman" w:hAnsi="Times New Roman" w:cs="Times New Roman"/>
+                <w:sz w:val="20"/>
+                <w:szCs w:val="20"/>
+              </w:rPr>
+              <w:t>Widely used in Angular development, gaining popularity in other frameworks</w:t>
+            </w:r>
+          </w:p>
+        </w:tc>
+      </w:tr>
+    </w:tbl>
+    <w:p/>
+    <w:p/>
+    <w:p/>
+    <w:p/>
+    <w:p/>
+    <w:p/>
+    <w:p/>
     <w:p/>
     <w:p/>
     <w:p>
+      <w:r>
+        <w:t>8</w:t>
+      </w:r>
+    </w:p>
+    <w:p>
       <w:pPr>
         <w:rPr>
+          <w:rFonts w:ascii="Times New Roman" w:hAnsi="Times New Roman" w:cs="Times New Roman"/>
           <w:b/>
           <w:bCs/>
+          <w:sz w:val="20"/>
+          <w:szCs w:val="20"/>
         </w:rPr>
       </w:pPr>
       <w:r>
         <w:rPr>
+          <w:rFonts w:ascii="Times New Roman" w:hAnsi="Times New Roman" w:cs="Times New Roman"/>
           <w:b/>
           <w:bCs/>
-        </w:rPr>
-        <w:lastRenderedPageBreak/>
-        <w:t xml:space="preserve">7. </w:t>
-      </w:r>
-      <w:r>
-        <w:rPr>
-          <w:b/>
-          <w:bCs/>
-        </w:rPr>
-        <w:t>JavaScript vs TypeScript</w:t>
+          <w:sz w:val="20"/>
+          <w:szCs w:val="20"/>
+        </w:rPr>
+        <w:t>Java vs TypeScript</w:t>
       </w:r>
     </w:p>
     <w:tbl>
@@ -465,33 +2699,43 @@
         <w:tblLook w:val="04A0" w:firstRow="1" w:lastRow="0" w:firstColumn="1" w:lastColumn="0" w:noHBand="0" w:noVBand="1"/>
       </w:tblPr>
       <w:tblGrid>
-        <w:gridCol w:w="2126"/>
-        <w:gridCol w:w="4014"/>
-        <w:gridCol w:w="4640"/>
+        <w:gridCol w:w="1340"/>
+        <w:gridCol w:w="3060"/>
+        <w:gridCol w:w="3960"/>
       </w:tblGrid>
       <w:tr>
         <w:tc>
           <w:tcPr>
-            <w:tcW w:w="0" w:type="auto"/>
-            <w:tcBorders>
-              <w:top w:val="single" w:sz="8" w:space="0" w:color="000000"/>
-              <w:left w:val="single" w:sz="8" w:space="0" w:color="000000"/>
-              <w:bottom w:val="single" w:sz="8" w:space="0" w:color="000000"/>
-              <w:right w:val="single" w:sz="8" w:space="0" w:color="000000"/>
-            </w:tcBorders>
-            <w:tcMar>
-              <w:top w:w="100" w:type="dxa"/>
-              <w:left w:w="100" w:type="dxa"/>
-              <w:bottom w:w="100" w:type="dxa"/>
-              <w:right w:w="100" w:type="dxa"/>
-            </w:tcMar>
-            <w:hideMark/>
-          </w:tcPr>
-          <w:p>
-            <w:r>
-              <w:rPr>
+            <w:tcW w:w="1340" w:type="dxa"/>
+            <w:tcBorders>
+              <w:top w:val="single" w:sz="8" w:space="0" w:color="000000"/>
+              <w:left w:val="single" w:sz="8" w:space="0" w:color="000000"/>
+              <w:bottom w:val="single" w:sz="8" w:space="0" w:color="000000"/>
+              <w:right w:val="single" w:sz="8" w:space="0" w:color="000000"/>
+            </w:tcBorders>
+            <w:tcMar>
+              <w:top w:w="100" w:type="dxa"/>
+              <w:left w:w="100" w:type="dxa"/>
+              <w:bottom w:w="100" w:type="dxa"/>
+              <w:right w:w="100" w:type="dxa"/>
+            </w:tcMar>
+            <w:hideMark/>
+          </w:tcPr>
+          <w:p>
+            <w:pPr>
+              <w:rPr>
+                <w:rFonts w:ascii="Times New Roman" w:hAnsi="Times New Roman" w:cs="Times New Roman"/>
+                <w:sz w:val="20"/>
+                <w:szCs w:val="20"/>
+              </w:rPr>
+            </w:pPr>
+            <w:r>
+              <w:rPr>
+                <w:rFonts w:ascii="Times New Roman" w:hAnsi="Times New Roman" w:cs="Times New Roman"/>
                 <w:b/>
                 <w:bCs/>
+                <w:sz w:val="20"/>
+                <w:szCs w:val="20"/>
               </w:rPr>
               <w:t>Feature</w:t>
             </w:r>
@@ -499,53 +2743,73 @@
         </w:tc>
         <w:tc>
           <w:tcPr>
-            <w:tcW w:w="0" w:type="auto"/>
-            <w:tcBorders>
-              <w:top w:val="single" w:sz="8" w:space="0" w:color="000000"/>
-              <w:left w:val="single" w:sz="8" w:space="0" w:color="000000"/>
-              <w:bottom w:val="single" w:sz="8" w:space="0" w:color="000000"/>
-              <w:right w:val="single" w:sz="8" w:space="0" w:color="000000"/>
-            </w:tcBorders>
-            <w:tcMar>
-              <w:top w:w="100" w:type="dxa"/>
-              <w:left w:w="100" w:type="dxa"/>
-              <w:bottom w:w="100" w:type="dxa"/>
-              <w:right w:w="100" w:type="dxa"/>
-            </w:tcMar>
-            <w:hideMark/>
-          </w:tcPr>
-          <w:p>
-            <w:r>
-              <w:rPr>
+            <w:tcW w:w="3060" w:type="dxa"/>
+            <w:tcBorders>
+              <w:top w:val="single" w:sz="8" w:space="0" w:color="000000"/>
+              <w:left w:val="single" w:sz="8" w:space="0" w:color="000000"/>
+              <w:bottom w:val="single" w:sz="8" w:space="0" w:color="000000"/>
+              <w:right w:val="single" w:sz="8" w:space="0" w:color="000000"/>
+            </w:tcBorders>
+            <w:tcMar>
+              <w:top w:w="100" w:type="dxa"/>
+              <w:left w:w="100" w:type="dxa"/>
+              <w:bottom w:w="100" w:type="dxa"/>
+              <w:right w:w="100" w:type="dxa"/>
+            </w:tcMar>
+            <w:hideMark/>
+          </w:tcPr>
+          <w:p>
+            <w:pPr>
+              <w:rPr>
+                <w:rFonts w:ascii="Times New Roman" w:hAnsi="Times New Roman" w:cs="Times New Roman"/>
+                <w:sz w:val="20"/>
+                <w:szCs w:val="20"/>
+              </w:rPr>
+            </w:pPr>
+            <w:r>
+              <w:rPr>
+                <w:rFonts w:ascii="Times New Roman" w:hAnsi="Times New Roman" w:cs="Times New Roman"/>
                 <w:b/>
                 <w:bCs/>
-              </w:rPr>
-              <w:t>JavaScript</w:t>
-            </w:r>
-          </w:p>
-        </w:tc>
-        <w:tc>
-          <w:tcPr>
-            <w:tcW w:w="0" w:type="auto"/>
-            <w:tcBorders>
-              <w:top w:val="single" w:sz="8" w:space="0" w:color="000000"/>
-              <w:left w:val="single" w:sz="8" w:space="0" w:color="000000"/>
-              <w:bottom w:val="single" w:sz="8" w:space="0" w:color="000000"/>
-              <w:right w:val="single" w:sz="8" w:space="0" w:color="000000"/>
-            </w:tcBorders>
-            <w:tcMar>
-              <w:top w:w="100" w:type="dxa"/>
-              <w:left w:w="100" w:type="dxa"/>
-              <w:bottom w:w="100" w:type="dxa"/>
-              <w:right w:w="100" w:type="dxa"/>
-            </w:tcMar>
-            <w:hideMark/>
-          </w:tcPr>
-          <w:p>
-            <w:r>
-              <w:rPr>
+                <w:sz w:val="20"/>
+                <w:szCs w:val="20"/>
+              </w:rPr>
+              <w:t>Java</w:t>
+            </w:r>
+          </w:p>
+        </w:tc>
+        <w:tc>
+          <w:tcPr>
+            <w:tcW w:w="3960" w:type="dxa"/>
+            <w:tcBorders>
+              <w:top w:val="single" w:sz="8" w:space="0" w:color="000000"/>
+              <w:left w:val="single" w:sz="8" w:space="0" w:color="000000"/>
+              <w:bottom w:val="single" w:sz="8" w:space="0" w:color="000000"/>
+              <w:right w:val="single" w:sz="8" w:space="0" w:color="000000"/>
+            </w:tcBorders>
+            <w:tcMar>
+              <w:top w:w="100" w:type="dxa"/>
+              <w:left w:w="100" w:type="dxa"/>
+              <w:bottom w:w="100" w:type="dxa"/>
+              <w:right w:w="100" w:type="dxa"/>
+            </w:tcMar>
+            <w:hideMark/>
+          </w:tcPr>
+          <w:p>
+            <w:pPr>
+              <w:rPr>
+                <w:rFonts w:ascii="Times New Roman" w:hAnsi="Times New Roman" w:cs="Times New Roman"/>
+                <w:sz w:val="20"/>
+                <w:szCs w:val="20"/>
+              </w:rPr>
+            </w:pPr>
+            <w:r>
+              <w:rPr>
+                <w:rFonts w:ascii="Times New Roman" w:hAnsi="Times New Roman" w:cs="Times New Roman"/>
                 <w:b/>
                 <w:bCs/>
+                <w:sz w:val="20"/>
+                <w:szCs w:val="20"/>
               </w:rPr>
               <w:t>TypeScript</w:t>
             </w:r>
@@ -555,26 +2819,36 @@
       <w:tr>
         <w:tc>
           <w:tcPr>
-            <w:tcW w:w="0" w:type="auto"/>
-            <w:tcBorders>
-              <w:top w:val="single" w:sz="8" w:space="0" w:color="000000"/>
-              <w:left w:val="single" w:sz="8" w:space="0" w:color="000000"/>
-              <w:bottom w:val="single" w:sz="8" w:space="0" w:color="000000"/>
-              <w:right w:val="single" w:sz="8" w:space="0" w:color="000000"/>
-            </w:tcBorders>
-            <w:tcMar>
-              <w:top w:w="100" w:type="dxa"/>
-              <w:left w:w="100" w:type="dxa"/>
-              <w:bottom w:w="100" w:type="dxa"/>
-              <w:right w:w="100" w:type="dxa"/>
-            </w:tcMar>
-            <w:hideMark/>
-          </w:tcPr>
-          <w:p>
-            <w:r>
-              <w:rPr>
+            <w:tcW w:w="1340" w:type="dxa"/>
+            <w:tcBorders>
+              <w:top w:val="single" w:sz="8" w:space="0" w:color="000000"/>
+              <w:left w:val="single" w:sz="8" w:space="0" w:color="000000"/>
+              <w:bottom w:val="single" w:sz="8" w:space="0" w:color="000000"/>
+              <w:right w:val="single" w:sz="8" w:space="0" w:color="000000"/>
+            </w:tcBorders>
+            <w:tcMar>
+              <w:top w:w="100" w:type="dxa"/>
+              <w:left w:w="100" w:type="dxa"/>
+              <w:bottom w:w="100" w:type="dxa"/>
+              <w:right w:w="100" w:type="dxa"/>
+            </w:tcMar>
+            <w:hideMark/>
+          </w:tcPr>
+          <w:p>
+            <w:pPr>
+              <w:rPr>
+                <w:rFonts w:ascii="Times New Roman" w:hAnsi="Times New Roman" w:cs="Times New Roman"/>
+                <w:sz w:val="20"/>
+                <w:szCs w:val="20"/>
+              </w:rPr>
+            </w:pPr>
+            <w:r>
+              <w:rPr>
+                <w:rFonts w:ascii="Times New Roman" w:hAnsi="Times New Roman" w:cs="Times New Roman"/>
                 <w:b/>
                 <w:bCs/>
+                <w:sz w:val="20"/>
+                <w:szCs w:val="20"/>
               </w:rPr>
               <w:t>Type System</w:t>
             </w:r>
@@ -582,53 +2856,82 @@
         </w:tc>
         <w:tc>
           <w:tcPr>
-            <w:tcW w:w="0" w:type="auto"/>
-            <w:tcBorders>
-              <w:top w:val="single" w:sz="8" w:space="0" w:color="000000"/>
-              <w:left w:val="single" w:sz="8" w:space="0" w:color="000000"/>
-              <w:bottom w:val="single" w:sz="8" w:space="0" w:color="000000"/>
-              <w:right w:val="single" w:sz="8" w:space="0" w:color="000000"/>
-            </w:tcBorders>
-            <w:tcMar>
-              <w:top w:w="100" w:type="dxa"/>
-              <w:left w:w="100" w:type="dxa"/>
-              <w:bottom w:w="100" w:type="dxa"/>
-              <w:right w:w="100" w:type="dxa"/>
-            </w:tcMar>
-            <w:hideMark/>
-          </w:tcPr>
-          <w:p>
+            <w:tcW w:w="3060" w:type="dxa"/>
+            <w:tcBorders>
+              <w:top w:val="single" w:sz="8" w:space="0" w:color="000000"/>
+              <w:left w:val="single" w:sz="8" w:space="0" w:color="000000"/>
+              <w:bottom w:val="single" w:sz="8" w:space="0" w:color="000000"/>
+              <w:right w:val="single" w:sz="8" w:space="0" w:color="000000"/>
+            </w:tcBorders>
+            <w:tcMar>
+              <w:top w:w="100" w:type="dxa"/>
+              <w:left w:w="100" w:type="dxa"/>
+              <w:bottom w:w="100" w:type="dxa"/>
+              <w:right w:w="100" w:type="dxa"/>
+            </w:tcMar>
+            <w:hideMark/>
+          </w:tcPr>
+          <w:p>
+            <w:pPr>
+              <w:rPr>
+                <w:rFonts w:ascii="Times New Roman" w:hAnsi="Times New Roman" w:cs="Times New Roman"/>
+                <w:sz w:val="20"/>
+                <w:szCs w:val="20"/>
+              </w:rPr>
+            </w:pPr>
             <w:proofErr w:type="gramStart"/>
             <w:r>
-              <w:t>Dynamically-typed</w:t>
+              <w:rPr>
+                <w:rFonts w:ascii="Times New Roman" w:hAnsi="Times New Roman" w:cs="Times New Roman"/>
+                <w:sz w:val="20"/>
+                <w:szCs w:val="20"/>
+              </w:rPr>
+              <w:t>Statically-typed</w:t>
             </w:r>
             <w:proofErr w:type="gramEnd"/>
           </w:p>
         </w:tc>
         <w:tc>
           <w:tcPr>
-            <w:tcW w:w="0" w:type="auto"/>
-            <w:tcBorders>
-              <w:top w:val="single" w:sz="8" w:space="0" w:color="000000"/>
-              <w:left w:val="single" w:sz="8" w:space="0" w:color="000000"/>
-              <w:bottom w:val="single" w:sz="8" w:space="0" w:color="000000"/>
-              <w:right w:val="single" w:sz="8" w:space="0" w:color="000000"/>
-            </w:tcBorders>
-            <w:tcMar>
-              <w:top w:w="100" w:type="dxa"/>
-              <w:left w:w="100" w:type="dxa"/>
-              <w:bottom w:w="100" w:type="dxa"/>
-              <w:right w:w="100" w:type="dxa"/>
-            </w:tcMar>
-            <w:hideMark/>
-          </w:tcPr>
-          <w:p>
+            <w:tcW w:w="3960" w:type="dxa"/>
+            <w:tcBorders>
+              <w:top w:val="single" w:sz="8" w:space="0" w:color="000000"/>
+              <w:left w:val="single" w:sz="8" w:space="0" w:color="000000"/>
+              <w:bottom w:val="single" w:sz="8" w:space="0" w:color="000000"/>
+              <w:right w:val="single" w:sz="8" w:space="0" w:color="000000"/>
+            </w:tcBorders>
+            <w:tcMar>
+              <w:top w:w="100" w:type="dxa"/>
+              <w:left w:w="100" w:type="dxa"/>
+              <w:bottom w:w="100" w:type="dxa"/>
+              <w:right w:w="100" w:type="dxa"/>
+            </w:tcMar>
+            <w:hideMark/>
+          </w:tcPr>
+          <w:p>
+            <w:pPr>
+              <w:rPr>
+                <w:rFonts w:ascii="Times New Roman" w:hAnsi="Times New Roman" w:cs="Times New Roman"/>
+                <w:sz w:val="20"/>
+                <w:szCs w:val="20"/>
+              </w:rPr>
+            </w:pPr>
             <w:proofErr w:type="gramStart"/>
             <w:r>
+              <w:rPr>
+                <w:rFonts w:ascii="Times New Roman" w:hAnsi="Times New Roman" w:cs="Times New Roman"/>
+                <w:sz w:val="20"/>
+                <w:szCs w:val="20"/>
+              </w:rPr>
               <w:t>Statically-typed</w:t>
             </w:r>
             <w:proofErr w:type="gramEnd"/>
             <w:r>
+              <w:rPr>
+                <w:rFonts w:ascii="Times New Roman" w:hAnsi="Times New Roman" w:cs="Times New Roman"/>
+                <w:sz w:val="20"/>
+                <w:szCs w:val="20"/>
+              </w:rPr>
               <w:t xml:space="preserve"> (optional static typing)</w:t>
             </w:r>
           </w:p>
@@ -637,26 +2940,36 @@
       <w:tr>
         <w:tc>
           <w:tcPr>
-            <w:tcW w:w="0" w:type="auto"/>
-            <w:tcBorders>
-              <w:top w:val="single" w:sz="8" w:space="0" w:color="000000"/>
-              <w:left w:val="single" w:sz="8" w:space="0" w:color="000000"/>
-              <w:bottom w:val="single" w:sz="8" w:space="0" w:color="000000"/>
-              <w:right w:val="single" w:sz="8" w:space="0" w:color="000000"/>
-            </w:tcBorders>
-            <w:tcMar>
-              <w:top w:w="100" w:type="dxa"/>
-              <w:left w:w="100" w:type="dxa"/>
-              <w:bottom w:w="100" w:type="dxa"/>
-              <w:right w:w="100" w:type="dxa"/>
-            </w:tcMar>
-            <w:hideMark/>
-          </w:tcPr>
-          <w:p>
-            <w:r>
-              <w:rPr>
+            <w:tcW w:w="1340" w:type="dxa"/>
+            <w:tcBorders>
+              <w:top w:val="single" w:sz="8" w:space="0" w:color="000000"/>
+              <w:left w:val="single" w:sz="8" w:space="0" w:color="000000"/>
+              <w:bottom w:val="single" w:sz="8" w:space="0" w:color="000000"/>
+              <w:right w:val="single" w:sz="8" w:space="0" w:color="000000"/>
+            </w:tcBorders>
+            <w:tcMar>
+              <w:top w:w="100" w:type="dxa"/>
+              <w:left w:w="100" w:type="dxa"/>
+              <w:bottom w:w="100" w:type="dxa"/>
+              <w:right w:w="100" w:type="dxa"/>
+            </w:tcMar>
+            <w:hideMark/>
+          </w:tcPr>
+          <w:p>
+            <w:pPr>
+              <w:rPr>
+                <w:rFonts w:ascii="Times New Roman" w:hAnsi="Times New Roman" w:cs="Times New Roman"/>
+                <w:sz w:val="20"/>
+                <w:szCs w:val="20"/>
+              </w:rPr>
+            </w:pPr>
+            <w:r>
+              <w:rPr>
+                <w:rFonts w:ascii="Times New Roman" w:hAnsi="Times New Roman" w:cs="Times New Roman"/>
                 <w:b/>
                 <w:bCs/>
+                <w:sz w:val="20"/>
+                <w:szCs w:val="20"/>
               </w:rPr>
               <w:t>Platform</w:t>
             </w:r>
@@ -664,46 +2977,70 @@
         </w:tc>
         <w:tc>
           <w:tcPr>
-            <w:tcW w:w="0" w:type="auto"/>
-            <w:tcBorders>
-              <w:top w:val="single" w:sz="8" w:space="0" w:color="000000"/>
-              <w:left w:val="single" w:sz="8" w:space="0" w:color="000000"/>
-              <w:bottom w:val="single" w:sz="8" w:space="0" w:color="000000"/>
-              <w:right w:val="single" w:sz="8" w:space="0" w:color="000000"/>
-            </w:tcBorders>
-            <w:tcMar>
-              <w:top w:w="100" w:type="dxa"/>
-              <w:left w:w="100" w:type="dxa"/>
-              <w:bottom w:w="100" w:type="dxa"/>
-              <w:right w:w="100" w:type="dxa"/>
-            </w:tcMar>
-            <w:hideMark/>
-          </w:tcPr>
-          <w:p>
-            <w:r>
-              <w:t>Web browsers, server-side (Node.js)</w:t>
-            </w:r>
-          </w:p>
-        </w:tc>
-        <w:tc>
-          <w:tcPr>
-            <w:tcW w:w="0" w:type="auto"/>
-            <w:tcBorders>
-              <w:top w:val="single" w:sz="8" w:space="0" w:color="000000"/>
-              <w:left w:val="single" w:sz="8" w:space="0" w:color="000000"/>
-              <w:bottom w:val="single" w:sz="8" w:space="0" w:color="000000"/>
-              <w:right w:val="single" w:sz="8" w:space="0" w:color="000000"/>
-            </w:tcBorders>
-            <w:tcMar>
-              <w:top w:w="100" w:type="dxa"/>
-              <w:left w:w="100" w:type="dxa"/>
-              <w:bottom w:w="100" w:type="dxa"/>
-              <w:right w:w="100" w:type="dxa"/>
-            </w:tcMar>
-            <w:hideMark/>
-          </w:tcPr>
-          <w:p>
-            <w:r>
+            <w:tcW w:w="3060" w:type="dxa"/>
+            <w:tcBorders>
+              <w:top w:val="single" w:sz="8" w:space="0" w:color="000000"/>
+              <w:left w:val="single" w:sz="8" w:space="0" w:color="000000"/>
+              <w:bottom w:val="single" w:sz="8" w:space="0" w:color="000000"/>
+              <w:right w:val="single" w:sz="8" w:space="0" w:color="000000"/>
+            </w:tcBorders>
+            <w:tcMar>
+              <w:top w:w="100" w:type="dxa"/>
+              <w:left w:w="100" w:type="dxa"/>
+              <w:bottom w:w="100" w:type="dxa"/>
+              <w:right w:w="100" w:type="dxa"/>
+            </w:tcMar>
+            <w:hideMark/>
+          </w:tcPr>
+          <w:p>
+            <w:pPr>
+              <w:rPr>
+                <w:rFonts w:ascii="Times New Roman" w:hAnsi="Times New Roman" w:cs="Times New Roman"/>
+                <w:sz w:val="20"/>
+                <w:szCs w:val="20"/>
+              </w:rPr>
+            </w:pPr>
+            <w:r>
+              <w:rPr>
+                <w:rFonts w:ascii="Times New Roman" w:hAnsi="Times New Roman" w:cs="Times New Roman"/>
+                <w:sz w:val="20"/>
+                <w:szCs w:val="20"/>
+              </w:rPr>
+              <w:t>Cross-platform</w:t>
+            </w:r>
+          </w:p>
+        </w:tc>
+        <w:tc>
+          <w:tcPr>
+            <w:tcW w:w="3960" w:type="dxa"/>
+            <w:tcBorders>
+              <w:top w:val="single" w:sz="8" w:space="0" w:color="000000"/>
+              <w:left w:val="single" w:sz="8" w:space="0" w:color="000000"/>
+              <w:bottom w:val="single" w:sz="8" w:space="0" w:color="000000"/>
+              <w:right w:val="single" w:sz="8" w:space="0" w:color="000000"/>
+            </w:tcBorders>
+            <w:tcMar>
+              <w:top w:w="100" w:type="dxa"/>
+              <w:left w:w="100" w:type="dxa"/>
+              <w:bottom w:w="100" w:type="dxa"/>
+              <w:right w:w="100" w:type="dxa"/>
+            </w:tcMar>
+            <w:hideMark/>
+          </w:tcPr>
+          <w:p>
+            <w:pPr>
+              <w:rPr>
+                <w:rFonts w:ascii="Times New Roman" w:hAnsi="Times New Roman" w:cs="Times New Roman"/>
+                <w:sz w:val="20"/>
+                <w:szCs w:val="20"/>
+              </w:rPr>
+            </w:pPr>
+            <w:r>
+              <w:rPr>
+                <w:rFonts w:ascii="Times New Roman" w:hAnsi="Times New Roman" w:cs="Times New Roman"/>
+                <w:sz w:val="20"/>
+                <w:szCs w:val="20"/>
+              </w:rPr>
               <w:t>Primarily for web development (JavaScript runtime)</w:t>
             </w:r>
           </w:p>
@@ -712,74 +3049,118 @@
       <w:tr>
         <w:tc>
           <w:tcPr>
-            <w:tcW w:w="0" w:type="auto"/>
-            <w:tcBorders>
-              <w:top w:val="single" w:sz="8" w:space="0" w:color="000000"/>
-              <w:left w:val="single" w:sz="8" w:space="0" w:color="000000"/>
-              <w:bottom w:val="single" w:sz="8" w:space="0" w:color="000000"/>
-              <w:right w:val="single" w:sz="8" w:space="0" w:color="000000"/>
-            </w:tcBorders>
-            <w:tcMar>
-              <w:top w:w="100" w:type="dxa"/>
-              <w:left w:w="100" w:type="dxa"/>
-              <w:bottom w:w="100" w:type="dxa"/>
-              <w:right w:w="100" w:type="dxa"/>
-            </w:tcMar>
-            <w:hideMark/>
-          </w:tcPr>
-          <w:p>
-            <w:r>
-              <w:rPr>
+            <w:tcW w:w="1340" w:type="dxa"/>
+            <w:tcBorders>
+              <w:top w:val="single" w:sz="8" w:space="0" w:color="000000"/>
+              <w:left w:val="single" w:sz="8" w:space="0" w:color="000000"/>
+              <w:bottom w:val="single" w:sz="8" w:space="0" w:color="000000"/>
+              <w:right w:val="single" w:sz="8" w:space="0" w:color="000000"/>
+            </w:tcBorders>
+            <w:tcMar>
+              <w:top w:w="100" w:type="dxa"/>
+              <w:left w:w="100" w:type="dxa"/>
+              <w:bottom w:w="100" w:type="dxa"/>
+              <w:right w:w="100" w:type="dxa"/>
+            </w:tcMar>
+            <w:hideMark/>
+          </w:tcPr>
+          <w:p>
+            <w:pPr>
+              <w:rPr>
+                <w:rFonts w:ascii="Times New Roman" w:hAnsi="Times New Roman" w:cs="Times New Roman"/>
+                <w:sz w:val="20"/>
+                <w:szCs w:val="20"/>
+              </w:rPr>
+            </w:pPr>
+            <w:r>
+              <w:rPr>
+                <w:rFonts w:ascii="Times New Roman" w:hAnsi="Times New Roman" w:cs="Times New Roman"/>
                 <w:b/>
                 <w:bCs/>
-              </w:rPr>
-              <w:t>Type Annotations</w:t>
-            </w:r>
-          </w:p>
-        </w:tc>
-        <w:tc>
-          <w:tcPr>
-            <w:tcW w:w="0" w:type="auto"/>
-            <w:tcBorders>
-              <w:top w:val="single" w:sz="8" w:space="0" w:color="000000"/>
-              <w:left w:val="single" w:sz="8" w:space="0" w:color="000000"/>
-              <w:bottom w:val="single" w:sz="8" w:space="0" w:color="000000"/>
-              <w:right w:val="single" w:sz="8" w:space="0" w:color="000000"/>
-            </w:tcBorders>
-            <w:tcMar>
-              <w:top w:w="100" w:type="dxa"/>
-              <w:left w:w="100" w:type="dxa"/>
-              <w:bottom w:w="100" w:type="dxa"/>
-              <w:right w:w="100" w:type="dxa"/>
-            </w:tcMar>
-            <w:hideMark/>
-          </w:tcPr>
-          <w:p>
-            <w:r>
-              <w:t>No explicit type annotations</w:t>
-            </w:r>
-          </w:p>
-        </w:tc>
-        <w:tc>
-          <w:tcPr>
-            <w:tcW w:w="0" w:type="auto"/>
-            <w:tcBorders>
-              <w:top w:val="single" w:sz="8" w:space="0" w:color="000000"/>
-              <w:left w:val="single" w:sz="8" w:space="0" w:color="000000"/>
-              <w:bottom w:val="single" w:sz="8" w:space="0" w:color="000000"/>
-              <w:right w:val="single" w:sz="8" w:space="0" w:color="000000"/>
-            </w:tcBorders>
-            <w:tcMar>
-              <w:top w:w="100" w:type="dxa"/>
-              <w:left w:w="100" w:type="dxa"/>
-              <w:bottom w:w="100" w:type="dxa"/>
-              <w:right w:w="100" w:type="dxa"/>
-            </w:tcMar>
-            <w:hideMark/>
-          </w:tcPr>
-          <w:p>
-            <w:r>
-              <w:t>Optional, allows explicit type annotations</w:t>
+                <w:sz w:val="20"/>
+                <w:szCs w:val="20"/>
+              </w:rPr>
+              <w:t>Compilation</w:t>
+            </w:r>
+          </w:p>
+        </w:tc>
+        <w:tc>
+          <w:tcPr>
+            <w:tcW w:w="3060" w:type="dxa"/>
+            <w:tcBorders>
+              <w:top w:val="single" w:sz="8" w:space="0" w:color="000000"/>
+              <w:left w:val="single" w:sz="8" w:space="0" w:color="000000"/>
+              <w:bottom w:val="single" w:sz="8" w:space="0" w:color="000000"/>
+              <w:right w:val="single" w:sz="8" w:space="0" w:color="000000"/>
+            </w:tcBorders>
+            <w:tcMar>
+              <w:top w:w="100" w:type="dxa"/>
+              <w:left w:w="100" w:type="dxa"/>
+              <w:bottom w:w="100" w:type="dxa"/>
+              <w:right w:w="100" w:type="dxa"/>
+            </w:tcMar>
+            <w:hideMark/>
+          </w:tcPr>
+          <w:p>
+            <w:pPr>
+              <w:rPr>
+                <w:rFonts w:ascii="Times New Roman" w:hAnsi="Times New Roman" w:cs="Times New Roman"/>
+                <w:sz w:val="20"/>
+                <w:szCs w:val="20"/>
+              </w:rPr>
+            </w:pPr>
+            <w:r>
+              <w:rPr>
+                <w:rFonts w:ascii="Times New Roman" w:hAnsi="Times New Roman" w:cs="Times New Roman"/>
+                <w:sz w:val="20"/>
+                <w:szCs w:val="20"/>
+              </w:rPr>
+              <w:t>Compiled to bytecode (JVM)</w:t>
+            </w:r>
+          </w:p>
+        </w:tc>
+        <w:tc>
+          <w:tcPr>
+            <w:tcW w:w="3960" w:type="dxa"/>
+            <w:tcBorders>
+              <w:top w:val="single" w:sz="8" w:space="0" w:color="000000"/>
+              <w:left w:val="single" w:sz="8" w:space="0" w:color="000000"/>
+              <w:bottom w:val="single" w:sz="8" w:space="0" w:color="000000"/>
+              <w:right w:val="single" w:sz="8" w:space="0" w:color="000000"/>
+            </w:tcBorders>
+            <w:tcMar>
+              <w:top w:w="100" w:type="dxa"/>
+              <w:left w:w="100" w:type="dxa"/>
+              <w:bottom w:w="100" w:type="dxa"/>
+              <w:right w:w="100" w:type="dxa"/>
+            </w:tcMar>
+            <w:hideMark/>
+          </w:tcPr>
+          <w:p>
+            <w:pPr>
+              <w:rPr>
+                <w:rFonts w:ascii="Times New Roman" w:hAnsi="Times New Roman" w:cs="Times New Roman"/>
+                <w:sz w:val="20"/>
+                <w:szCs w:val="20"/>
+              </w:rPr>
+            </w:pPr>
+            <w:proofErr w:type="spellStart"/>
+            <w:r>
+              <w:rPr>
+                <w:rFonts w:ascii="Times New Roman" w:hAnsi="Times New Roman" w:cs="Times New Roman"/>
+                <w:sz w:val="20"/>
+                <w:szCs w:val="20"/>
+              </w:rPr>
+              <w:t>Transpiled</w:t>
+            </w:r>
+            <w:proofErr w:type="spellEnd"/>
+            <w:r>
+              <w:rPr>
+                <w:rFonts w:ascii="Times New Roman" w:hAnsi="Times New Roman" w:cs="Times New Roman"/>
+                <w:sz w:val="20"/>
+                <w:szCs w:val="20"/>
+              </w:rPr>
+              <w:t xml:space="preserve"> to JavaScript</w:t>
             </w:r>
           </w:p>
         </w:tc>
@@ -787,74 +3168,108 @@
       <w:tr>
         <w:tc>
           <w:tcPr>
-            <w:tcW w:w="0" w:type="auto"/>
-            <w:tcBorders>
-              <w:top w:val="single" w:sz="8" w:space="0" w:color="000000"/>
-              <w:left w:val="single" w:sz="8" w:space="0" w:color="000000"/>
-              <w:bottom w:val="single" w:sz="8" w:space="0" w:color="000000"/>
-              <w:right w:val="single" w:sz="8" w:space="0" w:color="000000"/>
-            </w:tcBorders>
-            <w:tcMar>
-              <w:top w:w="100" w:type="dxa"/>
-              <w:left w:w="100" w:type="dxa"/>
-              <w:bottom w:w="100" w:type="dxa"/>
-              <w:right w:w="100" w:type="dxa"/>
-            </w:tcMar>
-            <w:hideMark/>
-          </w:tcPr>
-          <w:p>
-            <w:r>
-              <w:rPr>
+            <w:tcW w:w="1340" w:type="dxa"/>
+            <w:tcBorders>
+              <w:top w:val="single" w:sz="8" w:space="0" w:color="000000"/>
+              <w:left w:val="single" w:sz="8" w:space="0" w:color="000000"/>
+              <w:bottom w:val="single" w:sz="8" w:space="0" w:color="000000"/>
+              <w:right w:val="single" w:sz="8" w:space="0" w:color="000000"/>
+            </w:tcBorders>
+            <w:tcMar>
+              <w:top w:w="100" w:type="dxa"/>
+              <w:left w:w="100" w:type="dxa"/>
+              <w:bottom w:w="100" w:type="dxa"/>
+              <w:right w:w="100" w:type="dxa"/>
+            </w:tcMar>
+            <w:hideMark/>
+          </w:tcPr>
+          <w:p>
+            <w:pPr>
+              <w:rPr>
+                <w:rFonts w:ascii="Times New Roman" w:hAnsi="Times New Roman" w:cs="Times New Roman"/>
+                <w:sz w:val="20"/>
+                <w:szCs w:val="20"/>
+              </w:rPr>
+            </w:pPr>
+            <w:r>
+              <w:rPr>
+                <w:rFonts w:ascii="Times New Roman" w:hAnsi="Times New Roman" w:cs="Times New Roman"/>
                 <w:b/>
                 <w:bCs/>
-              </w:rPr>
-              <w:t>Type Inference</w:t>
-            </w:r>
-          </w:p>
-        </w:tc>
-        <w:tc>
-          <w:tcPr>
-            <w:tcW w:w="0" w:type="auto"/>
-            <w:tcBorders>
-              <w:top w:val="single" w:sz="8" w:space="0" w:color="000000"/>
-              <w:left w:val="single" w:sz="8" w:space="0" w:color="000000"/>
-              <w:bottom w:val="single" w:sz="8" w:space="0" w:color="000000"/>
-              <w:right w:val="single" w:sz="8" w:space="0" w:color="000000"/>
-            </w:tcBorders>
-            <w:tcMar>
-              <w:top w:w="100" w:type="dxa"/>
-              <w:left w:w="100" w:type="dxa"/>
-              <w:bottom w:w="100" w:type="dxa"/>
-              <w:right w:w="100" w:type="dxa"/>
-            </w:tcMar>
-            <w:hideMark/>
-          </w:tcPr>
-          <w:p>
-            <w:r>
-              <w:t>Limited type inference</w:t>
-            </w:r>
-          </w:p>
-        </w:tc>
-        <w:tc>
-          <w:tcPr>
-            <w:tcW w:w="0" w:type="auto"/>
-            <w:tcBorders>
-              <w:top w:val="single" w:sz="8" w:space="0" w:color="000000"/>
-              <w:left w:val="single" w:sz="8" w:space="0" w:color="000000"/>
-              <w:bottom w:val="single" w:sz="8" w:space="0" w:color="000000"/>
-              <w:right w:val="single" w:sz="8" w:space="0" w:color="000000"/>
-            </w:tcBorders>
-            <w:tcMar>
-              <w:top w:w="100" w:type="dxa"/>
-              <w:left w:w="100" w:type="dxa"/>
-              <w:bottom w:w="100" w:type="dxa"/>
-              <w:right w:w="100" w:type="dxa"/>
-            </w:tcMar>
-            <w:hideMark/>
-          </w:tcPr>
-          <w:p>
-            <w:r>
-              <w:t>Powerful type inference system</w:t>
+                <w:sz w:val="20"/>
+                <w:szCs w:val="20"/>
+              </w:rPr>
+              <w:t>Usage</w:t>
+            </w:r>
+          </w:p>
+        </w:tc>
+        <w:tc>
+          <w:tcPr>
+            <w:tcW w:w="3060" w:type="dxa"/>
+            <w:tcBorders>
+              <w:top w:val="single" w:sz="8" w:space="0" w:color="000000"/>
+              <w:left w:val="single" w:sz="8" w:space="0" w:color="000000"/>
+              <w:bottom w:val="single" w:sz="8" w:space="0" w:color="000000"/>
+              <w:right w:val="single" w:sz="8" w:space="0" w:color="000000"/>
+            </w:tcBorders>
+            <w:tcMar>
+              <w:top w:w="100" w:type="dxa"/>
+              <w:left w:w="100" w:type="dxa"/>
+              <w:bottom w:w="100" w:type="dxa"/>
+              <w:right w:w="100" w:type="dxa"/>
+            </w:tcMar>
+            <w:hideMark/>
+          </w:tcPr>
+          <w:p>
+            <w:pPr>
+              <w:rPr>
+                <w:rFonts w:ascii="Times New Roman" w:hAnsi="Times New Roman" w:cs="Times New Roman"/>
+                <w:sz w:val="20"/>
+                <w:szCs w:val="20"/>
+              </w:rPr>
+            </w:pPr>
+            <w:r>
+              <w:rPr>
+                <w:rFonts w:ascii="Times New Roman" w:hAnsi="Times New Roman" w:cs="Times New Roman"/>
+                <w:sz w:val="20"/>
+                <w:szCs w:val="20"/>
+              </w:rPr>
+              <w:t>Enterprise applications, Android, backend</w:t>
+            </w:r>
+          </w:p>
+        </w:tc>
+        <w:tc>
+          <w:tcPr>
+            <w:tcW w:w="3960" w:type="dxa"/>
+            <w:tcBorders>
+              <w:top w:val="single" w:sz="8" w:space="0" w:color="000000"/>
+              <w:left w:val="single" w:sz="8" w:space="0" w:color="000000"/>
+              <w:bottom w:val="single" w:sz="8" w:space="0" w:color="000000"/>
+              <w:right w:val="single" w:sz="8" w:space="0" w:color="000000"/>
+            </w:tcBorders>
+            <w:tcMar>
+              <w:top w:w="100" w:type="dxa"/>
+              <w:left w:w="100" w:type="dxa"/>
+              <w:bottom w:w="100" w:type="dxa"/>
+              <w:right w:w="100" w:type="dxa"/>
+            </w:tcMar>
+            <w:hideMark/>
+          </w:tcPr>
+          <w:p>
+            <w:pPr>
+              <w:rPr>
+                <w:rFonts w:ascii="Times New Roman" w:hAnsi="Times New Roman" w:cs="Times New Roman"/>
+                <w:sz w:val="20"/>
+                <w:szCs w:val="20"/>
+              </w:rPr>
+            </w:pPr>
+            <w:r>
+              <w:rPr>
+                <w:rFonts w:ascii="Times New Roman" w:hAnsi="Times New Roman" w:cs="Times New Roman"/>
+                <w:sz w:val="20"/>
+                <w:szCs w:val="20"/>
+              </w:rPr>
+              <w:t>Web development, Node.js, frontend (Angular)</w:t>
             </w:r>
           </w:p>
         </w:tc>
@@ -862,74 +3277,108 @@
       <w:tr>
         <w:tc>
           <w:tcPr>
-            <w:tcW w:w="0" w:type="auto"/>
-            <w:tcBorders>
-              <w:top w:val="single" w:sz="8" w:space="0" w:color="000000"/>
-              <w:left w:val="single" w:sz="8" w:space="0" w:color="000000"/>
-              <w:bottom w:val="single" w:sz="8" w:space="0" w:color="000000"/>
-              <w:right w:val="single" w:sz="8" w:space="0" w:color="000000"/>
-            </w:tcBorders>
-            <w:tcMar>
-              <w:top w:w="100" w:type="dxa"/>
-              <w:left w:w="100" w:type="dxa"/>
-              <w:bottom w:w="100" w:type="dxa"/>
-              <w:right w:w="100" w:type="dxa"/>
-            </w:tcMar>
-            <w:hideMark/>
-          </w:tcPr>
-          <w:p>
-            <w:r>
-              <w:rPr>
+            <w:tcW w:w="1340" w:type="dxa"/>
+            <w:tcBorders>
+              <w:top w:val="single" w:sz="8" w:space="0" w:color="000000"/>
+              <w:left w:val="single" w:sz="8" w:space="0" w:color="000000"/>
+              <w:bottom w:val="single" w:sz="8" w:space="0" w:color="000000"/>
+              <w:right w:val="single" w:sz="8" w:space="0" w:color="000000"/>
+            </w:tcBorders>
+            <w:tcMar>
+              <w:top w:w="100" w:type="dxa"/>
+              <w:left w:w="100" w:type="dxa"/>
+              <w:bottom w:w="100" w:type="dxa"/>
+              <w:right w:w="100" w:type="dxa"/>
+            </w:tcMar>
+            <w:hideMark/>
+          </w:tcPr>
+          <w:p>
+            <w:pPr>
+              <w:rPr>
+                <w:rFonts w:ascii="Times New Roman" w:hAnsi="Times New Roman" w:cs="Times New Roman"/>
+                <w:sz w:val="20"/>
+                <w:szCs w:val="20"/>
+              </w:rPr>
+            </w:pPr>
+            <w:r>
+              <w:rPr>
+                <w:rFonts w:ascii="Times New Roman" w:hAnsi="Times New Roman" w:cs="Times New Roman"/>
                 <w:b/>
                 <w:bCs/>
-              </w:rPr>
-              <w:t>Interfaces</w:t>
-            </w:r>
-          </w:p>
-        </w:tc>
-        <w:tc>
-          <w:tcPr>
-            <w:tcW w:w="0" w:type="auto"/>
-            <w:tcBorders>
-              <w:top w:val="single" w:sz="8" w:space="0" w:color="000000"/>
-              <w:left w:val="single" w:sz="8" w:space="0" w:color="000000"/>
-              <w:bottom w:val="single" w:sz="8" w:space="0" w:color="000000"/>
-              <w:right w:val="single" w:sz="8" w:space="0" w:color="000000"/>
-            </w:tcBorders>
-            <w:tcMar>
-              <w:top w:w="100" w:type="dxa"/>
-              <w:left w:w="100" w:type="dxa"/>
-              <w:bottom w:w="100" w:type="dxa"/>
-              <w:right w:w="100" w:type="dxa"/>
-            </w:tcMar>
-            <w:hideMark/>
-          </w:tcPr>
-          <w:p>
-            <w:r>
-              <w:t>No native support</w:t>
-            </w:r>
-          </w:p>
-        </w:tc>
-        <w:tc>
-          <w:tcPr>
-            <w:tcW w:w="0" w:type="auto"/>
-            <w:tcBorders>
-              <w:top w:val="single" w:sz="8" w:space="0" w:color="000000"/>
-              <w:left w:val="single" w:sz="8" w:space="0" w:color="000000"/>
-              <w:bottom w:val="single" w:sz="8" w:space="0" w:color="000000"/>
-              <w:right w:val="single" w:sz="8" w:space="0" w:color="000000"/>
-            </w:tcBorders>
-            <w:tcMar>
-              <w:top w:w="100" w:type="dxa"/>
-              <w:left w:w="100" w:type="dxa"/>
-              <w:bottom w:w="100" w:type="dxa"/>
-              <w:right w:w="100" w:type="dxa"/>
-            </w:tcMar>
-            <w:hideMark/>
-          </w:tcPr>
-          <w:p>
-            <w:r>
-              <w:t>Supports interfaces for defining object structure</w:t>
+                <w:sz w:val="20"/>
+                <w:szCs w:val="20"/>
+              </w:rPr>
+              <w:t>Object-Oriented</w:t>
+            </w:r>
+          </w:p>
+        </w:tc>
+        <w:tc>
+          <w:tcPr>
+            <w:tcW w:w="3060" w:type="dxa"/>
+            <w:tcBorders>
+              <w:top w:val="single" w:sz="8" w:space="0" w:color="000000"/>
+              <w:left w:val="single" w:sz="8" w:space="0" w:color="000000"/>
+              <w:bottom w:val="single" w:sz="8" w:space="0" w:color="000000"/>
+              <w:right w:val="single" w:sz="8" w:space="0" w:color="000000"/>
+            </w:tcBorders>
+            <w:tcMar>
+              <w:top w:w="100" w:type="dxa"/>
+              <w:left w:w="100" w:type="dxa"/>
+              <w:bottom w:w="100" w:type="dxa"/>
+              <w:right w:w="100" w:type="dxa"/>
+            </w:tcMar>
+            <w:hideMark/>
+          </w:tcPr>
+          <w:p>
+            <w:pPr>
+              <w:rPr>
+                <w:rFonts w:ascii="Times New Roman" w:hAnsi="Times New Roman" w:cs="Times New Roman"/>
+                <w:sz w:val="20"/>
+                <w:szCs w:val="20"/>
+              </w:rPr>
+            </w:pPr>
+            <w:r>
+              <w:rPr>
+                <w:rFonts w:ascii="Times New Roman" w:hAnsi="Times New Roman" w:cs="Times New Roman"/>
+                <w:sz w:val="20"/>
+                <w:szCs w:val="20"/>
+              </w:rPr>
+              <w:t>Purely object-oriented</w:t>
+            </w:r>
+          </w:p>
+        </w:tc>
+        <w:tc>
+          <w:tcPr>
+            <w:tcW w:w="3960" w:type="dxa"/>
+            <w:tcBorders>
+              <w:top w:val="single" w:sz="8" w:space="0" w:color="000000"/>
+              <w:left w:val="single" w:sz="8" w:space="0" w:color="000000"/>
+              <w:bottom w:val="single" w:sz="8" w:space="0" w:color="000000"/>
+              <w:right w:val="single" w:sz="8" w:space="0" w:color="000000"/>
+            </w:tcBorders>
+            <w:tcMar>
+              <w:top w:w="100" w:type="dxa"/>
+              <w:left w:w="100" w:type="dxa"/>
+              <w:bottom w:w="100" w:type="dxa"/>
+              <w:right w:w="100" w:type="dxa"/>
+            </w:tcMar>
+            <w:hideMark/>
+          </w:tcPr>
+          <w:p>
+            <w:pPr>
+              <w:rPr>
+                <w:rFonts w:ascii="Times New Roman" w:hAnsi="Times New Roman" w:cs="Times New Roman"/>
+                <w:sz w:val="20"/>
+                <w:szCs w:val="20"/>
+              </w:rPr>
+            </w:pPr>
+            <w:r>
+              <w:rPr>
+                <w:rFonts w:ascii="Times New Roman" w:hAnsi="Times New Roman" w:cs="Times New Roman"/>
+                <w:sz w:val="20"/>
+                <w:szCs w:val="20"/>
+              </w:rPr>
+              <w:t>Object-oriented (class-based, prototype-based)</w:t>
             </w:r>
           </w:p>
         </w:tc>
@@ -937,82 +3386,108 @@
       <w:tr>
         <w:tc>
           <w:tcPr>
-            <w:tcW w:w="0" w:type="auto"/>
-            <w:tcBorders>
-              <w:top w:val="single" w:sz="8" w:space="0" w:color="000000"/>
-              <w:left w:val="single" w:sz="8" w:space="0" w:color="000000"/>
-              <w:bottom w:val="single" w:sz="8" w:space="0" w:color="000000"/>
-              <w:right w:val="single" w:sz="8" w:space="0" w:color="000000"/>
-            </w:tcBorders>
-            <w:tcMar>
-              <w:top w:w="100" w:type="dxa"/>
-              <w:left w:w="100" w:type="dxa"/>
-              <w:bottom w:w="100" w:type="dxa"/>
-              <w:right w:w="100" w:type="dxa"/>
-            </w:tcMar>
-            <w:hideMark/>
-          </w:tcPr>
-          <w:p>
-            <w:r>
-              <w:rPr>
+            <w:tcW w:w="1340" w:type="dxa"/>
+            <w:tcBorders>
+              <w:top w:val="single" w:sz="8" w:space="0" w:color="000000"/>
+              <w:left w:val="single" w:sz="8" w:space="0" w:color="000000"/>
+              <w:bottom w:val="single" w:sz="8" w:space="0" w:color="000000"/>
+              <w:right w:val="single" w:sz="8" w:space="0" w:color="000000"/>
+            </w:tcBorders>
+            <w:tcMar>
+              <w:top w:w="100" w:type="dxa"/>
+              <w:left w:w="100" w:type="dxa"/>
+              <w:bottom w:w="100" w:type="dxa"/>
+              <w:right w:w="100" w:type="dxa"/>
+            </w:tcMar>
+            <w:hideMark/>
+          </w:tcPr>
+          <w:p>
+            <w:pPr>
+              <w:rPr>
+                <w:rFonts w:ascii="Times New Roman" w:hAnsi="Times New Roman" w:cs="Times New Roman"/>
+                <w:sz w:val="20"/>
+                <w:szCs w:val="20"/>
+              </w:rPr>
+            </w:pPr>
+            <w:r>
+              <w:rPr>
+                <w:rFonts w:ascii="Times New Roman" w:hAnsi="Times New Roman" w:cs="Times New Roman"/>
                 <w:b/>
                 <w:bCs/>
-              </w:rPr>
-              <w:t>Enums</w:t>
-            </w:r>
-          </w:p>
-        </w:tc>
-        <w:tc>
-          <w:tcPr>
-            <w:tcW w:w="0" w:type="auto"/>
-            <w:tcBorders>
-              <w:top w:val="single" w:sz="8" w:space="0" w:color="000000"/>
-              <w:left w:val="single" w:sz="8" w:space="0" w:color="000000"/>
-              <w:bottom w:val="single" w:sz="8" w:space="0" w:color="000000"/>
-              <w:right w:val="single" w:sz="8" w:space="0" w:color="000000"/>
-            </w:tcBorders>
-            <w:tcMar>
-              <w:top w:w="100" w:type="dxa"/>
-              <w:left w:w="100" w:type="dxa"/>
-              <w:bottom w:w="100" w:type="dxa"/>
-              <w:right w:w="100" w:type="dxa"/>
-            </w:tcMar>
-            <w:hideMark/>
-          </w:tcPr>
-          <w:p>
-            <w:r>
-              <w:t>No native support</w:t>
-            </w:r>
-          </w:p>
-        </w:tc>
-        <w:tc>
-          <w:tcPr>
-            <w:tcW w:w="0" w:type="auto"/>
-            <w:tcBorders>
-              <w:top w:val="single" w:sz="8" w:space="0" w:color="000000"/>
-              <w:left w:val="single" w:sz="8" w:space="0" w:color="000000"/>
-              <w:bottom w:val="single" w:sz="8" w:space="0" w:color="000000"/>
-              <w:right w:val="single" w:sz="8" w:space="0" w:color="000000"/>
-            </w:tcBorders>
-            <w:tcMar>
-              <w:top w:w="100" w:type="dxa"/>
-              <w:left w:w="100" w:type="dxa"/>
-              <w:bottom w:w="100" w:type="dxa"/>
-              <w:right w:w="100" w:type="dxa"/>
-            </w:tcMar>
-            <w:hideMark/>
-          </w:tcPr>
-          <w:p>
-            <w:r>
-              <w:t xml:space="preserve">Supports </w:t>
-            </w:r>
-            <w:proofErr w:type="spellStart"/>
-            <w:r>
-              <w:t>enums</w:t>
-            </w:r>
-            <w:proofErr w:type="spellEnd"/>
-            <w:r>
-              <w:t xml:space="preserve"> for named constant values</w:t>
+                <w:sz w:val="20"/>
+                <w:szCs w:val="20"/>
+              </w:rPr>
+              <w:t>Development Ecosystem</w:t>
+            </w:r>
+          </w:p>
+        </w:tc>
+        <w:tc>
+          <w:tcPr>
+            <w:tcW w:w="3060" w:type="dxa"/>
+            <w:tcBorders>
+              <w:top w:val="single" w:sz="8" w:space="0" w:color="000000"/>
+              <w:left w:val="single" w:sz="8" w:space="0" w:color="000000"/>
+              <w:bottom w:val="single" w:sz="8" w:space="0" w:color="000000"/>
+              <w:right w:val="single" w:sz="8" w:space="0" w:color="000000"/>
+            </w:tcBorders>
+            <w:tcMar>
+              <w:top w:w="100" w:type="dxa"/>
+              <w:left w:w="100" w:type="dxa"/>
+              <w:bottom w:w="100" w:type="dxa"/>
+              <w:right w:w="100" w:type="dxa"/>
+            </w:tcMar>
+            <w:hideMark/>
+          </w:tcPr>
+          <w:p>
+            <w:pPr>
+              <w:rPr>
+                <w:rFonts w:ascii="Times New Roman" w:hAnsi="Times New Roman" w:cs="Times New Roman"/>
+                <w:sz w:val="20"/>
+                <w:szCs w:val="20"/>
+              </w:rPr>
+            </w:pPr>
+            <w:r>
+              <w:rPr>
+                <w:rFonts w:ascii="Times New Roman" w:hAnsi="Times New Roman" w:cs="Times New Roman"/>
+                <w:sz w:val="20"/>
+                <w:szCs w:val="20"/>
+              </w:rPr>
+              <w:t>Mature ecosystem with extensive libraries and frameworks</w:t>
+            </w:r>
+          </w:p>
+        </w:tc>
+        <w:tc>
+          <w:tcPr>
+            <w:tcW w:w="3960" w:type="dxa"/>
+            <w:tcBorders>
+              <w:top w:val="single" w:sz="8" w:space="0" w:color="000000"/>
+              <w:left w:val="single" w:sz="8" w:space="0" w:color="000000"/>
+              <w:bottom w:val="single" w:sz="8" w:space="0" w:color="000000"/>
+              <w:right w:val="single" w:sz="8" w:space="0" w:color="000000"/>
+            </w:tcBorders>
+            <w:tcMar>
+              <w:top w:w="100" w:type="dxa"/>
+              <w:left w:w="100" w:type="dxa"/>
+              <w:bottom w:w="100" w:type="dxa"/>
+              <w:right w:w="100" w:type="dxa"/>
+            </w:tcMar>
+            <w:hideMark/>
+          </w:tcPr>
+          <w:p>
+            <w:pPr>
+              <w:rPr>
+                <w:rFonts w:ascii="Times New Roman" w:hAnsi="Times New Roman" w:cs="Times New Roman"/>
+                <w:sz w:val="20"/>
+                <w:szCs w:val="20"/>
+              </w:rPr>
+            </w:pPr>
+            <w:r>
+              <w:rPr>
+                <w:rFonts w:ascii="Times New Roman" w:hAnsi="Times New Roman" w:cs="Times New Roman"/>
+                <w:sz w:val="20"/>
+                <w:szCs w:val="20"/>
+              </w:rPr>
+              <w:t>Benefits from the JavaScript ecosystem, good library support</w:t>
             </w:r>
           </w:p>
         </w:tc>
@@ -1020,74 +3495,108 @@
       <w:tr>
         <w:tc>
           <w:tcPr>
-            <w:tcW w:w="0" w:type="auto"/>
-            <w:tcBorders>
-              <w:top w:val="single" w:sz="8" w:space="0" w:color="000000"/>
-              <w:left w:val="single" w:sz="8" w:space="0" w:color="000000"/>
-              <w:bottom w:val="single" w:sz="8" w:space="0" w:color="000000"/>
-              <w:right w:val="single" w:sz="8" w:space="0" w:color="000000"/>
-            </w:tcBorders>
-            <w:tcMar>
-              <w:top w:w="100" w:type="dxa"/>
-              <w:left w:w="100" w:type="dxa"/>
-              <w:bottom w:w="100" w:type="dxa"/>
-              <w:right w:w="100" w:type="dxa"/>
-            </w:tcMar>
-            <w:hideMark/>
-          </w:tcPr>
-          <w:p>
-            <w:r>
-              <w:rPr>
+            <w:tcW w:w="1340" w:type="dxa"/>
+            <w:tcBorders>
+              <w:top w:val="single" w:sz="8" w:space="0" w:color="000000"/>
+              <w:left w:val="single" w:sz="8" w:space="0" w:color="000000"/>
+              <w:bottom w:val="single" w:sz="8" w:space="0" w:color="000000"/>
+              <w:right w:val="single" w:sz="8" w:space="0" w:color="000000"/>
+            </w:tcBorders>
+            <w:tcMar>
+              <w:top w:w="100" w:type="dxa"/>
+              <w:left w:w="100" w:type="dxa"/>
+              <w:bottom w:w="100" w:type="dxa"/>
+              <w:right w:w="100" w:type="dxa"/>
+            </w:tcMar>
+            <w:hideMark/>
+          </w:tcPr>
+          <w:p>
+            <w:pPr>
+              <w:rPr>
+                <w:rFonts w:ascii="Times New Roman" w:hAnsi="Times New Roman" w:cs="Times New Roman"/>
+                <w:sz w:val="20"/>
+                <w:szCs w:val="20"/>
+              </w:rPr>
+            </w:pPr>
+            <w:r>
+              <w:rPr>
+                <w:rFonts w:ascii="Times New Roman" w:hAnsi="Times New Roman" w:cs="Times New Roman"/>
                 <w:b/>
                 <w:bCs/>
-              </w:rPr>
-              <w:t>Classes and Modules</w:t>
-            </w:r>
-          </w:p>
-        </w:tc>
-        <w:tc>
-          <w:tcPr>
-            <w:tcW w:w="0" w:type="auto"/>
-            <w:tcBorders>
-              <w:top w:val="single" w:sz="8" w:space="0" w:color="000000"/>
-              <w:left w:val="single" w:sz="8" w:space="0" w:color="000000"/>
-              <w:bottom w:val="single" w:sz="8" w:space="0" w:color="000000"/>
-              <w:right w:val="single" w:sz="8" w:space="0" w:color="000000"/>
-            </w:tcBorders>
-            <w:tcMar>
-              <w:top w:w="100" w:type="dxa"/>
-              <w:left w:w="100" w:type="dxa"/>
-              <w:bottom w:w="100" w:type="dxa"/>
-              <w:right w:w="100" w:type="dxa"/>
-            </w:tcMar>
-            <w:hideMark/>
-          </w:tcPr>
-          <w:p>
-            <w:r>
-              <w:t>Supports, but with ES6 (ECMAScript 2015) syntax</w:t>
-            </w:r>
-          </w:p>
-        </w:tc>
-        <w:tc>
-          <w:tcPr>
-            <w:tcW w:w="0" w:type="auto"/>
-            <w:tcBorders>
-              <w:top w:val="single" w:sz="8" w:space="0" w:color="000000"/>
-              <w:left w:val="single" w:sz="8" w:space="0" w:color="000000"/>
-              <w:bottom w:val="single" w:sz="8" w:space="0" w:color="000000"/>
-              <w:right w:val="single" w:sz="8" w:space="0" w:color="000000"/>
-            </w:tcBorders>
-            <w:tcMar>
-              <w:top w:w="100" w:type="dxa"/>
-              <w:left w:w="100" w:type="dxa"/>
-              <w:bottom w:w="100" w:type="dxa"/>
-              <w:right w:w="100" w:type="dxa"/>
-            </w:tcMar>
-            <w:hideMark/>
-          </w:tcPr>
-          <w:p>
-            <w:r>
-              <w:t>Supports, with additional features for object-oriented programming</w:t>
+                <w:sz w:val="20"/>
+                <w:szCs w:val="20"/>
+              </w:rPr>
+              <w:t>Tooling</w:t>
+            </w:r>
+          </w:p>
+        </w:tc>
+        <w:tc>
+          <w:tcPr>
+            <w:tcW w:w="3060" w:type="dxa"/>
+            <w:tcBorders>
+              <w:top w:val="single" w:sz="8" w:space="0" w:color="000000"/>
+              <w:left w:val="single" w:sz="8" w:space="0" w:color="000000"/>
+              <w:bottom w:val="single" w:sz="8" w:space="0" w:color="000000"/>
+              <w:right w:val="single" w:sz="8" w:space="0" w:color="000000"/>
+            </w:tcBorders>
+            <w:tcMar>
+              <w:top w:w="100" w:type="dxa"/>
+              <w:left w:w="100" w:type="dxa"/>
+              <w:bottom w:w="100" w:type="dxa"/>
+              <w:right w:w="100" w:type="dxa"/>
+            </w:tcMar>
+            <w:hideMark/>
+          </w:tcPr>
+          <w:p>
+            <w:pPr>
+              <w:rPr>
+                <w:rFonts w:ascii="Times New Roman" w:hAnsi="Times New Roman" w:cs="Times New Roman"/>
+                <w:sz w:val="20"/>
+                <w:szCs w:val="20"/>
+              </w:rPr>
+            </w:pPr>
+            <w:r>
+              <w:rPr>
+                <w:rFonts w:ascii="Times New Roman" w:hAnsi="Times New Roman" w:cs="Times New Roman"/>
+                <w:sz w:val="20"/>
+                <w:szCs w:val="20"/>
+              </w:rPr>
+              <w:t>IDEs like Eclipse, IntelliJ IDEA; Maven, Gradle for builds</w:t>
+            </w:r>
+          </w:p>
+        </w:tc>
+        <w:tc>
+          <w:tcPr>
+            <w:tcW w:w="3960" w:type="dxa"/>
+            <w:tcBorders>
+              <w:top w:val="single" w:sz="8" w:space="0" w:color="000000"/>
+              <w:left w:val="single" w:sz="8" w:space="0" w:color="000000"/>
+              <w:bottom w:val="single" w:sz="8" w:space="0" w:color="000000"/>
+              <w:right w:val="single" w:sz="8" w:space="0" w:color="000000"/>
+            </w:tcBorders>
+            <w:tcMar>
+              <w:top w:w="100" w:type="dxa"/>
+              <w:left w:w="100" w:type="dxa"/>
+              <w:bottom w:w="100" w:type="dxa"/>
+              <w:right w:w="100" w:type="dxa"/>
+            </w:tcMar>
+            <w:hideMark/>
+          </w:tcPr>
+          <w:p>
+            <w:pPr>
+              <w:rPr>
+                <w:rFonts w:ascii="Times New Roman" w:hAnsi="Times New Roman" w:cs="Times New Roman"/>
+                <w:sz w:val="20"/>
+                <w:szCs w:val="20"/>
+              </w:rPr>
+            </w:pPr>
+            <w:r>
+              <w:rPr>
+                <w:rFonts w:ascii="Times New Roman" w:hAnsi="Times New Roman" w:cs="Times New Roman"/>
+                <w:sz w:val="20"/>
+                <w:szCs w:val="20"/>
+              </w:rPr>
+              <w:t>Visual Studio Code, lightweight and powerful; good TypeScript support</w:t>
             </w:r>
           </w:p>
         </w:tc>
@@ -1095,1078 +3604,36 @@
       <w:tr>
         <w:tc>
           <w:tcPr>
-            <w:tcW w:w="0" w:type="auto"/>
-            <w:tcBorders>
-              <w:top w:val="single" w:sz="8" w:space="0" w:color="000000"/>
-              <w:left w:val="single" w:sz="8" w:space="0" w:color="000000"/>
-              <w:bottom w:val="single" w:sz="8" w:space="0" w:color="000000"/>
-              <w:right w:val="single" w:sz="8" w:space="0" w:color="000000"/>
-            </w:tcBorders>
-            <w:tcMar>
-              <w:top w:w="100" w:type="dxa"/>
-              <w:left w:w="100" w:type="dxa"/>
-              <w:bottom w:w="100" w:type="dxa"/>
-              <w:right w:w="100" w:type="dxa"/>
-            </w:tcMar>
-            <w:hideMark/>
-          </w:tcPr>
-          <w:p>
-            <w:r>
-              <w:rPr>
+            <w:tcW w:w="1340" w:type="dxa"/>
+            <w:tcBorders>
+              <w:top w:val="single" w:sz="8" w:space="0" w:color="000000"/>
+              <w:left w:val="single" w:sz="8" w:space="0" w:color="000000"/>
+              <w:bottom w:val="single" w:sz="8" w:space="0" w:color="000000"/>
+              <w:right w:val="single" w:sz="8" w:space="0" w:color="000000"/>
+            </w:tcBorders>
+            <w:tcMar>
+              <w:top w:w="100" w:type="dxa"/>
+              <w:left w:w="100" w:type="dxa"/>
+              <w:bottom w:w="100" w:type="dxa"/>
+              <w:right w:w="100" w:type="dxa"/>
+            </w:tcMar>
+            <w:hideMark/>
+          </w:tcPr>
+          <w:p>
+            <w:pPr>
+              <w:rPr>
+                <w:rFonts w:ascii="Times New Roman" w:hAnsi="Times New Roman" w:cs="Times New Roman"/>
+                <w:sz w:val="20"/>
+                <w:szCs w:val="20"/>
+              </w:rPr>
+            </w:pPr>
+            <w:r>
+              <w:rPr>
+                <w:rFonts w:ascii="Times New Roman" w:hAnsi="Times New Roman" w:cs="Times New Roman"/>
                 <w:b/>
                 <w:bCs/>
-              </w:rPr>
-              <w:t>Compatibility</w:t>
-            </w:r>
-          </w:p>
-        </w:tc>
-        <w:tc>
-          <w:tcPr>
-            <w:tcW w:w="0" w:type="auto"/>
-            <w:tcBorders>
-              <w:top w:val="single" w:sz="8" w:space="0" w:color="000000"/>
-              <w:left w:val="single" w:sz="8" w:space="0" w:color="000000"/>
-              <w:bottom w:val="single" w:sz="8" w:space="0" w:color="000000"/>
-              <w:right w:val="single" w:sz="8" w:space="0" w:color="000000"/>
-            </w:tcBorders>
-            <w:tcMar>
-              <w:top w:w="100" w:type="dxa"/>
-              <w:left w:w="100" w:type="dxa"/>
-              <w:bottom w:w="100" w:type="dxa"/>
-              <w:right w:w="100" w:type="dxa"/>
-            </w:tcMar>
-            <w:hideMark/>
-          </w:tcPr>
-          <w:p>
-            <w:r>
-              <w:t>Works in any JavaScript runtime</w:t>
-            </w:r>
-          </w:p>
-        </w:tc>
-        <w:tc>
-          <w:tcPr>
-            <w:tcW w:w="0" w:type="auto"/>
-            <w:tcBorders>
-              <w:top w:val="single" w:sz="8" w:space="0" w:color="000000"/>
-              <w:left w:val="single" w:sz="8" w:space="0" w:color="000000"/>
-              <w:bottom w:val="single" w:sz="8" w:space="0" w:color="000000"/>
-              <w:right w:val="single" w:sz="8" w:space="0" w:color="000000"/>
-            </w:tcBorders>
-            <w:tcMar>
-              <w:top w:w="100" w:type="dxa"/>
-              <w:left w:w="100" w:type="dxa"/>
-              <w:bottom w:w="100" w:type="dxa"/>
-              <w:right w:w="100" w:type="dxa"/>
-            </w:tcMar>
-            <w:hideMark/>
-          </w:tcPr>
-          <w:p>
-            <w:r>
-              <w:t xml:space="preserve">Compatible with JavaScript; TypeScript code can be </w:t>
-            </w:r>
-            <w:proofErr w:type="spellStart"/>
-            <w:r>
-              <w:t>transpiled</w:t>
-            </w:r>
-            <w:proofErr w:type="spellEnd"/>
-            <w:r>
-              <w:t xml:space="preserve"> to JavaScript</w:t>
-            </w:r>
-          </w:p>
-        </w:tc>
-      </w:tr>
-      <w:tr>
-        <w:tc>
-          <w:tcPr>
-            <w:tcW w:w="0" w:type="auto"/>
-            <w:tcBorders>
-              <w:top w:val="single" w:sz="8" w:space="0" w:color="000000"/>
-              <w:left w:val="single" w:sz="8" w:space="0" w:color="000000"/>
-              <w:bottom w:val="single" w:sz="8" w:space="0" w:color="000000"/>
-              <w:right w:val="single" w:sz="8" w:space="0" w:color="000000"/>
-            </w:tcBorders>
-            <w:tcMar>
-              <w:top w:w="100" w:type="dxa"/>
-              <w:left w:w="100" w:type="dxa"/>
-              <w:bottom w:w="100" w:type="dxa"/>
-              <w:right w:w="100" w:type="dxa"/>
-            </w:tcMar>
-            <w:hideMark/>
-          </w:tcPr>
-          <w:p>
-            <w:r>
-              <w:rPr>
-                <w:b/>
-                <w:bCs/>
-              </w:rPr>
-              <w:t>Tooling Support</w:t>
-            </w:r>
-          </w:p>
-        </w:tc>
-        <w:tc>
-          <w:tcPr>
-            <w:tcW w:w="0" w:type="auto"/>
-            <w:tcBorders>
-              <w:top w:val="single" w:sz="8" w:space="0" w:color="000000"/>
-              <w:left w:val="single" w:sz="8" w:space="0" w:color="000000"/>
-              <w:bottom w:val="single" w:sz="8" w:space="0" w:color="000000"/>
-              <w:right w:val="single" w:sz="8" w:space="0" w:color="000000"/>
-            </w:tcBorders>
-            <w:tcMar>
-              <w:top w:w="100" w:type="dxa"/>
-              <w:left w:w="100" w:type="dxa"/>
-              <w:bottom w:w="100" w:type="dxa"/>
-              <w:right w:w="100" w:type="dxa"/>
-            </w:tcMar>
-            <w:hideMark/>
-          </w:tcPr>
-          <w:p>
-            <w:r>
-              <w:t>Varied; many code editors and IDEs available</w:t>
-            </w:r>
-          </w:p>
-        </w:tc>
-        <w:tc>
-          <w:tcPr>
-            <w:tcW w:w="0" w:type="auto"/>
-            <w:tcBorders>
-              <w:top w:val="single" w:sz="8" w:space="0" w:color="000000"/>
-              <w:left w:val="single" w:sz="8" w:space="0" w:color="000000"/>
-              <w:bottom w:val="single" w:sz="8" w:space="0" w:color="000000"/>
-              <w:right w:val="single" w:sz="8" w:space="0" w:color="000000"/>
-            </w:tcBorders>
-            <w:tcMar>
-              <w:top w:w="100" w:type="dxa"/>
-              <w:left w:w="100" w:type="dxa"/>
-              <w:bottom w:w="100" w:type="dxa"/>
-              <w:right w:w="100" w:type="dxa"/>
-            </w:tcMar>
-            <w:hideMark/>
-          </w:tcPr>
-          <w:p>
-            <w:r>
-              <w:t>Well-supported in Visual Studio Code and other popular editors</w:t>
-            </w:r>
-          </w:p>
-        </w:tc>
-      </w:tr>
-      <w:tr>
-        <w:tc>
-          <w:tcPr>
-            <w:tcW w:w="0" w:type="auto"/>
-            <w:tcBorders>
-              <w:top w:val="single" w:sz="8" w:space="0" w:color="000000"/>
-              <w:left w:val="single" w:sz="8" w:space="0" w:color="000000"/>
-              <w:bottom w:val="single" w:sz="8" w:space="0" w:color="000000"/>
-              <w:right w:val="single" w:sz="8" w:space="0" w:color="000000"/>
-            </w:tcBorders>
-            <w:tcMar>
-              <w:top w:w="100" w:type="dxa"/>
-              <w:left w:w="100" w:type="dxa"/>
-              <w:bottom w:w="100" w:type="dxa"/>
-              <w:right w:w="100" w:type="dxa"/>
-            </w:tcMar>
-            <w:hideMark/>
-          </w:tcPr>
-          <w:p>
-            <w:r>
-              <w:rPr>
-                <w:b/>
-                <w:bCs/>
-              </w:rPr>
-              <w:t>Development Process</w:t>
-            </w:r>
-          </w:p>
-        </w:tc>
-        <w:tc>
-          <w:tcPr>
-            <w:tcW w:w="0" w:type="auto"/>
-            <w:tcBorders>
-              <w:top w:val="single" w:sz="8" w:space="0" w:color="000000"/>
-              <w:left w:val="single" w:sz="8" w:space="0" w:color="000000"/>
-              <w:bottom w:val="single" w:sz="8" w:space="0" w:color="000000"/>
-              <w:right w:val="single" w:sz="8" w:space="0" w:color="000000"/>
-            </w:tcBorders>
-            <w:tcMar>
-              <w:top w:w="100" w:type="dxa"/>
-              <w:left w:w="100" w:type="dxa"/>
-              <w:bottom w:w="100" w:type="dxa"/>
-              <w:right w:w="100" w:type="dxa"/>
-            </w:tcMar>
-            <w:hideMark/>
-          </w:tcPr>
-          <w:p>
-            <w:r>
-              <w:t>Less tooling support for catching errors early</w:t>
-            </w:r>
-          </w:p>
-        </w:tc>
-        <w:tc>
-          <w:tcPr>
-            <w:tcW w:w="0" w:type="auto"/>
-            <w:tcBorders>
-              <w:top w:val="single" w:sz="8" w:space="0" w:color="000000"/>
-              <w:left w:val="single" w:sz="8" w:space="0" w:color="000000"/>
-              <w:bottom w:val="single" w:sz="8" w:space="0" w:color="000000"/>
-              <w:right w:val="single" w:sz="8" w:space="0" w:color="000000"/>
-            </w:tcBorders>
-            <w:tcMar>
-              <w:top w:w="100" w:type="dxa"/>
-              <w:left w:w="100" w:type="dxa"/>
-              <w:bottom w:w="100" w:type="dxa"/>
-              <w:right w:w="100" w:type="dxa"/>
-            </w:tcMar>
-            <w:hideMark/>
-          </w:tcPr>
-          <w:p>
-            <w:r>
-              <w:t>Enhanced tooling support for catching errors during development</w:t>
-            </w:r>
-          </w:p>
-        </w:tc>
-      </w:tr>
-      <w:tr>
-        <w:tc>
-          <w:tcPr>
-            <w:tcW w:w="0" w:type="auto"/>
-            <w:tcBorders>
-              <w:top w:val="single" w:sz="8" w:space="0" w:color="000000"/>
-              <w:left w:val="single" w:sz="8" w:space="0" w:color="000000"/>
-              <w:bottom w:val="single" w:sz="8" w:space="0" w:color="000000"/>
-              <w:right w:val="single" w:sz="8" w:space="0" w:color="000000"/>
-            </w:tcBorders>
-            <w:tcMar>
-              <w:top w:w="100" w:type="dxa"/>
-              <w:left w:w="100" w:type="dxa"/>
-              <w:bottom w:w="100" w:type="dxa"/>
-              <w:right w:w="100" w:type="dxa"/>
-            </w:tcMar>
-            <w:hideMark/>
-          </w:tcPr>
-          <w:p>
-            <w:r>
-              <w:rPr>
-                <w:b/>
-                <w:bCs/>
-              </w:rPr>
-              <w:t>Code Structure</w:t>
-            </w:r>
-          </w:p>
-        </w:tc>
-        <w:tc>
-          <w:tcPr>
-            <w:tcW w:w="0" w:type="auto"/>
-            <w:tcBorders>
-              <w:top w:val="single" w:sz="8" w:space="0" w:color="000000"/>
-              <w:left w:val="single" w:sz="8" w:space="0" w:color="000000"/>
-              <w:bottom w:val="single" w:sz="8" w:space="0" w:color="000000"/>
-              <w:right w:val="single" w:sz="8" w:space="0" w:color="000000"/>
-            </w:tcBorders>
-            <w:tcMar>
-              <w:top w:w="100" w:type="dxa"/>
-              <w:left w:w="100" w:type="dxa"/>
-              <w:bottom w:w="100" w:type="dxa"/>
-              <w:right w:w="100" w:type="dxa"/>
-            </w:tcMar>
-            <w:hideMark/>
-          </w:tcPr>
-          <w:p>
-            <w:proofErr w:type="gramStart"/>
-            <w:r>
-              <w:t>Typically</w:t>
-            </w:r>
-            <w:proofErr w:type="gramEnd"/>
-            <w:r>
-              <w:t xml:space="preserve"> less structured due to dynamic nature</w:t>
-            </w:r>
-          </w:p>
-        </w:tc>
-        <w:tc>
-          <w:tcPr>
-            <w:tcW w:w="0" w:type="auto"/>
-            <w:tcBorders>
-              <w:top w:val="single" w:sz="8" w:space="0" w:color="000000"/>
-              <w:left w:val="single" w:sz="8" w:space="0" w:color="000000"/>
-              <w:bottom w:val="single" w:sz="8" w:space="0" w:color="000000"/>
-              <w:right w:val="single" w:sz="8" w:space="0" w:color="000000"/>
-            </w:tcBorders>
-            <w:tcMar>
-              <w:top w:w="100" w:type="dxa"/>
-              <w:left w:w="100" w:type="dxa"/>
-              <w:bottom w:w="100" w:type="dxa"/>
-              <w:right w:w="100" w:type="dxa"/>
-            </w:tcMar>
-            <w:hideMark/>
-          </w:tcPr>
-          <w:p>
-            <w:r>
-              <w:t>Supports a more structured and modular code organization</w:t>
-            </w:r>
-          </w:p>
-        </w:tc>
-      </w:tr>
-      <w:tr>
-        <w:tc>
-          <w:tcPr>
-            <w:tcW w:w="0" w:type="auto"/>
-            <w:tcBorders>
-              <w:top w:val="single" w:sz="8" w:space="0" w:color="000000"/>
-              <w:left w:val="single" w:sz="8" w:space="0" w:color="000000"/>
-              <w:bottom w:val="single" w:sz="8" w:space="0" w:color="000000"/>
-              <w:right w:val="single" w:sz="8" w:space="0" w:color="000000"/>
-            </w:tcBorders>
-            <w:tcMar>
-              <w:top w:w="100" w:type="dxa"/>
-              <w:left w:w="100" w:type="dxa"/>
-              <w:bottom w:w="100" w:type="dxa"/>
-              <w:right w:w="100" w:type="dxa"/>
-            </w:tcMar>
-            <w:hideMark/>
-          </w:tcPr>
-          <w:p>
-            <w:r>
-              <w:rPr>
-                <w:b/>
-                <w:bCs/>
-              </w:rPr>
-              <w:t>Adoption in Frameworks</w:t>
-            </w:r>
-          </w:p>
-        </w:tc>
-        <w:tc>
-          <w:tcPr>
-            <w:tcW w:w="0" w:type="auto"/>
-            <w:tcBorders>
-              <w:top w:val="single" w:sz="8" w:space="0" w:color="000000"/>
-              <w:left w:val="single" w:sz="8" w:space="0" w:color="000000"/>
-              <w:bottom w:val="single" w:sz="8" w:space="0" w:color="000000"/>
-              <w:right w:val="single" w:sz="8" w:space="0" w:color="000000"/>
-            </w:tcBorders>
-            <w:tcMar>
-              <w:top w:w="100" w:type="dxa"/>
-              <w:left w:w="100" w:type="dxa"/>
-              <w:bottom w:w="100" w:type="dxa"/>
-              <w:right w:w="100" w:type="dxa"/>
-            </w:tcMar>
-            <w:hideMark/>
-          </w:tcPr>
-          <w:p>
-            <w:r>
-              <w:t>Commonly used with frontend frameworks (React, Vue, Angular)</w:t>
-            </w:r>
-          </w:p>
-        </w:tc>
-        <w:tc>
-          <w:tcPr>
-            <w:tcW w:w="0" w:type="auto"/>
-            <w:tcBorders>
-              <w:top w:val="single" w:sz="8" w:space="0" w:color="000000"/>
-              <w:left w:val="single" w:sz="8" w:space="0" w:color="000000"/>
-              <w:bottom w:val="single" w:sz="8" w:space="0" w:color="000000"/>
-              <w:right w:val="single" w:sz="8" w:space="0" w:color="000000"/>
-            </w:tcBorders>
-            <w:tcMar>
-              <w:top w:w="100" w:type="dxa"/>
-              <w:left w:w="100" w:type="dxa"/>
-              <w:bottom w:w="100" w:type="dxa"/>
-              <w:right w:w="100" w:type="dxa"/>
-            </w:tcMar>
-            <w:hideMark/>
-          </w:tcPr>
-          <w:p>
-            <w:r>
-              <w:t>Widely used in Angular development, gaining popularity in other frameworks</w:t>
-            </w:r>
-          </w:p>
-        </w:tc>
-      </w:tr>
-    </w:tbl>
-    <w:p/>
-    <w:p/>
-    <w:p/>
-    <w:p/>
-    <w:p/>
-    <w:p/>
-    <w:p>
-      <w:r>
-        <w:lastRenderedPageBreak/>
-        <w:t>8</w:t>
-      </w:r>
-    </w:p>
-    <w:p>
-      <w:pPr>
-        <w:rPr>
-          <w:b/>
-          <w:bCs/>
-        </w:rPr>
-      </w:pPr>
-      <w:r>
-        <w:rPr>
-          <w:b/>
-          <w:bCs/>
-        </w:rPr>
-        <w:t>Java vs TypeScript</w:t>
-      </w:r>
-    </w:p>
-    <w:tbl>
-      <w:tblPr>
-        <w:tblW w:w="0" w:type="auto"/>
-        <w:tblCellMar>
-          <w:top w:w="15" w:type="dxa"/>
-          <w:left w:w="15" w:type="dxa"/>
-          <w:bottom w:w="15" w:type="dxa"/>
-          <w:right w:w="15" w:type="dxa"/>
-        </w:tblCellMar>
-        <w:tblLook w:val="04A0" w:firstRow="1" w:lastRow="0" w:firstColumn="1" w:lastColumn="0" w:noHBand="0" w:noVBand="1"/>
-      </w:tblPr>
-      <w:tblGrid>
-        <w:gridCol w:w="2217"/>
-        <w:gridCol w:w="3937"/>
-        <w:gridCol w:w="4626"/>
-      </w:tblGrid>
-      <w:tr>
-        <w:tc>
-          <w:tcPr>
-            <w:tcW w:w="0" w:type="auto"/>
-            <w:tcBorders>
-              <w:top w:val="single" w:sz="8" w:space="0" w:color="000000"/>
-              <w:left w:val="single" w:sz="8" w:space="0" w:color="000000"/>
-              <w:bottom w:val="single" w:sz="8" w:space="0" w:color="000000"/>
-              <w:right w:val="single" w:sz="8" w:space="0" w:color="000000"/>
-            </w:tcBorders>
-            <w:tcMar>
-              <w:top w:w="100" w:type="dxa"/>
-              <w:left w:w="100" w:type="dxa"/>
-              <w:bottom w:w="100" w:type="dxa"/>
-              <w:right w:w="100" w:type="dxa"/>
-            </w:tcMar>
-            <w:hideMark/>
-          </w:tcPr>
-          <w:p>
-            <w:r>
-              <w:rPr>
-                <w:b/>
-                <w:bCs/>
-              </w:rPr>
-              <w:t>Feature</w:t>
-            </w:r>
-          </w:p>
-        </w:tc>
-        <w:tc>
-          <w:tcPr>
-            <w:tcW w:w="0" w:type="auto"/>
-            <w:tcBorders>
-              <w:top w:val="single" w:sz="8" w:space="0" w:color="000000"/>
-              <w:left w:val="single" w:sz="8" w:space="0" w:color="000000"/>
-              <w:bottom w:val="single" w:sz="8" w:space="0" w:color="000000"/>
-              <w:right w:val="single" w:sz="8" w:space="0" w:color="000000"/>
-            </w:tcBorders>
-            <w:tcMar>
-              <w:top w:w="100" w:type="dxa"/>
-              <w:left w:w="100" w:type="dxa"/>
-              <w:bottom w:w="100" w:type="dxa"/>
-              <w:right w:w="100" w:type="dxa"/>
-            </w:tcMar>
-            <w:hideMark/>
-          </w:tcPr>
-          <w:p>
-            <w:r>
-              <w:rPr>
-                <w:b/>
-                <w:bCs/>
-              </w:rPr>
-              <w:t>Java</w:t>
-            </w:r>
-          </w:p>
-        </w:tc>
-        <w:tc>
-          <w:tcPr>
-            <w:tcW w:w="0" w:type="auto"/>
-            <w:tcBorders>
-              <w:top w:val="single" w:sz="8" w:space="0" w:color="000000"/>
-              <w:left w:val="single" w:sz="8" w:space="0" w:color="000000"/>
-              <w:bottom w:val="single" w:sz="8" w:space="0" w:color="000000"/>
-              <w:right w:val="single" w:sz="8" w:space="0" w:color="000000"/>
-            </w:tcBorders>
-            <w:tcMar>
-              <w:top w:w="100" w:type="dxa"/>
-              <w:left w:w="100" w:type="dxa"/>
-              <w:bottom w:w="100" w:type="dxa"/>
-              <w:right w:w="100" w:type="dxa"/>
-            </w:tcMar>
-            <w:hideMark/>
-          </w:tcPr>
-          <w:p>
-            <w:r>
-              <w:rPr>
-                <w:b/>
-                <w:bCs/>
-              </w:rPr>
-              <w:t>TypeScript</w:t>
-            </w:r>
-          </w:p>
-        </w:tc>
-      </w:tr>
-      <w:tr>
-        <w:tc>
-          <w:tcPr>
-            <w:tcW w:w="0" w:type="auto"/>
-            <w:tcBorders>
-              <w:top w:val="single" w:sz="8" w:space="0" w:color="000000"/>
-              <w:left w:val="single" w:sz="8" w:space="0" w:color="000000"/>
-              <w:bottom w:val="single" w:sz="8" w:space="0" w:color="000000"/>
-              <w:right w:val="single" w:sz="8" w:space="0" w:color="000000"/>
-            </w:tcBorders>
-            <w:tcMar>
-              <w:top w:w="100" w:type="dxa"/>
-              <w:left w:w="100" w:type="dxa"/>
-              <w:bottom w:w="100" w:type="dxa"/>
-              <w:right w:w="100" w:type="dxa"/>
-            </w:tcMar>
-            <w:hideMark/>
-          </w:tcPr>
-          <w:p>
-            <w:r>
-              <w:rPr>
-                <w:b/>
-                <w:bCs/>
-              </w:rPr>
-              <w:t>Type System</w:t>
-            </w:r>
-          </w:p>
-        </w:tc>
-        <w:tc>
-          <w:tcPr>
-            <w:tcW w:w="0" w:type="auto"/>
-            <w:tcBorders>
-              <w:top w:val="single" w:sz="8" w:space="0" w:color="000000"/>
-              <w:left w:val="single" w:sz="8" w:space="0" w:color="000000"/>
-              <w:bottom w:val="single" w:sz="8" w:space="0" w:color="000000"/>
-              <w:right w:val="single" w:sz="8" w:space="0" w:color="000000"/>
-            </w:tcBorders>
-            <w:tcMar>
-              <w:top w:w="100" w:type="dxa"/>
-              <w:left w:w="100" w:type="dxa"/>
-              <w:bottom w:w="100" w:type="dxa"/>
-              <w:right w:w="100" w:type="dxa"/>
-            </w:tcMar>
-            <w:hideMark/>
-          </w:tcPr>
-          <w:p>
-            <w:proofErr w:type="gramStart"/>
-            <w:r>
-              <w:t>Statically-typed</w:t>
-            </w:r>
-            <w:proofErr w:type="gramEnd"/>
-          </w:p>
-        </w:tc>
-        <w:tc>
-          <w:tcPr>
-            <w:tcW w:w="0" w:type="auto"/>
-            <w:tcBorders>
-              <w:top w:val="single" w:sz="8" w:space="0" w:color="000000"/>
-              <w:left w:val="single" w:sz="8" w:space="0" w:color="000000"/>
-              <w:bottom w:val="single" w:sz="8" w:space="0" w:color="000000"/>
-              <w:right w:val="single" w:sz="8" w:space="0" w:color="000000"/>
-            </w:tcBorders>
-            <w:tcMar>
-              <w:top w:w="100" w:type="dxa"/>
-              <w:left w:w="100" w:type="dxa"/>
-              <w:bottom w:w="100" w:type="dxa"/>
-              <w:right w:w="100" w:type="dxa"/>
-            </w:tcMar>
-            <w:hideMark/>
-          </w:tcPr>
-          <w:p>
-            <w:proofErr w:type="gramStart"/>
-            <w:r>
-              <w:t>Statically-typed</w:t>
-            </w:r>
-            <w:proofErr w:type="gramEnd"/>
-            <w:r>
-              <w:t xml:space="preserve"> (optional static typing)</w:t>
-            </w:r>
-          </w:p>
-        </w:tc>
-      </w:tr>
-      <w:tr>
-        <w:tc>
-          <w:tcPr>
-            <w:tcW w:w="0" w:type="auto"/>
-            <w:tcBorders>
-              <w:top w:val="single" w:sz="8" w:space="0" w:color="000000"/>
-              <w:left w:val="single" w:sz="8" w:space="0" w:color="000000"/>
-              <w:bottom w:val="single" w:sz="8" w:space="0" w:color="000000"/>
-              <w:right w:val="single" w:sz="8" w:space="0" w:color="000000"/>
-            </w:tcBorders>
-            <w:tcMar>
-              <w:top w:w="100" w:type="dxa"/>
-              <w:left w:w="100" w:type="dxa"/>
-              <w:bottom w:w="100" w:type="dxa"/>
-              <w:right w:w="100" w:type="dxa"/>
-            </w:tcMar>
-            <w:hideMark/>
-          </w:tcPr>
-          <w:p>
-            <w:r>
-              <w:rPr>
-                <w:b/>
-                <w:bCs/>
-              </w:rPr>
-              <w:t>Platform</w:t>
-            </w:r>
-          </w:p>
-        </w:tc>
-        <w:tc>
-          <w:tcPr>
-            <w:tcW w:w="0" w:type="auto"/>
-            <w:tcBorders>
-              <w:top w:val="single" w:sz="8" w:space="0" w:color="000000"/>
-              <w:left w:val="single" w:sz="8" w:space="0" w:color="000000"/>
-              <w:bottom w:val="single" w:sz="8" w:space="0" w:color="000000"/>
-              <w:right w:val="single" w:sz="8" w:space="0" w:color="000000"/>
-            </w:tcBorders>
-            <w:tcMar>
-              <w:top w:w="100" w:type="dxa"/>
-              <w:left w:w="100" w:type="dxa"/>
-              <w:bottom w:w="100" w:type="dxa"/>
-              <w:right w:w="100" w:type="dxa"/>
-            </w:tcMar>
-            <w:hideMark/>
-          </w:tcPr>
-          <w:p>
-            <w:r>
-              <w:t>Cross-platform</w:t>
-            </w:r>
-          </w:p>
-        </w:tc>
-        <w:tc>
-          <w:tcPr>
-            <w:tcW w:w="0" w:type="auto"/>
-            <w:tcBorders>
-              <w:top w:val="single" w:sz="8" w:space="0" w:color="000000"/>
-              <w:left w:val="single" w:sz="8" w:space="0" w:color="000000"/>
-              <w:bottom w:val="single" w:sz="8" w:space="0" w:color="000000"/>
-              <w:right w:val="single" w:sz="8" w:space="0" w:color="000000"/>
-            </w:tcBorders>
-            <w:tcMar>
-              <w:top w:w="100" w:type="dxa"/>
-              <w:left w:w="100" w:type="dxa"/>
-              <w:bottom w:w="100" w:type="dxa"/>
-              <w:right w:w="100" w:type="dxa"/>
-            </w:tcMar>
-            <w:hideMark/>
-          </w:tcPr>
-          <w:p>
-            <w:r>
-              <w:t>Primarily for web development (JavaScript runtime)</w:t>
-            </w:r>
-          </w:p>
-        </w:tc>
-      </w:tr>
-      <w:tr>
-        <w:tc>
-          <w:tcPr>
-            <w:tcW w:w="0" w:type="auto"/>
-            <w:tcBorders>
-              <w:top w:val="single" w:sz="8" w:space="0" w:color="000000"/>
-              <w:left w:val="single" w:sz="8" w:space="0" w:color="000000"/>
-              <w:bottom w:val="single" w:sz="8" w:space="0" w:color="000000"/>
-              <w:right w:val="single" w:sz="8" w:space="0" w:color="000000"/>
-            </w:tcBorders>
-            <w:tcMar>
-              <w:top w:w="100" w:type="dxa"/>
-              <w:left w:w="100" w:type="dxa"/>
-              <w:bottom w:w="100" w:type="dxa"/>
-              <w:right w:w="100" w:type="dxa"/>
-            </w:tcMar>
-            <w:hideMark/>
-          </w:tcPr>
-          <w:p>
-            <w:r>
-              <w:rPr>
-                <w:b/>
-                <w:bCs/>
-              </w:rPr>
-              <w:t>Compilation</w:t>
-            </w:r>
-          </w:p>
-        </w:tc>
-        <w:tc>
-          <w:tcPr>
-            <w:tcW w:w="0" w:type="auto"/>
-            <w:tcBorders>
-              <w:top w:val="single" w:sz="8" w:space="0" w:color="000000"/>
-              <w:left w:val="single" w:sz="8" w:space="0" w:color="000000"/>
-              <w:bottom w:val="single" w:sz="8" w:space="0" w:color="000000"/>
-              <w:right w:val="single" w:sz="8" w:space="0" w:color="000000"/>
-            </w:tcBorders>
-            <w:tcMar>
-              <w:top w:w="100" w:type="dxa"/>
-              <w:left w:w="100" w:type="dxa"/>
-              <w:bottom w:w="100" w:type="dxa"/>
-              <w:right w:w="100" w:type="dxa"/>
-            </w:tcMar>
-            <w:hideMark/>
-          </w:tcPr>
-          <w:p>
-            <w:r>
-              <w:t>Compiled to bytecode (JVM)</w:t>
-            </w:r>
-          </w:p>
-        </w:tc>
-        <w:tc>
-          <w:tcPr>
-            <w:tcW w:w="0" w:type="auto"/>
-            <w:tcBorders>
-              <w:top w:val="single" w:sz="8" w:space="0" w:color="000000"/>
-              <w:left w:val="single" w:sz="8" w:space="0" w:color="000000"/>
-              <w:bottom w:val="single" w:sz="8" w:space="0" w:color="000000"/>
-              <w:right w:val="single" w:sz="8" w:space="0" w:color="000000"/>
-            </w:tcBorders>
-            <w:tcMar>
-              <w:top w:w="100" w:type="dxa"/>
-              <w:left w:w="100" w:type="dxa"/>
-              <w:bottom w:w="100" w:type="dxa"/>
-              <w:right w:w="100" w:type="dxa"/>
-            </w:tcMar>
-            <w:hideMark/>
-          </w:tcPr>
-          <w:p>
-            <w:proofErr w:type="spellStart"/>
-            <w:r>
-              <w:t>Transpiled</w:t>
-            </w:r>
-            <w:proofErr w:type="spellEnd"/>
-            <w:r>
-              <w:t xml:space="preserve"> to JavaScript</w:t>
-            </w:r>
-          </w:p>
-        </w:tc>
-      </w:tr>
-      <w:tr>
-        <w:tc>
-          <w:tcPr>
-            <w:tcW w:w="0" w:type="auto"/>
-            <w:tcBorders>
-              <w:top w:val="single" w:sz="8" w:space="0" w:color="000000"/>
-              <w:left w:val="single" w:sz="8" w:space="0" w:color="000000"/>
-              <w:bottom w:val="single" w:sz="8" w:space="0" w:color="000000"/>
-              <w:right w:val="single" w:sz="8" w:space="0" w:color="000000"/>
-            </w:tcBorders>
-            <w:tcMar>
-              <w:top w:w="100" w:type="dxa"/>
-              <w:left w:w="100" w:type="dxa"/>
-              <w:bottom w:w="100" w:type="dxa"/>
-              <w:right w:w="100" w:type="dxa"/>
-            </w:tcMar>
-            <w:hideMark/>
-          </w:tcPr>
-          <w:p>
-            <w:r>
-              <w:rPr>
-                <w:b/>
-                <w:bCs/>
-              </w:rPr>
-              <w:t>Usage</w:t>
-            </w:r>
-          </w:p>
-        </w:tc>
-        <w:tc>
-          <w:tcPr>
-            <w:tcW w:w="0" w:type="auto"/>
-            <w:tcBorders>
-              <w:top w:val="single" w:sz="8" w:space="0" w:color="000000"/>
-              <w:left w:val="single" w:sz="8" w:space="0" w:color="000000"/>
-              <w:bottom w:val="single" w:sz="8" w:space="0" w:color="000000"/>
-              <w:right w:val="single" w:sz="8" w:space="0" w:color="000000"/>
-            </w:tcBorders>
-            <w:tcMar>
-              <w:top w:w="100" w:type="dxa"/>
-              <w:left w:w="100" w:type="dxa"/>
-              <w:bottom w:w="100" w:type="dxa"/>
-              <w:right w:w="100" w:type="dxa"/>
-            </w:tcMar>
-            <w:hideMark/>
-          </w:tcPr>
-          <w:p>
-            <w:r>
-              <w:t>Enterprise applications, Android, backend</w:t>
-            </w:r>
-          </w:p>
-        </w:tc>
-        <w:tc>
-          <w:tcPr>
-            <w:tcW w:w="0" w:type="auto"/>
-            <w:tcBorders>
-              <w:top w:val="single" w:sz="8" w:space="0" w:color="000000"/>
-              <w:left w:val="single" w:sz="8" w:space="0" w:color="000000"/>
-              <w:bottom w:val="single" w:sz="8" w:space="0" w:color="000000"/>
-              <w:right w:val="single" w:sz="8" w:space="0" w:color="000000"/>
-            </w:tcBorders>
-            <w:tcMar>
-              <w:top w:w="100" w:type="dxa"/>
-              <w:left w:w="100" w:type="dxa"/>
-              <w:bottom w:w="100" w:type="dxa"/>
-              <w:right w:w="100" w:type="dxa"/>
-            </w:tcMar>
-            <w:hideMark/>
-          </w:tcPr>
-          <w:p>
-            <w:r>
-              <w:t>Web development, Node.js, frontend (Angular)</w:t>
-            </w:r>
-          </w:p>
-        </w:tc>
-      </w:tr>
-      <w:tr>
-        <w:tc>
-          <w:tcPr>
-            <w:tcW w:w="0" w:type="auto"/>
-            <w:tcBorders>
-              <w:top w:val="single" w:sz="8" w:space="0" w:color="000000"/>
-              <w:left w:val="single" w:sz="8" w:space="0" w:color="000000"/>
-              <w:bottom w:val="single" w:sz="8" w:space="0" w:color="000000"/>
-              <w:right w:val="single" w:sz="8" w:space="0" w:color="000000"/>
-            </w:tcBorders>
-            <w:tcMar>
-              <w:top w:w="100" w:type="dxa"/>
-              <w:left w:w="100" w:type="dxa"/>
-              <w:bottom w:w="100" w:type="dxa"/>
-              <w:right w:w="100" w:type="dxa"/>
-            </w:tcMar>
-            <w:hideMark/>
-          </w:tcPr>
-          <w:p>
-            <w:r>
-              <w:rPr>
-                <w:b/>
-                <w:bCs/>
-              </w:rPr>
-              <w:t>Object-Oriented</w:t>
-            </w:r>
-          </w:p>
-        </w:tc>
-        <w:tc>
-          <w:tcPr>
-            <w:tcW w:w="0" w:type="auto"/>
-            <w:tcBorders>
-              <w:top w:val="single" w:sz="8" w:space="0" w:color="000000"/>
-              <w:left w:val="single" w:sz="8" w:space="0" w:color="000000"/>
-              <w:bottom w:val="single" w:sz="8" w:space="0" w:color="000000"/>
-              <w:right w:val="single" w:sz="8" w:space="0" w:color="000000"/>
-            </w:tcBorders>
-            <w:tcMar>
-              <w:top w:w="100" w:type="dxa"/>
-              <w:left w:w="100" w:type="dxa"/>
-              <w:bottom w:w="100" w:type="dxa"/>
-              <w:right w:w="100" w:type="dxa"/>
-            </w:tcMar>
-            <w:hideMark/>
-          </w:tcPr>
-          <w:p>
-            <w:r>
-              <w:t>Purely object-oriented</w:t>
-            </w:r>
-          </w:p>
-        </w:tc>
-        <w:tc>
-          <w:tcPr>
-            <w:tcW w:w="0" w:type="auto"/>
-            <w:tcBorders>
-              <w:top w:val="single" w:sz="8" w:space="0" w:color="000000"/>
-              <w:left w:val="single" w:sz="8" w:space="0" w:color="000000"/>
-              <w:bottom w:val="single" w:sz="8" w:space="0" w:color="000000"/>
-              <w:right w:val="single" w:sz="8" w:space="0" w:color="000000"/>
-            </w:tcBorders>
-            <w:tcMar>
-              <w:top w:w="100" w:type="dxa"/>
-              <w:left w:w="100" w:type="dxa"/>
-              <w:bottom w:w="100" w:type="dxa"/>
-              <w:right w:w="100" w:type="dxa"/>
-            </w:tcMar>
-            <w:hideMark/>
-          </w:tcPr>
-          <w:p>
-            <w:r>
-              <w:t>Object-oriented (class-based, prototype-based)</w:t>
-            </w:r>
-          </w:p>
-        </w:tc>
-      </w:tr>
-      <w:tr>
-        <w:tc>
-          <w:tcPr>
-            <w:tcW w:w="0" w:type="auto"/>
-            <w:tcBorders>
-              <w:top w:val="single" w:sz="8" w:space="0" w:color="000000"/>
-              <w:left w:val="single" w:sz="8" w:space="0" w:color="000000"/>
-              <w:bottom w:val="single" w:sz="8" w:space="0" w:color="000000"/>
-              <w:right w:val="single" w:sz="8" w:space="0" w:color="000000"/>
-            </w:tcBorders>
-            <w:tcMar>
-              <w:top w:w="100" w:type="dxa"/>
-              <w:left w:w="100" w:type="dxa"/>
-              <w:bottom w:w="100" w:type="dxa"/>
-              <w:right w:w="100" w:type="dxa"/>
-            </w:tcMar>
-            <w:hideMark/>
-          </w:tcPr>
-          <w:p>
-            <w:r>
-              <w:rPr>
-                <w:b/>
-                <w:bCs/>
-              </w:rPr>
-              <w:t>Development Ecosystem</w:t>
-            </w:r>
-          </w:p>
-        </w:tc>
-        <w:tc>
-          <w:tcPr>
-            <w:tcW w:w="0" w:type="auto"/>
-            <w:tcBorders>
-              <w:top w:val="single" w:sz="8" w:space="0" w:color="000000"/>
-              <w:left w:val="single" w:sz="8" w:space="0" w:color="000000"/>
-              <w:bottom w:val="single" w:sz="8" w:space="0" w:color="000000"/>
-              <w:right w:val="single" w:sz="8" w:space="0" w:color="000000"/>
-            </w:tcBorders>
-            <w:tcMar>
-              <w:top w:w="100" w:type="dxa"/>
-              <w:left w:w="100" w:type="dxa"/>
-              <w:bottom w:w="100" w:type="dxa"/>
-              <w:right w:w="100" w:type="dxa"/>
-            </w:tcMar>
-            <w:hideMark/>
-          </w:tcPr>
-          <w:p>
-            <w:r>
-              <w:t>Mature ecosystem with extensive libraries and frameworks</w:t>
-            </w:r>
-          </w:p>
-        </w:tc>
-        <w:tc>
-          <w:tcPr>
-            <w:tcW w:w="0" w:type="auto"/>
-            <w:tcBorders>
-              <w:top w:val="single" w:sz="8" w:space="0" w:color="000000"/>
-              <w:left w:val="single" w:sz="8" w:space="0" w:color="000000"/>
-              <w:bottom w:val="single" w:sz="8" w:space="0" w:color="000000"/>
-              <w:right w:val="single" w:sz="8" w:space="0" w:color="000000"/>
-            </w:tcBorders>
-            <w:tcMar>
-              <w:top w:w="100" w:type="dxa"/>
-              <w:left w:w="100" w:type="dxa"/>
-              <w:bottom w:w="100" w:type="dxa"/>
-              <w:right w:w="100" w:type="dxa"/>
-            </w:tcMar>
-            <w:hideMark/>
-          </w:tcPr>
-          <w:p>
-            <w:r>
-              <w:t>Benefits from the JavaScript ecosystem, good library support</w:t>
-            </w:r>
-          </w:p>
-        </w:tc>
-      </w:tr>
-      <w:tr>
-        <w:tc>
-          <w:tcPr>
-            <w:tcW w:w="0" w:type="auto"/>
-            <w:tcBorders>
-              <w:top w:val="single" w:sz="8" w:space="0" w:color="000000"/>
-              <w:left w:val="single" w:sz="8" w:space="0" w:color="000000"/>
-              <w:bottom w:val="single" w:sz="8" w:space="0" w:color="000000"/>
-              <w:right w:val="single" w:sz="8" w:space="0" w:color="000000"/>
-            </w:tcBorders>
-            <w:tcMar>
-              <w:top w:w="100" w:type="dxa"/>
-              <w:left w:w="100" w:type="dxa"/>
-              <w:bottom w:w="100" w:type="dxa"/>
-              <w:right w:w="100" w:type="dxa"/>
-            </w:tcMar>
-            <w:hideMark/>
-          </w:tcPr>
-          <w:p>
-            <w:r>
-              <w:rPr>
-                <w:b/>
-                <w:bCs/>
-              </w:rPr>
-              <w:t>Tooling</w:t>
-            </w:r>
-          </w:p>
-        </w:tc>
-        <w:tc>
-          <w:tcPr>
-            <w:tcW w:w="0" w:type="auto"/>
-            <w:tcBorders>
-              <w:top w:val="single" w:sz="8" w:space="0" w:color="000000"/>
-              <w:left w:val="single" w:sz="8" w:space="0" w:color="000000"/>
-              <w:bottom w:val="single" w:sz="8" w:space="0" w:color="000000"/>
-              <w:right w:val="single" w:sz="8" w:space="0" w:color="000000"/>
-            </w:tcBorders>
-            <w:tcMar>
-              <w:top w:w="100" w:type="dxa"/>
-              <w:left w:w="100" w:type="dxa"/>
-              <w:bottom w:w="100" w:type="dxa"/>
-              <w:right w:w="100" w:type="dxa"/>
-            </w:tcMar>
-            <w:hideMark/>
-          </w:tcPr>
-          <w:p>
-            <w:r>
-              <w:t>IDEs like Eclipse, IntelliJ IDEA; Maven, Gradle for builds</w:t>
-            </w:r>
-          </w:p>
-        </w:tc>
-        <w:tc>
-          <w:tcPr>
-            <w:tcW w:w="0" w:type="auto"/>
-            <w:tcBorders>
-              <w:top w:val="single" w:sz="8" w:space="0" w:color="000000"/>
-              <w:left w:val="single" w:sz="8" w:space="0" w:color="000000"/>
-              <w:bottom w:val="single" w:sz="8" w:space="0" w:color="000000"/>
-              <w:right w:val="single" w:sz="8" w:space="0" w:color="000000"/>
-            </w:tcBorders>
-            <w:tcMar>
-              <w:top w:w="100" w:type="dxa"/>
-              <w:left w:w="100" w:type="dxa"/>
-              <w:bottom w:w="100" w:type="dxa"/>
-              <w:right w:w="100" w:type="dxa"/>
-            </w:tcMar>
-            <w:hideMark/>
-          </w:tcPr>
-          <w:p>
-            <w:r>
-              <w:t>Visual Studio Code, lightweight and powerful; good TypeScript support</w:t>
-            </w:r>
-          </w:p>
-        </w:tc>
-      </w:tr>
-      <w:tr>
-        <w:tc>
-          <w:tcPr>
-            <w:tcW w:w="0" w:type="auto"/>
-            <w:tcBorders>
-              <w:top w:val="single" w:sz="8" w:space="0" w:color="000000"/>
-              <w:left w:val="single" w:sz="8" w:space="0" w:color="000000"/>
-              <w:bottom w:val="single" w:sz="8" w:space="0" w:color="000000"/>
-              <w:right w:val="single" w:sz="8" w:space="0" w:color="000000"/>
-            </w:tcBorders>
-            <w:tcMar>
-              <w:top w:w="100" w:type="dxa"/>
-              <w:left w:w="100" w:type="dxa"/>
-              <w:bottom w:w="100" w:type="dxa"/>
-              <w:right w:w="100" w:type="dxa"/>
-            </w:tcMar>
-            <w:hideMark/>
-          </w:tcPr>
-          <w:p>
-            <w:r>
-              <w:rPr>
-                <w:b/>
-                <w:bCs/>
+                <w:sz w:val="20"/>
+                <w:szCs w:val="20"/>
               </w:rPr>
               <w:t>Memory Management</w:t>
             </w:r>
@@ -2174,46 +3641,70 @@
         </w:tc>
         <w:tc>
           <w:tcPr>
-            <w:tcW w:w="0" w:type="auto"/>
-            <w:tcBorders>
-              <w:top w:val="single" w:sz="8" w:space="0" w:color="000000"/>
-              <w:left w:val="single" w:sz="8" w:space="0" w:color="000000"/>
-              <w:bottom w:val="single" w:sz="8" w:space="0" w:color="000000"/>
-              <w:right w:val="single" w:sz="8" w:space="0" w:color="000000"/>
-            </w:tcBorders>
-            <w:tcMar>
-              <w:top w:w="100" w:type="dxa"/>
-              <w:left w:w="100" w:type="dxa"/>
-              <w:bottom w:w="100" w:type="dxa"/>
-              <w:right w:w="100" w:type="dxa"/>
-            </w:tcMar>
-            <w:hideMark/>
-          </w:tcPr>
-          <w:p>
-            <w:r>
+            <w:tcW w:w="3060" w:type="dxa"/>
+            <w:tcBorders>
+              <w:top w:val="single" w:sz="8" w:space="0" w:color="000000"/>
+              <w:left w:val="single" w:sz="8" w:space="0" w:color="000000"/>
+              <w:bottom w:val="single" w:sz="8" w:space="0" w:color="000000"/>
+              <w:right w:val="single" w:sz="8" w:space="0" w:color="000000"/>
+            </w:tcBorders>
+            <w:tcMar>
+              <w:top w:w="100" w:type="dxa"/>
+              <w:left w:w="100" w:type="dxa"/>
+              <w:bottom w:w="100" w:type="dxa"/>
+              <w:right w:w="100" w:type="dxa"/>
+            </w:tcMar>
+            <w:hideMark/>
+          </w:tcPr>
+          <w:p>
+            <w:pPr>
+              <w:rPr>
+                <w:rFonts w:ascii="Times New Roman" w:hAnsi="Times New Roman" w:cs="Times New Roman"/>
+                <w:sz w:val="20"/>
+                <w:szCs w:val="20"/>
+              </w:rPr>
+            </w:pPr>
+            <w:r>
+              <w:rPr>
+                <w:rFonts w:ascii="Times New Roman" w:hAnsi="Times New Roman" w:cs="Times New Roman"/>
+                <w:sz w:val="20"/>
+                <w:szCs w:val="20"/>
+              </w:rPr>
               <w:t>Automatic garbage collection</w:t>
             </w:r>
           </w:p>
         </w:tc>
         <w:tc>
           <w:tcPr>
-            <w:tcW w:w="0" w:type="auto"/>
-            <w:tcBorders>
-              <w:top w:val="single" w:sz="8" w:space="0" w:color="000000"/>
-              <w:left w:val="single" w:sz="8" w:space="0" w:color="000000"/>
-              <w:bottom w:val="single" w:sz="8" w:space="0" w:color="000000"/>
-              <w:right w:val="single" w:sz="8" w:space="0" w:color="000000"/>
-            </w:tcBorders>
-            <w:tcMar>
-              <w:top w:w="100" w:type="dxa"/>
-              <w:left w:w="100" w:type="dxa"/>
-              <w:bottom w:w="100" w:type="dxa"/>
-              <w:right w:w="100" w:type="dxa"/>
-            </w:tcMar>
-            <w:hideMark/>
-          </w:tcPr>
-          <w:p>
-            <w:r>
+            <w:tcW w:w="3960" w:type="dxa"/>
+            <w:tcBorders>
+              <w:top w:val="single" w:sz="8" w:space="0" w:color="000000"/>
+              <w:left w:val="single" w:sz="8" w:space="0" w:color="000000"/>
+              <w:bottom w:val="single" w:sz="8" w:space="0" w:color="000000"/>
+              <w:right w:val="single" w:sz="8" w:space="0" w:color="000000"/>
+            </w:tcBorders>
+            <w:tcMar>
+              <w:top w:w="100" w:type="dxa"/>
+              <w:left w:w="100" w:type="dxa"/>
+              <w:bottom w:w="100" w:type="dxa"/>
+              <w:right w:w="100" w:type="dxa"/>
+            </w:tcMar>
+            <w:hideMark/>
+          </w:tcPr>
+          <w:p>
+            <w:pPr>
+              <w:rPr>
+                <w:rFonts w:ascii="Times New Roman" w:hAnsi="Times New Roman" w:cs="Times New Roman"/>
+                <w:sz w:val="20"/>
+                <w:szCs w:val="20"/>
+              </w:rPr>
+            </w:pPr>
+            <w:r>
+              <w:rPr>
+                <w:rFonts w:ascii="Times New Roman" w:hAnsi="Times New Roman" w:cs="Times New Roman"/>
+                <w:sz w:val="20"/>
+                <w:szCs w:val="20"/>
+              </w:rPr>
               <w:t>Relies on JavaScript garbage collection</w:t>
             </w:r>
           </w:p>
@@ -2232,7 +3723,7 @@
           <w:noProof/>
         </w:rPr>
         <w:drawing>
-          <wp:inline distT="0" distB="0" distL="0" distR="0" wp14:anchorId="506FF323" wp14:editId="087984A3">
+          <wp:inline distT="0" distB="0" distL="0" distR="0" wp14:anchorId="506FF323" wp14:editId="30E2D2A4">
             <wp:extent cx="2200890" cy="1135380"/>
             <wp:effectExtent l="0" t="0" r="9525" b="7620"/>
             <wp:docPr id="1219505723" name="Picture 2"/>
@@ -2249,7 +3740,8 @@
                     </pic:cNvPicPr>
                   </pic:nvPicPr>
                   <pic:blipFill>
-                    <a:blip r:embed="rId11">
+                    <a:blip r:embed="rId7">
+                      <a:biLevel thresh="25000"/>
                       <a:extLst>
                         <a:ext uri="{28A0092B-C50C-407E-A947-70E740481C1C}">
                           <a14:useLocalDpi xmlns:a14="http://schemas.microsoft.com/office/drawing/2010/main" val="0"/>
@@ -2292,7 +3784,7 @@
           <w:noProof/>
         </w:rPr>
         <w:drawing>
-          <wp:inline distT="0" distB="0" distL="0" distR="0" wp14:anchorId="7B6C789B" wp14:editId="78A08878">
+          <wp:inline distT="0" distB="0" distL="0" distR="0" wp14:anchorId="7B6C789B" wp14:editId="08B7B94B">
             <wp:extent cx="4678680" cy="1074420"/>
             <wp:effectExtent l="0" t="0" r="7620" b="0"/>
             <wp:docPr id="772326284" name="Picture 3"/>
@@ -2309,7 +3801,8 @@
                     </pic:cNvPicPr>
                   </pic:nvPicPr>
                   <pic:blipFill>
-                    <a:blip r:embed="rId12">
+                    <a:blip r:embed="rId8">
+                      <a:biLevel thresh="25000"/>
                       <a:extLst>
                         <a:ext uri="{28A0092B-C50C-407E-A947-70E740481C1C}">
                           <a14:useLocalDpi xmlns:a14="http://schemas.microsoft.com/office/drawing/2010/main" val="0"/>
@@ -2342,6 +3835,7 @@
       </w:r>
     </w:p>
     <w:p/>
+    <w:p/>
     <w:p>
       <w:r>
         <w:lastRenderedPageBreak/>
@@ -2349,72 +3843,198 @@
       </w:r>
     </w:p>
     <w:p>
-      <w:r>
-        <w:rPr>
-          <w:noProof/>
-        </w:rPr>
-        <w:drawing>
-          <wp:inline distT="0" distB="0" distL="0" distR="0" wp14:anchorId="2E4733D4" wp14:editId="5D90E9D6">
-            <wp:extent cx="3398520" cy="1211040"/>
-            <wp:effectExtent l="0" t="0" r="0" b="8255"/>
-            <wp:docPr id="2046461119" name="Picture 4"/>
-            <wp:cNvGraphicFramePr>
-              <a:graphicFrameLocks xmlns:a="http://schemas.openxmlformats.org/drawingml/2006/main" noChangeAspect="1"/>
-            </wp:cNvGraphicFramePr>
-            <a:graphic xmlns:a="http://schemas.openxmlformats.org/drawingml/2006/main">
-              <a:graphicData uri="http://schemas.openxmlformats.org/drawingml/2006/picture">
-                <pic:pic xmlns:pic="http://schemas.openxmlformats.org/drawingml/2006/picture">
-                  <pic:nvPicPr>
-                    <pic:cNvPr id="0" name="Picture 4"/>
-                    <pic:cNvPicPr>
-                      <a:picLocks noChangeAspect="1" noChangeArrowheads="1"/>
-                    </pic:cNvPicPr>
-                  </pic:nvPicPr>
-                  <pic:blipFill>
-                    <a:blip r:embed="rId13">
-                      <a:extLst>
-                        <a:ext uri="{28A0092B-C50C-407E-A947-70E740481C1C}">
-                          <a14:useLocalDpi xmlns:a14="http://schemas.microsoft.com/office/drawing/2010/main" val="0"/>
-                        </a:ext>
-                      </a:extLst>
-                    </a:blip>
-                    <a:srcRect/>
-                    <a:stretch>
-                      <a:fillRect/>
-                    </a:stretch>
-                  </pic:blipFill>
-                  <pic:spPr bwMode="auto">
-                    <a:xfrm>
-                      <a:off x="0" y="0"/>
-                      <a:ext cx="3407099" cy="1214097"/>
-                    </a:xfrm>
-                    <a:prstGeom prst="rect">
-                      <a:avLst/>
-                    </a:prstGeom>
-                    <a:noFill/>
-                    <a:ln>
-                      <a:noFill/>
-                    </a:ln>
-                  </pic:spPr>
-                </pic:pic>
-              </a:graphicData>
-            </a:graphic>
-          </wp:inline>
-        </w:drawing>
+      <w:pPr>
+        <w:spacing w:after="0"/>
+        <w:rPr>
+          <w:rFonts w:ascii="Times New Roman" w:hAnsi="Times New Roman" w:cs="Times New Roman"/>
+          <w:sz w:val="20"/>
+          <w:szCs w:val="20"/>
+        </w:rPr>
+      </w:pPr>
+      <w:r>
+        <w:rPr>
+          <w:b/>
+          <w:bCs/>
+        </w:rPr>
+        <w:t> </w:t>
+      </w:r>
+      <w:r>
+        <w:rPr>
+          <w:rFonts w:ascii="Times New Roman" w:hAnsi="Times New Roman" w:cs="Times New Roman"/>
+          <w:b/>
+          <w:bCs/>
+          <w:sz w:val="20"/>
+          <w:szCs w:val="20"/>
+        </w:rPr>
+        <w:t>function</w:t>
+      </w:r>
+      <w:r>
+        <w:rPr>
+          <w:rFonts w:ascii="Times New Roman" w:hAnsi="Times New Roman" w:cs="Times New Roman"/>
+          <w:sz w:val="20"/>
+          <w:szCs w:val="20"/>
+        </w:rPr>
+        <w:t xml:space="preserve"> </w:t>
+      </w:r>
+      <w:proofErr w:type="gramStart"/>
+      <w:r>
+        <w:rPr>
+          <w:rFonts w:ascii="Times New Roman" w:hAnsi="Times New Roman" w:cs="Times New Roman"/>
+          <w:sz w:val="20"/>
+          <w:szCs w:val="20"/>
+        </w:rPr>
+        <w:t>test(</w:t>
+      </w:r>
+      <w:proofErr w:type="gramEnd"/>
+      <w:r>
+        <w:rPr>
+          <w:rFonts w:ascii="Times New Roman" w:hAnsi="Times New Roman" w:cs="Times New Roman"/>
+          <w:sz w:val="20"/>
+          <w:szCs w:val="20"/>
+        </w:rPr>
+        <w:t>name</w:t>
+      </w:r>
+      <w:r>
+        <w:rPr>
+          <w:rFonts w:ascii="Times New Roman" w:hAnsi="Times New Roman" w:cs="Times New Roman"/>
+          <w:b/>
+          <w:bCs/>
+          <w:sz w:val="20"/>
+          <w:szCs w:val="20"/>
+        </w:rPr>
+        <w:t>:</w:t>
+      </w:r>
+      <w:r>
+        <w:rPr>
+          <w:rFonts w:ascii="Times New Roman" w:hAnsi="Times New Roman" w:cs="Times New Roman"/>
+          <w:sz w:val="20"/>
+          <w:szCs w:val="20"/>
+        </w:rPr>
+        <w:t xml:space="preserve"> string)</w:t>
+      </w:r>
+      <w:r>
+        <w:rPr>
+          <w:rFonts w:ascii="Times New Roman" w:hAnsi="Times New Roman" w:cs="Times New Roman"/>
+          <w:b/>
+          <w:bCs/>
+          <w:sz w:val="20"/>
+          <w:szCs w:val="20"/>
+        </w:rPr>
+        <w:t>:</w:t>
+      </w:r>
+      <w:r>
+        <w:rPr>
+          <w:rFonts w:ascii="Times New Roman" w:hAnsi="Times New Roman" w:cs="Times New Roman"/>
+          <w:sz w:val="20"/>
+          <w:szCs w:val="20"/>
+        </w:rPr>
+        <w:t xml:space="preserve"> string {</w:t>
       </w:r>
     </w:p>
     <w:p>
-      <w:r>
-        <w:t>13</w:t>
-      </w:r>
+      <w:pPr>
+        <w:spacing w:after="0"/>
+        <w:rPr>
+          <w:rFonts w:ascii="Times New Roman" w:hAnsi="Times New Roman" w:cs="Times New Roman"/>
+          <w:sz w:val="20"/>
+          <w:szCs w:val="20"/>
+        </w:rPr>
+      </w:pPr>
+      <w:r>
+        <w:rPr>
+          <w:rFonts w:ascii="Times New Roman" w:hAnsi="Times New Roman" w:cs="Times New Roman"/>
+          <w:sz w:val="20"/>
+          <w:szCs w:val="20"/>
+        </w:rPr>
+        <w:t>    </w:t>
+      </w:r>
+      <w:r>
+        <w:rPr>
+          <w:rFonts w:ascii="Times New Roman" w:hAnsi="Times New Roman" w:cs="Times New Roman"/>
+          <w:b/>
+          <w:bCs/>
+          <w:sz w:val="20"/>
+          <w:szCs w:val="20"/>
+        </w:rPr>
+        <w:t>return</w:t>
+      </w:r>
+      <w:r>
+        <w:rPr>
+          <w:rFonts w:ascii="Times New Roman" w:hAnsi="Times New Roman" w:cs="Times New Roman"/>
+          <w:sz w:val="20"/>
+          <w:szCs w:val="20"/>
+        </w:rPr>
+        <w:t xml:space="preserve"> `Hello ${name}</w:t>
+      </w:r>
+      <w:proofErr w:type="gramStart"/>
+      <w:r>
+        <w:rPr>
+          <w:rFonts w:ascii="Times New Roman" w:hAnsi="Times New Roman" w:cs="Times New Roman"/>
+          <w:sz w:val="20"/>
+          <w:szCs w:val="20"/>
+        </w:rPr>
+        <w:t>`;</w:t>
+      </w:r>
+      <w:proofErr w:type="gramEnd"/>
     </w:p>
     <w:p>
+      <w:pPr>
+        <w:spacing w:after="0"/>
+        <w:rPr>
+          <w:rFonts w:ascii="Times New Roman" w:hAnsi="Times New Roman" w:cs="Times New Roman"/>
+          <w:sz w:val="20"/>
+          <w:szCs w:val="20"/>
+        </w:rPr>
+      </w:pPr>
+      <w:r>
+        <w:rPr>
+          <w:rFonts w:ascii="Times New Roman" w:hAnsi="Times New Roman" w:cs="Times New Roman"/>
+          <w:sz w:val="20"/>
+          <w:szCs w:val="20"/>
+        </w:rPr>
+        <w:t> }</w:t>
+      </w:r>
+    </w:p>
+    <w:p>
+      <w:pPr>
+        <w:spacing w:after="0"/>
+        <w:rPr>
+          <w:rFonts w:ascii="Times New Roman" w:hAnsi="Times New Roman" w:cs="Times New Roman"/>
+          <w:sz w:val="20"/>
+          <w:szCs w:val="20"/>
+        </w:rPr>
+      </w:pPr>
+      <w:r>
+        <w:rPr>
+          <w:rFonts w:ascii="Times New Roman" w:hAnsi="Times New Roman" w:cs="Times New Roman"/>
+          <w:sz w:val="20"/>
+          <w:szCs w:val="20"/>
+        </w:rPr>
+        <w:t> console.log(test("John")</w:t>
+      </w:r>
+      <w:proofErr w:type="gramStart"/>
+      <w:r>
+        <w:rPr>
+          <w:rFonts w:ascii="Times New Roman" w:hAnsi="Times New Roman" w:cs="Times New Roman"/>
+          <w:sz w:val="20"/>
+          <w:szCs w:val="20"/>
+        </w:rPr>
+        <w:t>);</w:t>
+      </w:r>
+      <w:proofErr w:type="gramEnd"/>
+    </w:p>
+    <w:p>
+      <w:r>
+        <w:t>13</w:t>
+      </w:r>
+    </w:p>
+    <w:p>
       <w:r>
         <w:rPr>
           <w:noProof/>
         </w:rPr>
         <w:drawing>
-          <wp:inline distT="0" distB="0" distL="0" distR="0" wp14:anchorId="108769C4" wp14:editId="6B549477">
+          <wp:inline distT="0" distB="0" distL="0" distR="0" wp14:anchorId="108769C4" wp14:editId="702E21D6">
             <wp:extent cx="1981200" cy="809796"/>
             <wp:effectExtent l="0" t="0" r="0" b="9525"/>
             <wp:docPr id="221767791" name="Picture 5"/>
@@ -2431,7 +4051,8 @@
                     </pic:cNvPicPr>
                   </pic:nvPicPr>
                   <pic:blipFill>
-                    <a:blip r:embed="rId14">
+                    <a:blip r:embed="rId9">
+                      <a:biLevel thresh="25000"/>
                       <a:extLst>
                         <a:ext uri="{28A0092B-C50C-407E-A947-70E740481C1C}">
                           <a14:useLocalDpi xmlns:a14="http://schemas.microsoft.com/office/drawing/2010/main" val="0"/>
@@ -2469,7 +4090,7 @@
           <w:noProof/>
         </w:rPr>
         <w:drawing>
-          <wp:anchor distT="0" distB="0" distL="114300" distR="114300" simplePos="0" relativeHeight="251658240" behindDoc="0" locked="0" layoutInCell="1" allowOverlap="1" wp14:anchorId="24A860BE" wp14:editId="024CBE57">
+          <wp:anchor distT="0" distB="0" distL="114300" distR="114300" simplePos="0" relativeHeight="251658240" behindDoc="0" locked="0" layoutInCell="1" allowOverlap="1" wp14:anchorId="24A860BE" wp14:editId="34D4F16C">
             <wp:simplePos x="0" y="0"/>
             <wp:positionH relativeFrom="margin">
               <wp:align>left</wp:align>
@@ -2494,7 +4115,8 @@
                     </pic:cNvPicPr>
                   </pic:nvPicPr>
                   <pic:blipFill>
-                    <a:blip r:embed="rId15">
+                    <a:blip r:embed="rId10">
+                      <a:biLevel thresh="25000"/>
                       <a:extLst>
                         <a:ext uri="{28A0092B-C50C-407E-A947-70E740481C1C}">
                           <a14:useLocalDpi xmlns:a14="http://schemas.microsoft.com/office/drawing/2010/main" val="0"/>
@@ -2556,7 +4178,7 @@
           <w:noProof/>
         </w:rPr>
         <w:drawing>
-          <wp:inline distT="0" distB="0" distL="0" distR="0" wp14:anchorId="46F622BD" wp14:editId="65600049">
+          <wp:inline distT="0" distB="0" distL="0" distR="0" wp14:anchorId="46F622BD" wp14:editId="683E9E9D">
             <wp:extent cx="6858000" cy="1120140"/>
             <wp:effectExtent l="0" t="0" r="0" b="3810"/>
             <wp:docPr id="441816608" name="Picture 7"/>
@@ -2573,7 +4195,8 @@
                     </pic:cNvPicPr>
                   </pic:nvPicPr>
                   <pic:blipFill>
-                    <a:blip r:embed="rId16">
+                    <a:blip r:embed="rId11">
+                      <a:biLevel thresh="25000"/>
                       <a:extLst>
                         <a:ext uri="{28A0092B-C50C-407E-A947-70E740481C1C}">
                           <a14:useLocalDpi xmlns:a14="http://schemas.microsoft.com/office/drawing/2010/main" val="0"/>
@@ -2616,7 +4239,7 @@
           <w:noProof/>
         </w:rPr>
         <w:drawing>
-          <wp:inline distT="0" distB="0" distL="0" distR="0" wp14:anchorId="79028578" wp14:editId="648995DB">
+          <wp:inline distT="0" distB="0" distL="0" distR="0" wp14:anchorId="79028578" wp14:editId="4557D9D5">
             <wp:extent cx="5217248" cy="3627120"/>
             <wp:effectExtent l="0" t="0" r="2540" b="0"/>
             <wp:docPr id="978165091" name="Picture 8"/>
@@ -2633,7 +4256,8 @@
                     </pic:cNvPicPr>
                   </pic:nvPicPr>
                   <pic:blipFill>
-                    <a:blip r:embed="rId17">
+                    <a:blip r:embed="rId12">
+                      <a:biLevel thresh="25000"/>
                       <a:extLst>
                         <a:ext uri="{28A0092B-C50C-407E-A947-70E740481C1C}">
                           <a14:useLocalDpi xmlns:a14="http://schemas.microsoft.com/office/drawing/2010/main" val="0"/>
@@ -2665,6 +4289,8 @@
         </w:drawing>
       </w:r>
     </w:p>
+    <w:p/>
+    <w:p/>
     <w:p>
       <w:r>
         <w:lastRenderedPageBreak/>
@@ -2680,7 +4306,7 @@
           <w:bdr w:val="none" w:sz="0" w:space="0" w:color="auto" w:frame="1"/>
         </w:rPr>
         <w:drawing>
-          <wp:inline distT="0" distB="0" distL="0" distR="0" wp14:anchorId="16C9655F" wp14:editId="7EB2C9CC">
+          <wp:inline distT="0" distB="0" distL="0" distR="0" wp14:anchorId="16C9655F" wp14:editId="1EFBB1B6">
             <wp:extent cx="1615440" cy="647700"/>
             <wp:effectExtent l="0" t="0" r="3810" b="0"/>
             <wp:docPr id="1026527363" name="Picture 9"/>
@@ -2697,7 +4323,8 @@
                     </pic:cNvPicPr>
                   </pic:nvPicPr>
                   <pic:blipFill>
-                    <a:blip r:embed="rId18">
+                    <a:blip r:embed="rId13">
+                      <a:biLevel thresh="25000"/>
                       <a:extLst>
                         <a:ext uri="{28A0092B-C50C-407E-A947-70E740481C1C}">
                           <a14:useLocalDpi xmlns:a14="http://schemas.microsoft.com/office/drawing/2010/main" val="0"/>
@@ -2743,7 +4370,7 @@
           <w:bdr w:val="none" w:sz="0" w:space="0" w:color="auto" w:frame="1"/>
         </w:rPr>
         <w:drawing>
-          <wp:inline distT="0" distB="0" distL="0" distR="0" wp14:anchorId="1B0C3060" wp14:editId="45C59847">
+          <wp:inline distT="0" distB="0" distL="0" distR="0" wp14:anchorId="1B0C3060" wp14:editId="38DD5B33">
             <wp:extent cx="1059180" cy="1189359"/>
             <wp:effectExtent l="0" t="0" r="7620" b="0"/>
             <wp:docPr id="2077054824" name="Picture 10"/>
@@ -2760,7 +4387,8 @@
                     </pic:cNvPicPr>
                   </pic:nvPicPr>
                   <pic:blipFill>
-                    <a:blip r:embed="rId19">
+                    <a:blip r:embed="rId14">
+                      <a:biLevel thresh="25000"/>
                       <a:extLst>
                         <a:ext uri="{28A0092B-C50C-407E-A947-70E740481C1C}">
                           <a14:useLocalDpi xmlns:a14="http://schemas.microsoft.com/office/drawing/2010/main" val="0"/>
@@ -2806,7 +4434,7 @@
           <w:bdr w:val="none" w:sz="0" w:space="0" w:color="auto" w:frame="1"/>
         </w:rPr>
         <w:drawing>
-          <wp:inline distT="0" distB="0" distL="0" distR="0" wp14:anchorId="344D8EC1" wp14:editId="243CC659">
+          <wp:inline distT="0" distB="0" distL="0" distR="0" wp14:anchorId="344D8EC1" wp14:editId="1F008354">
             <wp:extent cx="2952216" cy="1661160"/>
             <wp:effectExtent l="0" t="0" r="635" b="0"/>
             <wp:docPr id="1275176671" name="Picture 11"/>
@@ -2823,7 +4451,8 @@
                     </pic:cNvPicPr>
                   </pic:nvPicPr>
                   <pic:blipFill>
-                    <a:blip r:embed="rId20">
+                    <a:blip r:embed="rId15">
+                      <a:biLevel thresh="25000"/>
                       <a:extLst>
                         <a:ext uri="{28A0092B-C50C-407E-A947-70E740481C1C}">
                           <a14:useLocalDpi xmlns:a14="http://schemas.microsoft.com/office/drawing/2010/main" val="0"/>
@@ -2869,7 +4498,7 @@
           <w:bdr w:val="none" w:sz="0" w:space="0" w:color="auto" w:frame="1"/>
         </w:rPr>
         <w:drawing>
-          <wp:inline distT="0" distB="0" distL="0" distR="0" wp14:anchorId="6D7EE5B4" wp14:editId="3A0BF6D9">
+          <wp:inline distT="0" distB="0" distL="0" distR="0" wp14:anchorId="6D7EE5B4" wp14:editId="71BAF226">
             <wp:extent cx="2816259" cy="1562100"/>
             <wp:effectExtent l="0" t="0" r="3175" b="0"/>
             <wp:docPr id="1374307331" name="Picture 12" descr="A screen shot of a computer program&#10;&#10;Description automatically generated"/>
@@ -2886,7 +4515,8 @@
                     </pic:cNvPicPr>
                   </pic:nvPicPr>
                   <pic:blipFill>
-                    <a:blip r:embed="rId21">
+                    <a:blip r:embed="rId16">
+                      <a:biLevel thresh="25000"/>
                       <a:extLst>
                         <a:ext uri="{28A0092B-C50C-407E-A947-70E740481C1C}">
                           <a14:useLocalDpi xmlns:a14="http://schemas.microsoft.com/office/drawing/2010/main" val="0"/>
@@ -2929,7 +4559,7 @@
           <w:noProof/>
         </w:rPr>
         <w:drawing>
-          <wp:inline distT="0" distB="0" distL="0" distR="0" wp14:anchorId="039987AE" wp14:editId="73870AF4">
+          <wp:inline distT="0" distB="0" distL="0" distR="0" wp14:anchorId="039987AE" wp14:editId="2BE88455">
             <wp:extent cx="3314700" cy="721137"/>
             <wp:effectExtent l="0" t="0" r="0" b="3175"/>
             <wp:docPr id="1789749089" name="Picture 13"/>
@@ -2946,7 +4576,8 @@
                     </pic:cNvPicPr>
                   </pic:nvPicPr>
                   <pic:blipFill>
-                    <a:blip r:embed="rId22">
+                    <a:blip r:embed="rId17">
+                      <a:biLevel thresh="25000"/>
                       <a:extLst>
                         <a:ext uri="{28A0092B-C50C-407E-A947-70E740481C1C}">
                           <a14:useLocalDpi xmlns:a14="http://schemas.microsoft.com/office/drawing/2010/main" val="0"/>
@@ -2992,7 +4623,7 @@
           <w:bdr w:val="none" w:sz="0" w:space="0" w:color="auto" w:frame="1"/>
         </w:rPr>
         <w:drawing>
-          <wp:inline distT="0" distB="0" distL="0" distR="0" wp14:anchorId="6359C1FE" wp14:editId="0FF22AD4">
+          <wp:inline distT="0" distB="0" distL="0" distR="0" wp14:anchorId="6359C1FE" wp14:editId="12297358">
             <wp:extent cx="914400" cy="426720"/>
             <wp:effectExtent l="0" t="0" r="0" b="0"/>
             <wp:docPr id="385878042" name="Picture 14"/>
@@ -3009,7 +4640,8 @@
                     </pic:cNvPicPr>
                   </pic:nvPicPr>
                   <pic:blipFill>
-                    <a:blip r:embed="rId23">
+                    <a:blip r:embed="rId18">
+                      <a:biLevel thresh="25000"/>
                       <a:extLst>
                         <a:ext uri="{28A0092B-C50C-407E-A947-70E740481C1C}">
                           <a14:useLocalDpi xmlns:a14="http://schemas.microsoft.com/office/drawing/2010/main" val="0"/>
@@ -3042,13 +4674,6 @@
       </w:r>
     </w:p>
     <w:p/>
-    <w:p/>
-    <w:p>
-      <w:r>
-        <w:lastRenderedPageBreak/>
-        <w:t>23</w:t>
-      </w:r>
-    </w:p>
     <w:p/>
     <w:sectPr>
       <w:pgSz w:w="12240" w:h="15840"/>
@@ -3666,7 +5291,6 @@
   <w:style w:type="character" w:default="1" w:styleId="DefaultParagraphFont">
     <w:name w:val="Default Paragraph Font"/>
     <w:uiPriority w:val="1"/>
-    <w:semiHidden/>
     <w:unhideWhenUsed/>
   </w:style>
   <w:style w:type="table" w:default="1" w:styleId="TableNormal">
